--- a/Modelo_de_informe_DEFINITIVO.docx
+++ b/Modelo_de_informe_DEFINITIVO.docx
@@ -149,7 +149,14 @@
           <w:b/>
           <w:bCs/>
         </w:rPr>
-        <w:t>Bautista Bernabè</w:t>
+        <w:t>Bautista Bernab</w:t>
+      </w:r>
+      <w:r>
+        <w:rPr>
+          <w:b/>
+          <w:bCs/>
+        </w:rPr>
+        <w:t>é</w:t>
       </w:r>
       <w:r>
         <w:t xml:space="preserve"> — </w:t>

--- a/Modelo_de_informe_DEFINITIVO.docx
+++ b/Modelo_de_informe_DEFINITIVO.docx
@@ -2140,7 +2140,52 @@
       </w:pPr>
       <w:r>
         <w:rPr/>
-        <w:t>(ACA VA EL DIAGRAMA DE CASOS DE USO XD)</w:t>
+        <w:drawing>
+          <wp:anchor distT="0" distB="0" distL="0" distR="0" simplePos="0" relativeHeight="4" behindDoc="0" locked="0" layoutInCell="0" allowOverlap="1">
+            <wp:simplePos x="0" y="0"/>
+            <wp:positionH relativeFrom="column">
+              <wp:align>center</wp:align>
+            </wp:positionH>
+            <wp:positionV relativeFrom="paragraph">
+              <wp:posOffset>635</wp:posOffset>
+            </wp:positionV>
+            <wp:extent cx="5731510" cy="7585075"/>
+            <wp:effectExtent l="0" t="0" r="0" b="0"/>
+            <wp:wrapSquare wrapText="largest"/>
+            <wp:docPr id="1" name="Imagen1"/>
+            <wp:cNvGraphicFramePr>
+              <a:graphicFrameLocks xmlns:a="http://schemas.openxmlformats.org/drawingml/2006/main" noChangeAspect="1"/>
+            </wp:cNvGraphicFramePr>
+            <a:graphic xmlns:a="http://schemas.openxmlformats.org/drawingml/2006/main">
+              <a:graphicData uri="http://schemas.openxmlformats.org/drawingml/2006/picture">
+                <pic:pic xmlns:pic="http://schemas.openxmlformats.org/drawingml/2006/picture">
+                  <pic:nvPicPr>
+                    <pic:cNvPr id="1" name="Imagen1"/>
+                    <pic:cNvPicPr>
+                      <a:picLocks noChangeAspect="1" noChangeArrowheads="1"/>
+                    </pic:cNvPicPr>
+                  </pic:nvPicPr>
+                  <pic:blipFill>
+                    <a:blip r:embed="rId2"/>
+                    <a:stretch>
+                      <a:fillRect/>
+                    </a:stretch>
+                  </pic:blipFill>
+                  <pic:spPr bwMode="auto">
+                    <a:xfrm>
+                      <a:off x="0" y="0"/>
+                      <a:ext cx="5731510" cy="7585075"/>
+                    </a:xfrm>
+                    <a:prstGeom prst="rect">
+                      <a:avLst/>
+                    </a:prstGeom>
+                    <a:noFill/>
+                  </pic:spPr>
+                </pic:pic>
+              </a:graphicData>
+            </a:graphic>
+          </wp:anchor>
+        </w:drawing>
       </w:r>
     </w:p>
     <w:p>
@@ -3852,12 +3897,16 @@
     <w:p>
       <w:pPr>
         <w:pStyle w:val="Heading2"/>
-        <w:rPr/>
+        <w:rPr>
+          <w:rFonts w:ascii="Arial" w:hAnsi="Arial"/>
+        </w:rPr>
       </w:pPr>
       <w:bookmarkStart w:id="26" w:name="_g3k11l739hdh"/>
       <w:bookmarkEnd w:id="26"/>
       <w:r>
-        <w:rPr/>
+        <w:rPr>
+          <w:rFonts w:ascii="Arial" w:hAnsi="Arial"/>
+        </w:rPr>
         <w:t>Distribución de Responsabilidades</w:t>
       </w:r>
     </w:p>
@@ -3898,10 +3947,14 @@
           <w:p>
             <w:pPr>
               <w:pStyle w:val="Normal"/>
-              <w:rPr/>
+              <w:rPr>
+                <w:rFonts w:ascii="Arial" w:hAnsi="Arial"/>
+              </w:rPr>
             </w:pPr>
             <w:r>
-              <w:rPr/>
+              <w:rPr>
+                <w:rFonts w:ascii="Arial" w:hAnsi="Arial"/>
+              </w:rPr>
               <w:t>Integrante</w:t>
             </w:r>
           </w:p>
@@ -3917,10 +3970,14 @@
           <w:p>
             <w:pPr>
               <w:pStyle w:val="Normal"/>
-              <w:rPr/>
+              <w:rPr>
+                <w:rFonts w:ascii="Arial" w:hAnsi="Arial"/>
+              </w:rPr>
             </w:pPr>
             <w:r>
-              <w:rPr/>
+              <w:rPr>
+                <w:rFonts w:ascii="Arial" w:hAnsi="Arial"/>
+              </w:rPr>
               <w:t>Rol Principal</w:t>
             </w:r>
           </w:p>
@@ -3936,10 +3993,14 @@
           <w:p>
             <w:pPr>
               <w:pStyle w:val="Normal"/>
-              <w:rPr/>
+              <w:rPr>
+                <w:rFonts w:ascii="Arial" w:hAnsi="Arial"/>
+              </w:rPr>
             </w:pPr>
             <w:r>
-              <w:rPr/>
+              <w:rPr>
+                <w:rFonts w:ascii="Arial" w:hAnsi="Arial"/>
+              </w:rPr>
               <w:t>Responsabilidades Principales</w:t>
             </w:r>
           </w:p>
@@ -3960,10 +4021,13 @@
           <w:p>
             <w:pPr>
               <w:pStyle w:val="Normal"/>
-              <w:rPr/>
+              <w:rPr>
+                <w:rFonts w:ascii="Arial" w:hAnsi="Arial"/>
+              </w:rPr>
             </w:pPr>
             <w:r>
               <w:rPr>
+                <w:rFonts w:ascii="Arial" w:hAnsi="Arial"/>
                 <w:b/>
                 <w:bCs/>
               </w:rPr>
@@ -3982,10 +4046,14 @@
           <w:p>
             <w:pPr>
               <w:pStyle w:val="Normal"/>
-              <w:rPr/>
+              <w:rPr>
+                <w:rFonts w:ascii="Arial" w:hAnsi="Arial"/>
+              </w:rPr>
             </w:pPr>
             <w:r>
-              <w:rPr/>
+              <w:rPr>
+                <w:rFonts w:ascii="Arial" w:hAnsi="Arial"/>
+              </w:rPr>
               <w:t>¡?</w:t>
             </w:r>
           </w:p>
@@ -4001,10 +4069,14 @@
           <w:p>
             <w:pPr>
               <w:pStyle w:val="Normal"/>
-              <w:rPr/>
+              <w:rPr>
+                <w:rFonts w:ascii="Arial" w:hAnsi="Arial"/>
+              </w:rPr>
             </w:pPr>
             <w:r>
-              <w:rPr/>
+              <w:rPr>
+                <w:rFonts w:ascii="Arial" w:hAnsi="Arial"/>
+              </w:rPr>
               <w:t>¿</w:t>
             </w:r>
           </w:p>
@@ -4025,10 +4097,13 @@
           <w:p>
             <w:pPr>
               <w:pStyle w:val="Normal"/>
-              <w:rPr/>
+              <w:rPr>
+                <w:rFonts w:ascii="Arial" w:hAnsi="Arial"/>
+              </w:rPr>
             </w:pPr>
             <w:r>
               <w:rPr>
+                <w:rFonts w:ascii="Arial" w:hAnsi="Arial"/>
                 <w:b/>
                 <w:bCs/>
               </w:rPr>
@@ -4047,10 +4122,14 @@
           <w:p>
             <w:pPr>
               <w:pStyle w:val="Normal"/>
-              <w:rPr/>
+              <w:rPr>
+                <w:rFonts w:ascii="Arial" w:hAnsi="Arial"/>
+              </w:rPr>
             </w:pPr>
             <w:r>
-              <w:rPr/>
+              <w:rPr>
+                <w:rFonts w:ascii="Arial" w:hAnsi="Arial"/>
+              </w:rPr>
               <w:t>¿</w:t>
             </w:r>
           </w:p>
@@ -4066,10 +4145,14 @@
           <w:p>
             <w:pPr>
               <w:pStyle w:val="Normal"/>
-              <w:rPr/>
+              <w:rPr>
+                <w:rFonts w:ascii="Arial" w:hAnsi="Arial"/>
+              </w:rPr>
             </w:pPr>
             <w:r>
-              <w:rPr/>
+              <w:rPr>
+                <w:rFonts w:ascii="Arial" w:hAnsi="Arial"/>
+              </w:rPr>
               <w:t>¿</w:t>
             </w:r>
           </w:p>
@@ -4090,10 +4173,13 @@
           <w:p>
             <w:pPr>
               <w:pStyle w:val="Normal"/>
-              <w:rPr/>
+              <w:rPr>
+                <w:rFonts w:ascii="Arial" w:hAnsi="Arial"/>
+              </w:rPr>
             </w:pPr>
             <w:r>
               <w:rPr>
+                <w:rFonts w:ascii="Arial" w:hAnsi="Arial"/>
                 <w:b/>
                 <w:bCs/>
               </w:rPr>
@@ -4112,10 +4198,14 @@
           <w:p>
             <w:pPr>
               <w:pStyle w:val="Normal"/>
-              <w:rPr/>
+              <w:rPr>
+                <w:rFonts w:ascii="Arial" w:hAnsi="Arial"/>
+              </w:rPr>
             </w:pPr>
             <w:r>
-              <w:rPr/>
+              <w:rPr>
+                <w:rFonts w:ascii="Arial" w:hAnsi="Arial"/>
+              </w:rPr>
               <w:t>¿=</w:t>
             </w:r>
           </w:p>
@@ -4131,10 +4221,14 @@
           <w:p>
             <w:pPr>
               <w:pStyle w:val="Normal"/>
-              <w:rPr/>
+              <w:rPr>
+                <w:rFonts w:ascii="Arial" w:hAnsi="Arial"/>
+              </w:rPr>
             </w:pPr>
             <w:r>
-              <w:rPr/>
+              <w:rPr>
+                <w:rFonts w:ascii="Arial" w:hAnsi="Arial"/>
+              </w:rPr>
               <w:t>¿</w:t>
             </w:r>
           </w:p>
@@ -4144,12 +4238,16 @@
     <w:p>
       <w:pPr>
         <w:pStyle w:val="Heading2"/>
-        <w:rPr/>
+        <w:rPr>
+          <w:rFonts w:ascii="Arial" w:hAnsi="Arial"/>
+        </w:rPr>
       </w:pPr>
       <w:bookmarkStart w:id="27" w:name="_2tjcbkqx869v"/>
       <w:bookmarkEnd w:id="27"/>
       <w:r>
-        <w:rPr/>
+        <w:rPr>
+          <w:rFonts w:ascii="Arial" w:hAnsi="Arial"/>
+        </w:rPr>
         <w:t>Diagrama de Gantt Tentativo</w:t>
       </w:r>
     </w:p>
@@ -4191,10 +4289,14 @@
           <w:p>
             <w:pPr>
               <w:pStyle w:val="Normal"/>
-              <w:rPr/>
+              <w:rPr>
+                <w:rFonts w:ascii="Arial" w:hAnsi="Arial"/>
+              </w:rPr>
             </w:pPr>
             <w:r>
-              <w:rPr/>
+              <w:rPr>
+                <w:rFonts w:ascii="Arial" w:hAnsi="Arial"/>
+              </w:rPr>
               <w:t>Fase</w:t>
             </w:r>
           </w:p>
@@ -4210,10 +4312,14 @@
           <w:p>
             <w:pPr>
               <w:pStyle w:val="Normal"/>
-              <w:rPr/>
+              <w:rPr>
+                <w:rFonts w:ascii="Arial" w:hAnsi="Arial"/>
+              </w:rPr>
             </w:pPr>
             <w:r>
-              <w:rPr/>
+              <w:rPr>
+                <w:rFonts w:ascii="Arial" w:hAnsi="Arial"/>
+              </w:rPr>
               <w:t>Nombre de la Fase</w:t>
             </w:r>
           </w:p>
@@ -4229,10 +4335,14 @@
           <w:p>
             <w:pPr>
               <w:pStyle w:val="Normal"/>
-              <w:rPr/>
+              <w:rPr>
+                <w:rFonts w:ascii="Arial" w:hAnsi="Arial"/>
+              </w:rPr>
             </w:pPr>
             <w:r>
-              <w:rPr/>
+              <w:rPr>
+                <w:rFonts w:ascii="Arial" w:hAnsi="Arial"/>
+              </w:rPr>
               <w:t>Fecha Inicio</w:t>
             </w:r>
           </w:p>
@@ -4248,10 +4358,14 @@
           <w:p>
             <w:pPr>
               <w:pStyle w:val="Normal"/>
-              <w:rPr/>
+              <w:rPr>
+                <w:rFonts w:ascii="Arial" w:hAnsi="Arial"/>
+              </w:rPr>
             </w:pPr>
             <w:r>
-              <w:rPr/>
+              <w:rPr>
+                <w:rFonts w:ascii="Arial" w:hAnsi="Arial"/>
+              </w:rPr>
               <w:t>Fecha Fin</w:t>
             </w:r>
           </w:p>
@@ -4272,10 +4386,13 @@
           <w:p>
             <w:pPr>
               <w:pStyle w:val="Normal"/>
-              <w:rPr/>
+              <w:rPr>
+                <w:rFonts w:ascii="Arial" w:hAnsi="Arial"/>
+              </w:rPr>
             </w:pPr>
             <w:r>
               <w:rPr>
+                <w:rFonts w:ascii="Arial" w:hAnsi="Arial"/>
                 <w:b/>
                 <w:bCs/>
               </w:rPr>
@@ -4294,10 +4411,14 @@
           <w:p>
             <w:pPr>
               <w:pStyle w:val="Normal"/>
-              <w:rPr/>
+              <w:rPr>
+                <w:rFonts w:ascii="Arial" w:hAnsi="Arial"/>
+              </w:rPr>
             </w:pPr>
             <w:r>
-              <w:rPr/>
+              <w:rPr>
+                <w:rFonts w:ascii="Arial" w:hAnsi="Arial"/>
+              </w:rPr>
               <w:t>Levantamiento de Requerimientos y Diseño Arquitectónico</w:t>
             </w:r>
           </w:p>
@@ -4313,10 +4434,13 @@
           <w:p>
             <w:pPr>
               <w:pStyle w:val="Normal"/>
-              <w:rPr/>
+              <w:rPr>
+                <w:rFonts w:ascii="Arial" w:hAnsi="Arial"/>
+              </w:rPr>
             </w:pPr>
             <w:r>
               <w:rPr>
+                <w:rFonts w:ascii="Arial" w:hAnsi="Arial"/>
                 <w:color w:val="000000"/>
               </w:rPr>
               <w:t>Date</w:t>
@@ -4334,10 +4458,13 @@
           <w:p>
             <w:pPr>
               <w:pStyle w:val="Normal"/>
-              <w:rPr/>
+              <w:rPr>
+                <w:rFonts w:ascii="Arial" w:hAnsi="Arial"/>
+              </w:rPr>
             </w:pPr>
             <w:r>
               <w:rPr>
+                <w:rFonts w:ascii="Arial" w:hAnsi="Arial"/>
                 <w:color w:val="000000"/>
               </w:rPr>
               <w:t>Date</w:t>
@@ -4360,10 +4487,13 @@
           <w:p>
             <w:pPr>
               <w:pStyle w:val="Normal"/>
-              <w:rPr/>
+              <w:rPr>
+                <w:rFonts w:ascii="Arial" w:hAnsi="Arial"/>
+              </w:rPr>
             </w:pPr>
             <w:r>
               <w:rPr>
+                <w:rFonts w:ascii="Arial" w:hAnsi="Arial"/>
                 <w:b/>
                 <w:bCs/>
               </w:rPr>
@@ -4382,10 +4512,14 @@
           <w:p>
             <w:pPr>
               <w:pStyle w:val="Normal"/>
-              <w:rPr/>
+              <w:rPr>
+                <w:rFonts w:ascii="Arial" w:hAnsi="Arial"/>
+              </w:rPr>
             </w:pPr>
             <w:r>
-              <w:rPr/>
+              <w:rPr>
+                <w:rFonts w:ascii="Arial" w:hAnsi="Arial"/>
+              </w:rPr>
               <w:t>Desarrollo del Núcleo Backend y Base de Datos</w:t>
             </w:r>
           </w:p>
@@ -4401,10 +4535,13 @@
           <w:p>
             <w:pPr>
               <w:pStyle w:val="Normal"/>
-              <w:rPr/>
+              <w:rPr>
+                <w:rFonts w:ascii="Arial" w:hAnsi="Arial"/>
+              </w:rPr>
             </w:pPr>
             <w:r>
               <w:rPr>
+                <w:rFonts w:ascii="Arial" w:hAnsi="Arial"/>
                 <w:color w:val="000000"/>
               </w:rPr>
               <w:t>Date</w:t>
@@ -4422,10 +4559,13 @@
           <w:p>
             <w:pPr>
               <w:pStyle w:val="Normal"/>
-              <w:rPr/>
+              <w:rPr>
+                <w:rFonts w:ascii="Arial" w:hAnsi="Arial"/>
+              </w:rPr>
             </w:pPr>
             <w:r>
               <w:rPr>
+                <w:rFonts w:ascii="Arial" w:hAnsi="Arial"/>
                 <w:color w:val="000000"/>
               </w:rPr>
               <w:t>Date</w:t>
@@ -4448,10 +4588,13 @@
           <w:p>
             <w:pPr>
               <w:pStyle w:val="Normal"/>
-              <w:rPr/>
+              <w:rPr>
+                <w:rFonts w:ascii="Arial" w:hAnsi="Arial"/>
+              </w:rPr>
             </w:pPr>
             <w:r>
               <w:rPr>
+                <w:rFonts w:ascii="Arial" w:hAnsi="Arial"/>
                 <w:b/>
                 <w:bCs/>
               </w:rPr>
@@ -4470,10 +4613,14 @@
           <w:p>
             <w:pPr>
               <w:pStyle w:val="Normal"/>
-              <w:rPr/>
+              <w:rPr>
+                <w:rFonts w:ascii="Arial" w:hAnsi="Arial"/>
+              </w:rPr>
             </w:pPr>
             <w:r>
-              <w:rPr/>
+              <w:rPr>
+                <w:rFonts w:ascii="Arial" w:hAnsi="Arial"/>
+              </w:rPr>
               <w:t>Motor Probabilístico e Integración de API Externa</w:t>
             </w:r>
           </w:p>
@@ -4489,10 +4636,13 @@
           <w:p>
             <w:pPr>
               <w:pStyle w:val="Normal"/>
-              <w:rPr/>
+              <w:rPr>
+                <w:rFonts w:ascii="Arial" w:hAnsi="Arial"/>
+              </w:rPr>
             </w:pPr>
             <w:r>
               <w:rPr>
+                <w:rFonts w:ascii="Arial" w:hAnsi="Arial"/>
                 <w:color w:val="000000"/>
               </w:rPr>
               <w:t>Date</w:t>
@@ -4510,10 +4660,13 @@
           <w:p>
             <w:pPr>
               <w:pStyle w:val="Normal"/>
-              <w:rPr/>
+              <w:rPr>
+                <w:rFonts w:ascii="Arial" w:hAnsi="Arial"/>
+              </w:rPr>
             </w:pPr>
             <w:r>
               <w:rPr>
+                <w:rFonts w:ascii="Arial" w:hAnsi="Arial"/>
                 <w:color w:val="000000"/>
               </w:rPr>
               <w:t>Date</w:t>
@@ -4536,10 +4689,13 @@
           <w:p>
             <w:pPr>
               <w:pStyle w:val="Normal"/>
-              <w:rPr/>
+              <w:rPr>
+                <w:rFonts w:ascii="Arial" w:hAnsi="Arial"/>
+              </w:rPr>
             </w:pPr>
             <w:r>
               <w:rPr>
+                <w:rFonts w:ascii="Arial" w:hAnsi="Arial"/>
                 <w:b/>
                 <w:bCs/>
               </w:rPr>
@@ -4558,10 +4714,14 @@
           <w:p>
             <w:pPr>
               <w:pStyle w:val="Normal"/>
-              <w:rPr/>
+              <w:rPr>
+                <w:rFonts w:ascii="Arial" w:hAnsi="Arial"/>
+              </w:rPr>
             </w:pPr>
             <w:r>
-              <w:rPr/>
+              <w:rPr>
+                <w:rFonts w:ascii="Arial" w:hAnsi="Arial"/>
+              </w:rPr>
               <w:t>Desarrollo Frontend e Integración Chatbot RAG</w:t>
             </w:r>
           </w:p>
@@ -4577,10 +4737,13 @@
           <w:p>
             <w:pPr>
               <w:pStyle w:val="Normal"/>
-              <w:rPr/>
+              <w:rPr>
+                <w:rFonts w:ascii="Arial" w:hAnsi="Arial"/>
+              </w:rPr>
             </w:pPr>
             <w:r>
               <w:rPr>
+                <w:rFonts w:ascii="Arial" w:hAnsi="Arial"/>
                 <w:color w:val="000000"/>
               </w:rPr>
               <w:t>Date</w:t>
@@ -4598,10 +4761,13 @@
           <w:p>
             <w:pPr>
               <w:pStyle w:val="Normal"/>
-              <w:rPr/>
+              <w:rPr>
+                <w:rFonts w:ascii="Arial" w:hAnsi="Arial"/>
+              </w:rPr>
             </w:pPr>
             <w:r>
               <w:rPr>
+                <w:rFonts w:ascii="Arial" w:hAnsi="Arial"/>
                 <w:color w:val="000000"/>
               </w:rPr>
               <w:t>Date</w:t>
@@ -4624,10 +4790,13 @@
           <w:p>
             <w:pPr>
               <w:pStyle w:val="Normal"/>
-              <w:rPr/>
+              <w:rPr>
+                <w:rFonts w:ascii="Arial" w:hAnsi="Arial"/>
+              </w:rPr>
             </w:pPr>
             <w:r>
               <w:rPr>
+                <w:rFonts w:ascii="Arial" w:hAnsi="Arial"/>
                 <w:b/>
                 <w:bCs/>
               </w:rPr>
@@ -4646,10 +4815,14 @@
           <w:p>
             <w:pPr>
               <w:pStyle w:val="Normal"/>
-              <w:rPr/>
+              <w:rPr>
+                <w:rFonts w:ascii="Arial" w:hAnsi="Arial"/>
+              </w:rPr>
             </w:pPr>
             <w:r>
-              <w:rPr/>
+              <w:rPr>
+                <w:rFonts w:ascii="Arial" w:hAnsi="Arial"/>
+              </w:rPr>
               <w:t>Pruebas, Módulo de Simulación y Despliegue</w:t>
             </w:r>
           </w:p>
@@ -4665,10 +4838,13 @@
           <w:p>
             <w:pPr>
               <w:pStyle w:val="Normal"/>
-              <w:rPr/>
+              <w:rPr>
+                <w:rFonts w:ascii="Arial" w:hAnsi="Arial"/>
+              </w:rPr>
             </w:pPr>
             <w:r>
               <w:rPr>
+                <w:rFonts w:ascii="Arial" w:hAnsi="Arial"/>
                 <w:color w:val="000000"/>
               </w:rPr>
               <w:t>Date</w:t>
@@ -4686,10 +4862,13 @@
           <w:p>
             <w:pPr>
               <w:pStyle w:val="Normal"/>
-              <w:rPr/>
+              <w:rPr>
+                <w:rFonts w:ascii="Arial" w:hAnsi="Arial"/>
+              </w:rPr>
             </w:pPr>
             <w:r>
               <w:rPr>
+                <w:rFonts w:ascii="Arial" w:hAnsi="Arial"/>
                 <w:color w:val="000000"/>
               </w:rPr>
               <w:t>Date</w:t>
@@ -4701,10 +4880,14 @@
     <w:p>
       <w:pPr>
         <w:pStyle w:val="Normal"/>
-        <w:rPr/>
-      </w:pPr>
-      <w:r>
-        <w:rPr/>
+        <w:rPr>
+          <w:rFonts w:ascii="Arial" w:hAnsi="Arial"/>
+        </w:rPr>
+      </w:pPr>
+      <w:r>
+        <w:rPr>
+          <w:rFonts w:ascii="Arial" w:hAnsi="Arial"/>
+        </w:rPr>
       </w:r>
     </w:p>
     <w:sectPr>

--- a/Modelo_de_informe_DEFINITIVO.docx
+++ b/Modelo_de_informe_DEFINITIVO.docx
@@ -6,10 +6,14 @@
       <w:pPr>
         <w:pStyle w:val="Title"/>
         <w:spacing w:before="480" w:after="120"/>
-        <w:rPr/>
-      </w:pPr>
-      <w:r>
-        <w:rPr/>
+        <w:rPr>
+          <w:rFonts w:ascii="Arial" w:hAnsi="Arial"/>
+        </w:rPr>
+      </w:pPr>
+      <w:r>
+        <w:rPr>
+          <w:rFonts w:ascii="Arial" w:hAnsi="Arial"/>
+        </w:rPr>
         <w:t>Informe de plataforma de gestión deportiva -Taller de Integración</w:t>
       </w:r>
     </w:p>
@@ -318,8 +322,6 @@
         <w:pStyle w:val="Normal"/>
         <w:rPr>
           <w:rFonts w:ascii="Arial" w:hAnsi="Arial"/>
-          <w:sz w:val="24"/>
-          <w:szCs w:val="24"/>
         </w:rPr>
       </w:pPr>
       <w:r>
@@ -1214,26 +1216,35 @@
         <w:pStyle w:val="Normal"/>
         <w:widowControl w:val="false"/>
         <w:spacing w:lineRule="auto" w:line="276"/>
-        <w:rPr/>
-      </w:pPr>
-      <w:r>
-        <w:rPr/>
-      </w:r>
-    </w:p>
-    <w:p>
-      <w:pPr>
-        <w:pStyle w:val="Normal"/>
-        <w:rPr/>
-      </w:pPr>
-      <w:r>
-        <w:rPr>
+        <w:rPr>
+          <w:rFonts w:ascii="Arial" w:hAnsi="Arial"/>
+        </w:rPr>
+      </w:pPr>
+      <w:r>
+        <w:rPr>
+          <w:rFonts w:ascii="Arial" w:hAnsi="Arial"/>
+        </w:rPr>
+      </w:r>
+    </w:p>
+    <w:p>
+      <w:pPr>
+        <w:pStyle w:val="Normal"/>
+        <w:rPr>
+          <w:rFonts w:ascii="Arial" w:hAnsi="Arial"/>
+        </w:rPr>
+      </w:pPr>
+      <w:r>
+        <w:rPr>
+          <w:rFonts w:ascii="Arial" w:hAnsi="Arial"/>
           <w:b/>
           <w:bCs/>
         </w:rPr>
         <w:t>funcionalidades fuera de alcance:</w:t>
       </w:r>
       <w:r>
-        <w:rPr/>
+        <w:rPr>
+          <w:rFonts w:ascii="Arial" w:hAnsi="Arial"/>
+        </w:rPr>
         <w:t xml:space="preserve"> Se evaluó la incorporación de funcionalidades adicionales orientadas a la jugabilidad y la comunidad, tales como un sistema de pronósticos tipo Prode, un equipo Fantasy, un chat en vivo y foros. Sin embargo, estas funcionalidades fueron descartadas del alcance actual del proyecto debido a la complejidad adicional que implican y al objetivo de priorizar la consolidación de un motor probabilístico robusto y un chatbot como principales elementos diferenciales de la propuesta.</w:t>
       </w:r>
     </w:p>
@@ -1830,10 +1841,14 @@
         <w:pStyle w:val="Normal"/>
         <w:widowControl w:val="false"/>
         <w:spacing w:lineRule="auto" w:line="276"/>
-        <w:rPr/>
-      </w:pPr>
-      <w:r>
-        <w:rPr/>
+        <w:rPr>
+          <w:rFonts w:ascii="Arial" w:hAnsi="Arial"/>
+        </w:rPr>
+      </w:pPr>
+      <w:r>
+        <w:rPr>
+          <w:rFonts w:ascii="Arial" w:hAnsi="Arial"/>
+        </w:rPr>
       </w:r>
     </w:p>
     <w:p>
@@ -1952,7 +1967,7 @@
           <w:sz w:val="24"/>
           <w:szCs w:val="24"/>
         </w:rPr>
-        <w:t xml:space="preserve"> Se implementa un motor predictivo que asume de manera autónoma los cálculos matemáticos que anteriormente los aficionados realizaban de forma manual y analógica. Mediante algoritmos estadísticos basados en rendimiento reciente y datos históricos, el sistema calcula probabilidades de victoria pre-partido y actualiza dinámicamente, ante cada evento del juego (como goles, tarjetas rojas o penales), las probabilidades en vivo del encuentro.</w:t>
+        <w:t xml:space="preserve"> Se implementa un motor predictivo que asume de manera autónoma los cálculos matemáticos que anteriormente los aficionados realizaban de forma manual y analógica. Mediante algoritmos estadísticos basados en rendimiento reciente y datos históricos, el sistema calcula probabilidades de victoria pre-partido yactualiza dinámicamente, ante cada evento del juego (como goles, tarjetas rojas o penales), las probabilidades en vivo del encuentro.</w:t>
       </w:r>
     </w:p>
     <w:p>
@@ -1998,10 +2013,14 @@
         <w:pStyle w:val="Normal"/>
         <w:widowControl w:val="false"/>
         <w:spacing w:lineRule="auto" w:line="276"/>
-        <w:rPr/>
-      </w:pPr>
-      <w:r>
-        <w:rPr/>
+        <w:rPr>
+          <w:rFonts w:ascii="Arial" w:hAnsi="Arial"/>
+        </w:rPr>
+      </w:pPr>
+      <w:r>
+        <w:rPr>
+          <w:rFonts w:ascii="Arial" w:hAnsi="Arial"/>
+        </w:rPr>
       </w:r>
     </w:p>
     <w:p>
@@ -2103,51 +2122,67 @@
     <w:p>
       <w:pPr>
         <w:pStyle w:val="Heading1"/>
-        <w:rPr/>
+        <w:rPr>
+          <w:rFonts w:ascii="Arial" w:hAnsi="Arial"/>
+        </w:rPr>
       </w:pPr>
       <w:bookmarkStart w:id="12" w:name="_tz7uumn3r1xb"/>
       <w:bookmarkEnd w:id="12"/>
       <w:r>
-        <w:rPr/>
+        <w:rPr>
+          <w:rFonts w:ascii="Arial" w:hAnsi="Arial"/>
+        </w:rPr>
         <w:t>Propuesta de Ingeniería de Software</w:t>
       </w:r>
     </w:p>
     <w:p>
       <w:pPr>
         <w:pStyle w:val="Heading2"/>
-        <w:rPr/>
+        <w:rPr>
+          <w:rFonts w:ascii="Arial" w:hAnsi="Arial"/>
+        </w:rPr>
       </w:pPr>
       <w:bookmarkStart w:id="13" w:name="_5s016q8g5p0j"/>
       <w:bookmarkEnd w:id="13"/>
       <w:r>
-        <w:rPr/>
+        <w:rPr>
+          <w:rFonts w:ascii="Arial" w:hAnsi="Arial"/>
+        </w:rPr>
         <w:t>Diagrama de Casos de Uso</w:t>
       </w:r>
     </w:p>
     <w:p>
       <w:pPr>
         <w:pStyle w:val="Normal"/>
-        <w:rPr/>
-      </w:pPr>
-      <w:r>
-        <w:rPr/>
-      </w:r>
-    </w:p>
-    <w:p>
-      <w:pPr>
-        <w:pStyle w:val="Normal"/>
-        <w:rPr/>
-      </w:pPr>
-      <w:r>
-        <w:rPr/>
+        <w:rPr>
+          <w:rFonts w:ascii="Arial" w:hAnsi="Arial"/>
+        </w:rPr>
+      </w:pPr>
+      <w:r>
+        <w:rPr>
+          <w:rFonts w:ascii="Arial" w:hAnsi="Arial"/>
+        </w:rPr>
+      </w:r>
+    </w:p>
+    <w:p>
+      <w:pPr>
+        <w:pStyle w:val="Normal"/>
+        <w:rPr>
+          <w:rFonts w:ascii="Arial" w:hAnsi="Arial"/>
+        </w:rPr>
+      </w:pPr>
+      <w:r>
+        <w:rPr>
+          <w:rFonts w:ascii="Arial" w:hAnsi="Arial"/>
+        </w:rPr>
         <w:drawing>
           <wp:anchor distT="0" distB="0" distL="0" distR="0" simplePos="0" relativeHeight="4" behindDoc="0" locked="0" layoutInCell="0" allowOverlap="1">
             <wp:simplePos x="0" y="0"/>
             <wp:positionH relativeFrom="column">
-              <wp:align>center</wp:align>
+              <wp:posOffset>0</wp:posOffset>
             </wp:positionH>
             <wp:positionV relativeFrom="paragraph">
-              <wp:posOffset>635</wp:posOffset>
+              <wp:posOffset>228600</wp:posOffset>
             </wp:positionV>
             <wp:extent cx="5731510" cy="7585075"/>
             <wp:effectExtent l="0" t="0" r="0" b="0"/>
@@ -2383,31 +2418,43 @@
     <w:p>
       <w:pPr>
         <w:pStyle w:val="Heading2"/>
-        <w:rPr/>
+        <w:rPr>
+          <w:rFonts w:ascii="Arial" w:hAnsi="Arial"/>
+        </w:rPr>
       </w:pPr>
       <w:bookmarkStart w:id="15" w:name="_stvzarbbx8v6"/>
       <w:bookmarkEnd w:id="15"/>
       <w:r>
-        <w:rPr/>
+        <w:rPr>
+          <w:rFonts w:ascii="Arial" w:hAnsi="Arial"/>
+        </w:rPr>
         <w:t>Diagrama de Clases</w:t>
       </w:r>
     </w:p>
     <w:p>
       <w:pPr>
         <w:pStyle w:val="Normal"/>
-        <w:rPr/>
-      </w:pPr>
-      <w:r>
-        <w:rPr/>
-      </w:r>
-    </w:p>
-    <w:p>
-      <w:pPr>
-        <w:pStyle w:val="Normal"/>
-        <w:rPr/>
-      </w:pPr>
-      <w:r>
-        <w:rPr/>
+        <w:rPr>
+          <w:rFonts w:ascii="Arial" w:hAnsi="Arial"/>
+        </w:rPr>
+      </w:pPr>
+      <w:r>
+        <w:rPr>
+          <w:rFonts w:ascii="Arial" w:hAnsi="Arial"/>
+        </w:rPr>
+      </w:r>
+    </w:p>
+    <w:p>
+      <w:pPr>
+        <w:pStyle w:val="Normal"/>
+        <w:rPr>
+          <w:rFonts w:ascii="Arial" w:hAnsi="Arial"/>
+        </w:rPr>
+      </w:pPr>
+      <w:r>
+        <w:rPr>
+          <w:rFonts w:ascii="Arial" w:hAnsi="Arial"/>
+        </w:rPr>
         <w:t>(ACA VA EL DIAGRAMA DE CLASES XD)</w:t>
       </w:r>
     </w:p>
@@ -2475,7 +2522,9 @@
           <w:ilvl w:val="0"/>
           <w:numId w:val="7"/>
         </w:numPr>
-        <w:rPr/>
+        <w:rPr>
+          <w:rFonts w:ascii="Arial" w:hAnsi="Arial"/>
+        </w:rPr>
       </w:pPr>
       <w:r>
         <w:rPr>
@@ -2659,108 +2708,152 @@
     <w:p>
       <w:pPr>
         <w:pStyle w:val="Heading2"/>
-        <w:rPr/>
+        <w:rPr>
+          <w:rFonts w:ascii="Arial" w:hAnsi="Arial"/>
+        </w:rPr>
       </w:pPr>
       <w:bookmarkStart w:id="17" w:name="_i1vepdvfpb6w"/>
       <w:bookmarkEnd w:id="17"/>
       <w:r>
-        <w:rPr/>
+        <w:rPr>
+          <w:rFonts w:ascii="Arial" w:hAnsi="Arial"/>
+        </w:rPr>
         <w:t>Diagrama de Secuencia (y otros)</w:t>
       </w:r>
     </w:p>
     <w:p>
       <w:pPr>
         <w:pStyle w:val="Normal"/>
-        <w:rPr/>
-      </w:pPr>
-      <w:r>
-        <w:rPr/>
-      </w:r>
-    </w:p>
-    <w:p>
-      <w:pPr>
-        <w:pStyle w:val="Normal"/>
-        <w:rPr/>
-      </w:pPr>
-      <w:r>
-        <w:rPr/>
+        <w:rPr>
+          <w:rFonts w:ascii="Arial" w:hAnsi="Arial"/>
+        </w:rPr>
+      </w:pPr>
+      <w:r>
+        <w:rPr>
+          <w:rFonts w:ascii="Arial" w:hAnsi="Arial"/>
+        </w:rPr>
+      </w:r>
+    </w:p>
+    <w:p>
+      <w:pPr>
+        <w:pStyle w:val="Normal"/>
+        <w:rPr>
+          <w:rFonts w:ascii="Arial" w:hAnsi="Arial"/>
+        </w:rPr>
+      </w:pPr>
+      <w:r>
+        <w:rPr>
+          <w:rFonts w:ascii="Arial" w:hAnsi="Arial"/>
+        </w:rPr>
         <w:t>(ACA FALTAN 2 DIAGRAMITAS QUE EL BAUTI QUIERE HACER, SECUENCIA DE EL MOTOR PROBABILISTICO, Y UNO DE LA ARQUITECTURA DEL SOFTWARE)</w:t>
       </w:r>
     </w:p>
     <w:p>
       <w:pPr>
         <w:pStyle w:val="Heading2"/>
-        <w:rPr/>
+        <w:rPr>
+          <w:rFonts w:ascii="Arial" w:hAnsi="Arial"/>
+        </w:rPr>
       </w:pPr>
       <w:bookmarkStart w:id="18" w:name="_2vzmrfpce43y"/>
       <w:bookmarkEnd w:id="18"/>
       <w:r>
-        <w:rPr/>
+        <w:rPr>
+          <w:rFonts w:ascii="Arial" w:hAnsi="Arial"/>
+        </w:rPr>
         <w:t>Modelo DER (SQL)</w:t>
       </w:r>
     </w:p>
     <w:p>
       <w:pPr>
         <w:pStyle w:val="Normal"/>
-        <w:rPr/>
-      </w:pPr>
-      <w:r>
-        <w:rPr/>
-      </w:r>
-    </w:p>
-    <w:p>
-      <w:pPr>
-        <w:pStyle w:val="Normal"/>
-        <w:rPr/>
-      </w:pPr>
-      <w:r>
-        <w:rPr/>
+        <w:rPr>
+          <w:rFonts w:ascii="Arial" w:hAnsi="Arial"/>
+        </w:rPr>
+      </w:pPr>
+      <w:r>
+        <w:rPr>
+          <w:rFonts w:ascii="Arial" w:hAnsi="Arial"/>
+        </w:rPr>
+      </w:r>
+    </w:p>
+    <w:p>
+      <w:pPr>
+        <w:pStyle w:val="Normal"/>
+        <w:rPr>
+          <w:rFonts w:ascii="Arial" w:hAnsi="Arial"/>
+        </w:rPr>
+      </w:pPr>
+      <w:r>
+        <w:rPr>
+          <w:rFonts w:ascii="Arial" w:hAnsi="Arial"/>
+        </w:rPr>
         <w:t>(ACA VA EL DER XD)</w:t>
       </w:r>
     </w:p>
     <w:p>
       <w:pPr>
         <w:pStyle w:val="Normal"/>
-        <w:rPr/>
-      </w:pPr>
-      <w:r>
-        <w:rPr/>
-      </w:r>
-    </w:p>
-    <w:p>
-      <w:pPr>
-        <w:pStyle w:val="Normal"/>
-        <w:rPr/>
-      </w:pPr>
-      <w:r>
-        <w:rPr/>
-      </w:r>
-    </w:p>
-    <w:p>
-      <w:pPr>
-        <w:pStyle w:val="Normal"/>
-        <w:rPr/>
-      </w:pPr>
-      <w:r>
-        <w:rPr/>
-      </w:r>
-    </w:p>
-    <w:p>
-      <w:pPr>
-        <w:pStyle w:val="Normal"/>
-        <w:rPr/>
-      </w:pPr>
-      <w:r>
-        <w:rPr/>
+        <w:rPr>
+          <w:rFonts w:ascii="Arial" w:hAnsi="Arial"/>
+        </w:rPr>
+      </w:pPr>
+      <w:r>
+        <w:rPr>
+          <w:rFonts w:ascii="Arial" w:hAnsi="Arial"/>
+        </w:rPr>
+      </w:r>
+    </w:p>
+    <w:p>
+      <w:pPr>
+        <w:pStyle w:val="Normal"/>
+        <w:rPr>
+          <w:rFonts w:ascii="Arial" w:hAnsi="Arial"/>
+        </w:rPr>
+      </w:pPr>
+      <w:r>
+        <w:rPr>
+          <w:rFonts w:ascii="Arial" w:hAnsi="Arial"/>
+        </w:rPr>
+      </w:r>
+    </w:p>
+    <w:p>
+      <w:pPr>
+        <w:pStyle w:val="Normal"/>
+        <w:rPr>
+          <w:rFonts w:ascii="Arial" w:hAnsi="Arial"/>
+        </w:rPr>
+      </w:pPr>
+      <w:r>
+        <w:rPr>
+          <w:rFonts w:ascii="Arial" w:hAnsi="Arial"/>
+        </w:rPr>
+      </w:r>
+    </w:p>
+    <w:p>
+      <w:pPr>
+        <w:pStyle w:val="Normal"/>
+        <w:rPr>
+          <w:rFonts w:ascii="Arial" w:hAnsi="Arial"/>
+        </w:rPr>
+      </w:pPr>
+      <w:r>
+        <w:rPr>
+          <w:rFonts w:ascii="Arial" w:hAnsi="Arial"/>
+        </w:rPr>
       </w:r>
     </w:p>
     <w:p>
       <w:pPr>
         <w:pStyle w:val="Heading1"/>
-        <w:rPr/>
-      </w:pPr>
-      <w:r>
-        <w:rPr/>
+        <w:rPr>
+          <w:rFonts w:ascii="Arial" w:hAnsi="Arial"/>
+        </w:rPr>
+      </w:pPr>
+      <w:r>
+        <w:rPr>
+          <w:rFonts w:ascii="Arial" w:hAnsi="Arial"/>
+        </w:rPr>
         <w:t>Detalle de Módulos</w:t>
       </w:r>
     </w:p>
@@ -3682,10 +3775,14 @@
     <w:p>
       <w:pPr>
         <w:pStyle w:val="Normal"/>
-        <w:rPr/>
-      </w:pPr>
-      <w:r>
-        <w:rPr/>
+        <w:rPr>
+          <w:rFonts w:ascii="Arial" w:hAnsi="Arial"/>
+        </w:rPr>
+      </w:pPr>
+      <w:r>
+        <w:rPr>
+          <w:rFonts w:ascii="Arial" w:hAnsi="Arial"/>
+        </w:rPr>
       </w:r>
     </w:p>
     <w:p>
@@ -3765,24 +3862,32 @@
     <w:p>
       <w:pPr>
         <w:pStyle w:val="Heading2"/>
-        <w:rPr/>
+        <w:rPr>
+          <w:rFonts w:ascii="Arial" w:hAnsi="Arial"/>
+        </w:rPr>
       </w:pPr>
       <w:bookmarkStart w:id="22" w:name="_e4fn3a6p3z4u"/>
       <w:bookmarkStart w:id="23" w:name="_7wqufnc49lbk"/>
       <w:bookmarkEnd w:id="22"/>
       <w:bookmarkEnd w:id="23"/>
       <w:r>
-        <w:rPr/>
+        <w:rPr>
+          <w:rFonts w:ascii="Arial" w:hAnsi="Arial"/>
+        </w:rPr>
         <w:t>Diagrama de Modelado de Datos</w:t>
       </w:r>
     </w:p>
     <w:p>
       <w:pPr>
         <w:pStyle w:val="Normal"/>
-        <w:rPr/>
-      </w:pPr>
-      <w:r>
-        <w:rPr/>
+        <w:rPr>
+          <w:rFonts w:ascii="Arial" w:hAnsi="Arial"/>
+        </w:rPr>
+      </w:pPr>
+      <w:r>
+        <w:rPr>
+          <w:rFonts w:ascii="Arial" w:hAnsi="Arial"/>
+        </w:rPr>
         <w:t>(NOS FALTA EL MER).</w:t>
       </w:r>
     </w:p>
@@ -3879,10 +3984,14 @@
     <w:p>
       <w:pPr>
         <w:pStyle w:val="Normal"/>
-        <w:rPr/>
-      </w:pPr>
-      <w:r>
-        <w:rPr/>
+        <w:rPr>
+          <w:rFonts w:ascii="Arial" w:hAnsi="Arial"/>
+        </w:rPr>
+      </w:pPr>
+      <w:r>
+        <w:rPr>
+          <w:rFonts w:ascii="Arial" w:hAnsi="Arial"/>
+        </w:rPr>
         <w:t>S</w:t>
       </w:r>
       <w:r>

--- a/Modelo_de_informe_DEFINITIVO.docx
+++ b/Modelo_de_informe_DEFINITIVO.docx
@@ -2179,10 +2179,10 @@
           <wp:anchor distT="0" distB="0" distL="0" distR="0" simplePos="0" relativeHeight="4" behindDoc="0" locked="0" layoutInCell="0" allowOverlap="1">
             <wp:simplePos x="0" y="0"/>
             <wp:positionH relativeFrom="column">
-              <wp:posOffset>0</wp:posOffset>
+              <wp:align>center</wp:align>
             </wp:positionH>
             <wp:positionV relativeFrom="paragraph">
-              <wp:posOffset>228600</wp:posOffset>
+              <wp:posOffset>635</wp:posOffset>
             </wp:positionV>
             <wp:extent cx="5731510" cy="7585075"/>
             <wp:effectExtent l="0" t="0" r="0" b="0"/>

--- a/Modelo_de_informe_DEFINITIVO.docx
+++ b/Modelo_de_informe_DEFINITIVO.docx
@@ -4360,11 +4360,20 @@
         <w:t>Diagrama de Gantt Tentativo</w:t>
       </w:r>
     </w:p>
+    <w:p>
+      <w:pPr>
+        <w:pStyle w:val="Normal"/>
+        <w:rPr/>
+      </w:pPr>
+      <w:r>
+        <w:rPr/>
+        <w:t>Estimación temporal y duración de las fases del proyecto:</w:t>
+      </w:r>
+    </w:p>
     <w:tbl>
       <w:tblPr>
-        <w:tblStyle w:val="a1"/>
-        <w:tblW w:w="9648" w:type="dxa"/>
-        <w:jc w:val="start"/>
+        <w:tblW w:w="9694" w:type="dxa"/>
+        <w:jc w:val="center"/>
         <w:tblInd w:w="0" w:type="dxa"/>
         <w:tblLayout w:type="fixed"/>
         <w:tblCellMar>
@@ -4373,23 +4382,22 @@
           <w:bottom w:w="0" w:type="dxa"/>
           <w:end w:w="108" w:type="dxa"/>
         </w:tblCellMar>
-        <w:tblLook w:val="0620" w:firstRow="1" w:noVBand="1" w:lastRow="0" w:firstColumn="0" w:lastColumn="0" w:noHBand="1"/>
       </w:tblPr>
       <w:tblGrid>
-        <w:gridCol w:w="2412"/>
-        <w:gridCol w:w="2412"/>
-        <w:gridCol w:w="2412"/>
-        <w:gridCol w:w="2412"/>
+        <w:gridCol w:w="1924"/>
+        <w:gridCol w:w="2323"/>
+        <w:gridCol w:w="1526"/>
+        <w:gridCol w:w="1959"/>
+        <w:gridCol w:w="1962"/>
       </w:tblGrid>
       <w:tr>
         <w:trPr>
           <w:tblHeader w:val="true"/>
           <w:trHeight w:val="273" w:hRule="atLeast"/>
-          <w:cnfStyle w:val="100000000000" w:firstRow="1" w:lastRow="0" w:firstColumn="0" w:lastColumn="0" w:oddVBand="0" w:evenVBand="0" w:oddHBand="0" w:evenHBand="0" w:firstRowFirstColumn="0" w:firstRowLastColumn="0" w:lastRowFirstColumn="0" w:lastRowLastColumn="0"/>
         </w:trPr>
         <w:tc>
           <w:tcPr>
-            <w:tcW w:w="2412" w:type="dxa"/>
+            <w:tcW w:w="1924" w:type="dxa"/>
             <w:tcBorders>
               <w:top w:val="single" w:sz="8" w:space="0" w:color="E2E8F0"/>
               <w:bottom w:val="single" w:sz="8" w:space="0" w:color="F1F5F9"/>
@@ -4399,12 +4407,14 @@
             <w:pPr>
               <w:pStyle w:val="Normal"/>
               <w:rPr>
-                <w:rFonts w:ascii="Arial" w:hAnsi="Arial"/>
-              </w:rPr>
-            </w:pPr>
-            <w:r>
-              <w:rPr>
-                <w:rFonts w:ascii="Arial" w:hAnsi="Arial"/>
+                <w:b/>
+                <w:bCs/>
+              </w:rPr>
+            </w:pPr>
+            <w:r>
+              <w:rPr>
+                <w:b/>
+                <w:bCs/>
               </w:rPr>
               <w:t>Fase</w:t>
             </w:r>
@@ -4412,7 +4422,7 @@
         </w:tc>
         <w:tc>
           <w:tcPr>
-            <w:tcW w:w="2412" w:type="dxa"/>
+            <w:tcW w:w="2323" w:type="dxa"/>
             <w:tcBorders>
               <w:top w:val="single" w:sz="8" w:space="0" w:color="E2E8F0"/>
               <w:bottom w:val="single" w:sz="8" w:space="0" w:color="F1F5F9"/>
@@ -4422,12 +4432,14 @@
             <w:pPr>
               <w:pStyle w:val="Normal"/>
               <w:rPr>
-                <w:rFonts w:ascii="Arial" w:hAnsi="Arial"/>
-              </w:rPr>
-            </w:pPr>
-            <w:r>
-              <w:rPr>
-                <w:rFonts w:ascii="Arial" w:hAnsi="Arial"/>
+                <w:b/>
+                <w:bCs/>
+              </w:rPr>
+            </w:pPr>
+            <w:r>
+              <w:rPr>
+                <w:b/>
+                <w:bCs/>
               </w:rPr>
               <w:t>Nombre de la Fase</w:t>
             </w:r>
@@ -4435,7 +4447,7 @@
         </w:tc>
         <w:tc>
           <w:tcPr>
-            <w:tcW w:w="2412" w:type="dxa"/>
+            <w:tcW w:w="1526" w:type="dxa"/>
             <w:tcBorders>
               <w:top w:val="single" w:sz="8" w:space="0" w:color="E2E8F0"/>
               <w:bottom w:val="single" w:sz="8" w:space="0" w:color="F1F5F9"/>
@@ -4445,12 +4457,14 @@
             <w:pPr>
               <w:pStyle w:val="Normal"/>
               <w:rPr>
-                <w:rFonts w:ascii="Arial" w:hAnsi="Arial"/>
-              </w:rPr>
-            </w:pPr>
-            <w:r>
-              <w:rPr>
-                <w:rFonts w:ascii="Arial" w:hAnsi="Arial"/>
+                <w:b/>
+                <w:bCs/>
+              </w:rPr>
+            </w:pPr>
+            <w:r>
+              <w:rPr>
+                <w:b/>
+                <w:bCs/>
               </w:rPr>
               <w:t>Fecha Inicio</w:t>
             </w:r>
@@ -4458,7 +4472,7 @@
         </w:tc>
         <w:tc>
           <w:tcPr>
-            <w:tcW w:w="2412" w:type="dxa"/>
+            <w:tcW w:w="1959" w:type="dxa"/>
             <w:tcBorders>
               <w:top w:val="single" w:sz="8" w:space="0" w:color="E2E8F0"/>
               <w:bottom w:val="single" w:sz="8" w:space="0" w:color="F1F5F9"/>
@@ -4468,14 +4482,41 @@
             <w:pPr>
               <w:pStyle w:val="Normal"/>
               <w:rPr>
-                <w:rFonts w:ascii="Arial" w:hAnsi="Arial"/>
-              </w:rPr>
-            </w:pPr>
-            <w:r>
-              <w:rPr>
-                <w:rFonts w:ascii="Arial" w:hAnsi="Arial"/>
+                <w:b/>
+                <w:bCs/>
+              </w:rPr>
+            </w:pPr>
+            <w:r>
+              <w:rPr>
+                <w:b/>
+                <w:bCs/>
               </w:rPr>
               <w:t>Fecha Fin</w:t>
+            </w:r>
+          </w:p>
+        </w:tc>
+        <w:tc>
+          <w:tcPr>
+            <w:tcW w:w="1962" w:type="dxa"/>
+            <w:tcBorders>
+              <w:top w:val="single" w:sz="8" w:space="0" w:color="E2E8F0"/>
+              <w:bottom w:val="single" w:sz="8" w:space="0" w:color="F1F5F9"/>
+            </w:tcBorders>
+          </w:tcPr>
+          <w:p>
+            <w:pPr>
+              <w:pStyle w:val="Normal"/>
+              <w:rPr>
+                <w:b/>
+                <w:bCs/>
+              </w:rPr>
+            </w:pPr>
+            <w:r>
+              <w:rPr>
+                <w:b/>
+                <w:bCs/>
+              </w:rPr>
+              <w:t>Duración</w:t>
             </w:r>
           </w:p>
         </w:tc>
@@ -4486,7 +4527,7 @@
         </w:trPr>
         <w:tc>
           <w:tcPr>
-            <w:tcW w:w="2412" w:type="dxa"/>
+            <w:tcW w:w="1924" w:type="dxa"/>
             <w:tcBorders>
               <w:top w:val="single" w:sz="8" w:space="0" w:color="F1F5F9"/>
               <w:bottom w:val="single" w:sz="8" w:space="0" w:color="F1F5F9"/>
@@ -4496,12 +4537,12 @@
             <w:pPr>
               <w:pStyle w:val="Normal"/>
               <w:rPr>
-                <w:rFonts w:ascii="Arial" w:hAnsi="Arial"/>
-              </w:rPr>
-            </w:pPr>
-            <w:r>
-              <w:rPr>
-                <w:rFonts w:ascii="Arial" w:hAnsi="Arial"/>
+                <w:b/>
+                <w:bCs/>
+              </w:rPr>
+            </w:pPr>
+            <w:r>
+              <w:rPr>
                 <w:b/>
                 <w:bCs/>
               </w:rPr>
@@ -4511,7 +4552,7 @@
         </w:tc>
         <w:tc>
           <w:tcPr>
-            <w:tcW w:w="2412" w:type="dxa"/>
+            <w:tcW w:w="2323" w:type="dxa"/>
             <w:tcBorders>
               <w:top w:val="single" w:sz="8" w:space="0" w:color="F1F5F9"/>
               <w:bottom w:val="single" w:sz="8" w:space="0" w:color="F1F5F9"/>
@@ -4520,21 +4561,17 @@
           <w:p>
             <w:pPr>
               <w:pStyle w:val="Normal"/>
-              <w:rPr>
-                <w:rFonts w:ascii="Arial" w:hAnsi="Arial"/>
-              </w:rPr>
-            </w:pPr>
-            <w:r>
-              <w:rPr>
-                <w:rFonts w:ascii="Arial" w:hAnsi="Arial"/>
-              </w:rPr>
+              <w:rPr/>
+            </w:pPr>
+            <w:r>
+              <w:rPr/>
               <w:t>Levantamiento de Requerimientos y Diseño Arquitectónico</w:t>
             </w:r>
           </w:p>
         </w:tc>
         <w:tc>
           <w:tcPr>
-            <w:tcW w:w="2412" w:type="dxa"/>
+            <w:tcW w:w="1526" w:type="dxa"/>
             <w:tcBorders>
               <w:top w:val="single" w:sz="8" w:space="0" w:color="F1F5F9"/>
               <w:bottom w:val="single" w:sz="8" w:space="0" w:color="F1F5F9"/>
@@ -4543,22 +4580,42 @@
           <w:p>
             <w:pPr>
               <w:pStyle w:val="Normal"/>
-              <w:rPr>
-                <w:rFonts w:ascii="Arial" w:hAnsi="Arial"/>
-              </w:rPr>
-            </w:pPr>
-            <w:r>
-              <w:rPr>
-                <w:rFonts w:ascii="Arial" w:hAnsi="Arial"/>
+              <w:jc w:val="center"/>
+              <w:rPr>
                 <w:color w:val="000000"/>
               </w:rPr>
-              <w:t>Date</w:t>
+            </w:pPr>
+            <w:r>
+              <w:rPr>
+                <w:color w:val="000000"/>
+              </w:rPr>
+            </w:r>
+          </w:p>
+          <w:p>
+            <w:pPr>
+              <w:pStyle w:val="Normal"/>
+              <w:jc w:val="center"/>
+              <w:rPr>
+                <w:color w:val="000000"/>
+              </w:rPr>
+            </w:pPr>
+            <w:r>
+              <w:rPr>
+                <w:color w:val="000000"/>
+              </w:rPr>
+              <w:t xml:space="preserve">    </w:t>
+            </w:r>
+            <w:r>
+              <w:rPr>
+                <w:color w:val="000000"/>
+              </w:rPr>
+              <w:t xml:space="preserve">15/08/2026 </w:t>
             </w:r>
           </w:p>
         </w:tc>
         <w:tc>
           <w:tcPr>
-            <w:tcW w:w="2412" w:type="dxa"/>
+            <w:tcW w:w="1959" w:type="dxa"/>
             <w:tcBorders>
               <w:top w:val="single" w:sz="8" w:space="0" w:color="F1F5F9"/>
               <w:bottom w:val="single" w:sz="8" w:space="0" w:color="F1F5F9"/>
@@ -4567,16 +4624,245 @@
           <w:p>
             <w:pPr>
               <w:pStyle w:val="Normal"/>
-              <w:rPr>
-                <w:rFonts w:ascii="Arial" w:hAnsi="Arial"/>
-              </w:rPr>
-            </w:pPr>
-            <w:r>
-              <w:rPr>
-                <w:rFonts w:ascii="Arial" w:hAnsi="Arial"/>
+              <w:jc w:val="center"/>
+              <w:rPr>
                 <w:color w:val="000000"/>
               </w:rPr>
-              <w:t>Date</w:t>
+            </w:pPr>
+            <w:r>
+              <w:rPr>
+                <w:color w:val="000000"/>
+              </w:rPr>
+            </w:r>
+          </w:p>
+          <w:p>
+            <w:pPr>
+              <w:pStyle w:val="Normal"/>
+              <w:jc w:val="center"/>
+              <w:rPr>
+                <w:color w:val="000000"/>
+              </w:rPr>
+            </w:pPr>
+            <w:r>
+              <w:rPr>
+                <w:color w:val="000000"/>
+              </w:rPr>
+              <w:t xml:space="preserve">    </w:t>
+            </w:r>
+            <w:r>
+              <w:rPr>
+                <w:color w:val="000000"/>
+              </w:rPr>
+              <w:t xml:space="preserve">08/10/2026 </w:t>
+            </w:r>
+          </w:p>
+        </w:tc>
+        <w:tc>
+          <w:tcPr>
+            <w:tcW w:w="1962" w:type="dxa"/>
+            <w:tcBorders>
+              <w:top w:val="single" w:sz="8" w:space="0" w:color="F1F5F9"/>
+              <w:bottom w:val="single" w:sz="8" w:space="0" w:color="F1F5F9"/>
+            </w:tcBorders>
+          </w:tcPr>
+          <w:p>
+            <w:pPr>
+              <w:pStyle w:val="Normal"/>
+              <w:jc w:val="center"/>
+              <w:rPr/>
+            </w:pPr>
+            <w:r>
+              <w:rPr/>
+            </w:r>
+          </w:p>
+          <w:p>
+            <w:pPr>
+              <w:pStyle w:val="Normal"/>
+              <w:jc w:val="center"/>
+              <w:rPr/>
+            </w:pPr>
+            <w:r>
+              <w:rPr>
+                <w:color w:val="000000"/>
+              </w:rPr>
+              <w:t xml:space="preserve">     </w:t>
+            </w:r>
+            <w:r>
+              <w:rPr/>
+              <w:t xml:space="preserve">8 semanas </w:t>
+            </w:r>
+          </w:p>
+        </w:tc>
+      </w:tr>
+      <w:tr>
+        <w:trPr>
+          <w:trHeight w:val="1024" w:hRule="atLeast"/>
+        </w:trPr>
+        <w:tc>
+          <w:tcPr>
+            <w:tcW w:w="1924" w:type="dxa"/>
+            <w:tcBorders>
+              <w:top w:val="single" w:sz="8" w:space="0" w:color="F1F5F9"/>
+              <w:bottom w:val="single" w:sz="8" w:space="0" w:color="F1F5F9"/>
+            </w:tcBorders>
+          </w:tcPr>
+          <w:p>
+            <w:pPr>
+              <w:pStyle w:val="Normal"/>
+              <w:rPr>
+                <w:b/>
+                <w:bCs/>
+              </w:rPr>
+            </w:pPr>
+            <w:r>
+              <w:rPr>
+                <w:b/>
+                <w:bCs/>
+              </w:rPr>
+              <w:t>Fase 2</w:t>
+            </w:r>
+          </w:p>
+        </w:tc>
+        <w:tc>
+          <w:tcPr>
+            <w:tcW w:w="2323" w:type="dxa"/>
+            <w:tcBorders>
+              <w:top w:val="single" w:sz="8" w:space="0" w:color="F1F5F9"/>
+              <w:bottom w:val="single" w:sz="8" w:space="0" w:color="F1F5F9"/>
+            </w:tcBorders>
+          </w:tcPr>
+          <w:p>
+            <w:pPr>
+              <w:pStyle w:val="Normal"/>
+              <w:rPr/>
+            </w:pPr>
+            <w:r>
+              <w:rPr/>
+              <w:t>Desarrollo del Núcleo Backend y Base de Datos</w:t>
+            </w:r>
+          </w:p>
+        </w:tc>
+        <w:tc>
+          <w:tcPr>
+            <w:tcW w:w="1526" w:type="dxa"/>
+            <w:tcBorders>
+              <w:top w:val="single" w:sz="8" w:space="0" w:color="F1F5F9"/>
+              <w:bottom w:val="single" w:sz="8" w:space="0" w:color="F1F5F9"/>
+            </w:tcBorders>
+          </w:tcPr>
+          <w:p>
+            <w:pPr>
+              <w:pStyle w:val="Normal"/>
+              <w:jc w:val="center"/>
+              <w:rPr>
+                <w:color w:val="000000"/>
+              </w:rPr>
+            </w:pPr>
+            <w:r>
+              <w:rPr>
+                <w:color w:val="000000"/>
+              </w:rPr>
+            </w:r>
+          </w:p>
+          <w:p>
+            <w:pPr>
+              <w:pStyle w:val="Normal"/>
+              <w:jc w:val="center"/>
+              <w:rPr>
+                <w:color w:val="000000"/>
+              </w:rPr>
+            </w:pPr>
+            <w:r>
+              <w:rPr>
+                <w:color w:val="000000"/>
+              </w:rPr>
+              <w:t xml:space="preserve">     </w:t>
+            </w:r>
+            <w:r>
+              <w:rPr>
+                <w:color w:val="000000"/>
+              </w:rPr>
+              <w:t xml:space="preserve">09/10/2026 </w:t>
+            </w:r>
+          </w:p>
+        </w:tc>
+        <w:tc>
+          <w:tcPr>
+            <w:tcW w:w="1959" w:type="dxa"/>
+            <w:tcBorders>
+              <w:top w:val="single" w:sz="8" w:space="0" w:color="F1F5F9"/>
+              <w:bottom w:val="single" w:sz="8" w:space="0" w:color="F1F5F9"/>
+            </w:tcBorders>
+          </w:tcPr>
+          <w:p>
+            <w:pPr>
+              <w:pStyle w:val="Normal"/>
+              <w:jc w:val="center"/>
+              <w:rPr>
+                <w:color w:val="000000"/>
+              </w:rPr>
+            </w:pPr>
+            <w:r>
+              <w:rPr>
+                <w:color w:val="000000"/>
+              </w:rPr>
+            </w:r>
+          </w:p>
+          <w:p>
+            <w:pPr>
+              <w:pStyle w:val="Normal"/>
+              <w:jc w:val="center"/>
+              <w:rPr>
+                <w:color w:val="000000"/>
+              </w:rPr>
+            </w:pPr>
+            <w:r>
+              <w:rPr>
+                <w:color w:val="000000"/>
+              </w:rPr>
+              <w:t xml:space="preserve">     </w:t>
+            </w:r>
+            <w:r>
+              <w:rPr>
+                <w:color w:val="000000"/>
+              </w:rPr>
+              <w:t xml:space="preserve">20/11/2026 </w:t>
+            </w:r>
+          </w:p>
+        </w:tc>
+        <w:tc>
+          <w:tcPr>
+            <w:tcW w:w="1962" w:type="dxa"/>
+            <w:tcBorders>
+              <w:top w:val="single" w:sz="8" w:space="0" w:color="F1F5F9"/>
+              <w:bottom w:val="single" w:sz="8" w:space="0" w:color="F1F5F9"/>
+            </w:tcBorders>
+          </w:tcPr>
+          <w:p>
+            <w:pPr>
+              <w:pStyle w:val="Normal"/>
+              <w:jc w:val="center"/>
+              <w:rPr/>
+            </w:pPr>
+            <w:r>
+              <w:rPr/>
+            </w:r>
+          </w:p>
+          <w:p>
+            <w:pPr>
+              <w:pStyle w:val="Normal"/>
+              <w:jc w:val="center"/>
+              <w:rPr/>
+            </w:pPr>
+            <w:r>
+              <w:rPr>
+                <w:color w:val="000000"/>
+              </w:rPr>
+              <w:t xml:space="preserve">      </w:t>
+            </w:r>
+            <w:r>
+              <w:rPr/>
+              <w:t xml:space="preserve">6 semanas </w:t>
             </w:r>
           </w:p>
         </w:tc>
@@ -4587,7 +4873,7 @@
         </w:trPr>
         <w:tc>
           <w:tcPr>
-            <w:tcW w:w="2412" w:type="dxa"/>
+            <w:tcW w:w="1924" w:type="dxa"/>
             <w:tcBorders>
               <w:top w:val="single" w:sz="8" w:space="0" w:color="F1F5F9"/>
               <w:bottom w:val="single" w:sz="8" w:space="0" w:color="F1F5F9"/>
@@ -4597,22 +4883,22 @@
             <w:pPr>
               <w:pStyle w:val="Normal"/>
               <w:rPr>
-                <w:rFonts w:ascii="Arial" w:hAnsi="Arial"/>
-              </w:rPr>
-            </w:pPr>
-            <w:r>
-              <w:rPr>
-                <w:rFonts w:ascii="Arial" w:hAnsi="Arial"/>
                 <w:b/>
                 <w:bCs/>
               </w:rPr>
-              <w:t>Fase 2</w:t>
+            </w:pPr>
+            <w:r>
+              <w:rPr>
+                <w:b/>
+                <w:bCs/>
+              </w:rPr>
+              <w:t>Fase 3</w:t>
             </w:r>
           </w:p>
         </w:tc>
         <w:tc>
           <w:tcPr>
-            <w:tcW w:w="2412" w:type="dxa"/>
+            <w:tcW w:w="2323" w:type="dxa"/>
             <w:tcBorders>
               <w:top w:val="single" w:sz="8" w:space="0" w:color="F1F5F9"/>
               <w:bottom w:val="single" w:sz="8" w:space="0" w:color="F1F5F9"/>
@@ -4621,21 +4907,17 @@
           <w:p>
             <w:pPr>
               <w:pStyle w:val="Normal"/>
-              <w:rPr>
-                <w:rFonts w:ascii="Arial" w:hAnsi="Arial"/>
-              </w:rPr>
-            </w:pPr>
-            <w:r>
-              <w:rPr>
-                <w:rFonts w:ascii="Arial" w:hAnsi="Arial"/>
-              </w:rPr>
-              <w:t>Desarrollo del Núcleo Backend y Base de Datos</w:t>
+              <w:rPr/>
+            </w:pPr>
+            <w:r>
+              <w:rPr/>
+              <w:t>Motor Probabilístico e Integración de API Externa</w:t>
             </w:r>
           </w:p>
         </w:tc>
         <w:tc>
           <w:tcPr>
-            <w:tcW w:w="2412" w:type="dxa"/>
+            <w:tcW w:w="1526" w:type="dxa"/>
             <w:tcBorders>
               <w:top w:val="single" w:sz="8" w:space="0" w:color="F1F5F9"/>
               <w:bottom w:val="single" w:sz="8" w:space="0" w:color="F1F5F9"/>
@@ -4644,22 +4926,42 @@
           <w:p>
             <w:pPr>
               <w:pStyle w:val="Normal"/>
-              <w:rPr>
-                <w:rFonts w:ascii="Arial" w:hAnsi="Arial"/>
-              </w:rPr>
-            </w:pPr>
-            <w:r>
-              <w:rPr>
-                <w:rFonts w:ascii="Arial" w:hAnsi="Arial"/>
+              <w:jc w:val="center"/>
+              <w:rPr>
                 <w:color w:val="000000"/>
               </w:rPr>
-              <w:t>Date</w:t>
+            </w:pPr>
+            <w:r>
+              <w:rPr>
+                <w:color w:val="000000"/>
+              </w:rPr>
+            </w:r>
+          </w:p>
+          <w:p>
+            <w:pPr>
+              <w:pStyle w:val="Normal"/>
+              <w:jc w:val="center"/>
+              <w:rPr>
+                <w:color w:val="000000"/>
+              </w:rPr>
+            </w:pPr>
+            <w:r>
+              <w:rPr>
+                <w:color w:val="000000"/>
+              </w:rPr>
+              <w:t xml:space="preserve">     </w:t>
+            </w:r>
+            <w:r>
+              <w:rPr>
+                <w:color w:val="000000"/>
+              </w:rPr>
+              <w:t xml:space="preserve">21/11/2026 </w:t>
             </w:r>
           </w:p>
         </w:tc>
         <w:tc>
           <w:tcPr>
-            <w:tcW w:w="2412" w:type="dxa"/>
+            <w:tcW w:w="1959" w:type="dxa"/>
             <w:tcBorders>
               <w:top w:val="single" w:sz="8" w:space="0" w:color="F1F5F9"/>
               <w:bottom w:val="single" w:sz="8" w:space="0" w:color="F1F5F9"/>
@@ -4668,16 +4970,72 @@
           <w:p>
             <w:pPr>
               <w:pStyle w:val="Normal"/>
-              <w:rPr>
-                <w:rFonts w:ascii="Arial" w:hAnsi="Arial"/>
-              </w:rPr>
-            </w:pPr>
-            <w:r>
-              <w:rPr>
-                <w:rFonts w:ascii="Arial" w:hAnsi="Arial"/>
+              <w:jc w:val="center"/>
+              <w:rPr>
                 <w:color w:val="000000"/>
               </w:rPr>
-              <w:t>Date</w:t>
+            </w:pPr>
+            <w:r>
+              <w:rPr>
+                <w:color w:val="000000"/>
+              </w:rPr>
+            </w:r>
+          </w:p>
+          <w:p>
+            <w:pPr>
+              <w:pStyle w:val="Normal"/>
+              <w:jc w:val="center"/>
+              <w:rPr>
+                <w:color w:val="000000"/>
+              </w:rPr>
+            </w:pPr>
+            <w:r>
+              <w:rPr>
+                <w:color w:val="000000"/>
+              </w:rPr>
+              <w:t xml:space="preserve">     </w:t>
+            </w:r>
+            <w:r>
+              <w:rPr>
+                <w:color w:val="000000"/>
+              </w:rPr>
+              <w:t xml:space="preserve">05/01/2027 </w:t>
+            </w:r>
+          </w:p>
+        </w:tc>
+        <w:tc>
+          <w:tcPr>
+            <w:tcW w:w="1962" w:type="dxa"/>
+            <w:tcBorders>
+              <w:top w:val="single" w:sz="8" w:space="0" w:color="F1F5F9"/>
+              <w:bottom w:val="single" w:sz="8" w:space="0" w:color="F1F5F9"/>
+            </w:tcBorders>
+          </w:tcPr>
+          <w:p>
+            <w:pPr>
+              <w:pStyle w:val="Normal"/>
+              <w:jc w:val="center"/>
+              <w:rPr/>
+            </w:pPr>
+            <w:r>
+              <w:rPr/>
+            </w:r>
+          </w:p>
+          <w:p>
+            <w:pPr>
+              <w:pStyle w:val="Normal"/>
+              <w:jc w:val="center"/>
+              <w:rPr/>
+            </w:pPr>
+            <w:r>
+              <w:rPr>
+                <w:color w:val="000000"/>
+              </w:rPr>
+              <w:t xml:space="preserve">      </w:t>
+            </w:r>
+            <w:r>
+              <w:rPr/>
+              <w:t xml:space="preserve">6 semanas </w:t>
             </w:r>
           </w:p>
         </w:tc>
@@ -4688,7 +5046,7 @@
         </w:trPr>
         <w:tc>
           <w:tcPr>
-            <w:tcW w:w="2412" w:type="dxa"/>
+            <w:tcW w:w="1924" w:type="dxa"/>
             <w:tcBorders>
               <w:top w:val="single" w:sz="8" w:space="0" w:color="F1F5F9"/>
               <w:bottom w:val="single" w:sz="8" w:space="0" w:color="F1F5F9"/>
@@ -4698,22 +5056,22 @@
             <w:pPr>
               <w:pStyle w:val="Normal"/>
               <w:rPr>
-                <w:rFonts w:ascii="Arial" w:hAnsi="Arial"/>
-              </w:rPr>
-            </w:pPr>
-            <w:r>
-              <w:rPr>
-                <w:rFonts w:ascii="Arial" w:hAnsi="Arial"/>
                 <w:b/>
                 <w:bCs/>
               </w:rPr>
-              <w:t>Fase 3</w:t>
+            </w:pPr>
+            <w:r>
+              <w:rPr>
+                <w:b/>
+                <w:bCs/>
+              </w:rPr>
+              <w:t>Fase 4</w:t>
             </w:r>
           </w:p>
         </w:tc>
         <w:tc>
           <w:tcPr>
-            <w:tcW w:w="2412" w:type="dxa"/>
+            <w:tcW w:w="2323" w:type="dxa"/>
             <w:tcBorders>
               <w:top w:val="single" w:sz="8" w:space="0" w:color="F1F5F9"/>
               <w:bottom w:val="single" w:sz="8" w:space="0" w:color="F1F5F9"/>
@@ -4722,21 +5080,17 @@
           <w:p>
             <w:pPr>
               <w:pStyle w:val="Normal"/>
-              <w:rPr>
-                <w:rFonts w:ascii="Arial" w:hAnsi="Arial"/>
-              </w:rPr>
-            </w:pPr>
-            <w:r>
-              <w:rPr>
-                <w:rFonts w:ascii="Arial" w:hAnsi="Arial"/>
-              </w:rPr>
-              <w:t>Motor Probabilístico e Integración de API Externa</w:t>
+              <w:rPr/>
+            </w:pPr>
+            <w:r>
+              <w:rPr/>
+              <w:t>Desarrollo Frontend e Integración Chatbot RAG</w:t>
             </w:r>
           </w:p>
         </w:tc>
         <w:tc>
           <w:tcPr>
-            <w:tcW w:w="2412" w:type="dxa"/>
+            <w:tcW w:w="1526" w:type="dxa"/>
             <w:tcBorders>
               <w:top w:val="single" w:sz="8" w:space="0" w:color="F1F5F9"/>
               <w:bottom w:val="single" w:sz="8" w:space="0" w:color="F1F5F9"/>
@@ -4745,22 +5099,42 @@
           <w:p>
             <w:pPr>
               <w:pStyle w:val="Normal"/>
-              <w:rPr>
-                <w:rFonts w:ascii="Arial" w:hAnsi="Arial"/>
-              </w:rPr>
-            </w:pPr>
-            <w:r>
-              <w:rPr>
-                <w:rFonts w:ascii="Arial" w:hAnsi="Arial"/>
+              <w:jc w:val="center"/>
+              <w:rPr>
                 <w:color w:val="000000"/>
               </w:rPr>
-              <w:t>Date</w:t>
+            </w:pPr>
+            <w:r>
+              <w:rPr>
+                <w:color w:val="000000"/>
+              </w:rPr>
+            </w:r>
+          </w:p>
+          <w:p>
+            <w:pPr>
+              <w:pStyle w:val="Normal"/>
+              <w:jc w:val="center"/>
+              <w:rPr>
+                <w:color w:val="000000"/>
+              </w:rPr>
+            </w:pPr>
+            <w:r>
+              <w:rPr>
+                <w:color w:val="000000"/>
+              </w:rPr>
+              <w:t xml:space="preserve">     </w:t>
+            </w:r>
+            <w:r>
+              <w:rPr>
+                <w:color w:val="000000"/>
+              </w:rPr>
+              <w:t xml:space="preserve">06/01/2027 </w:t>
             </w:r>
           </w:p>
         </w:tc>
         <w:tc>
           <w:tcPr>
-            <w:tcW w:w="2412" w:type="dxa"/>
+            <w:tcW w:w="1959" w:type="dxa"/>
             <w:tcBorders>
               <w:top w:val="single" w:sz="8" w:space="0" w:color="F1F5F9"/>
               <w:bottom w:val="single" w:sz="8" w:space="0" w:color="F1F5F9"/>
@@ -4769,27 +5143,42 @@
           <w:p>
             <w:pPr>
               <w:pStyle w:val="Normal"/>
-              <w:rPr>
-                <w:rFonts w:ascii="Arial" w:hAnsi="Arial"/>
-              </w:rPr>
-            </w:pPr>
-            <w:r>
-              <w:rPr>
-                <w:rFonts w:ascii="Arial" w:hAnsi="Arial"/>
+              <w:jc w:val="center"/>
+              <w:rPr>
                 <w:color w:val="000000"/>
               </w:rPr>
-              <w:t>Date</w:t>
+            </w:pPr>
+            <w:r>
+              <w:rPr>
+                <w:color w:val="000000"/>
+              </w:rPr>
+            </w:r>
+          </w:p>
+          <w:p>
+            <w:pPr>
+              <w:pStyle w:val="Normal"/>
+              <w:jc w:val="center"/>
+              <w:rPr>
+                <w:color w:val="000000"/>
+              </w:rPr>
+            </w:pPr>
+            <w:r>
+              <w:rPr>
+                <w:color w:val="000000"/>
+              </w:rPr>
+              <w:t xml:space="preserve">     </w:t>
+            </w:r>
+            <w:r>
+              <w:rPr>
+                <w:color w:val="000000"/>
+              </w:rPr>
+              <w:t xml:space="preserve">15/02/2027 </w:t>
             </w:r>
           </w:p>
         </w:tc>
-      </w:tr>
-      <w:tr>
-        <w:trPr>
-          <w:trHeight w:val="598" w:hRule="atLeast"/>
-        </w:trPr>
         <w:tc>
           <w:tcPr>
-            <w:tcW w:w="2412" w:type="dxa"/>
+            <w:tcW w:w="1962" w:type="dxa"/>
             <w:tcBorders>
               <w:top w:val="single" w:sz="8" w:space="0" w:color="F1F5F9"/>
               <w:bottom w:val="single" w:sz="8" w:space="0" w:color="F1F5F9"/>
@@ -4798,88 +5187,28 @@
           <w:p>
             <w:pPr>
               <w:pStyle w:val="Normal"/>
-              <w:rPr>
-                <w:rFonts w:ascii="Arial" w:hAnsi="Arial"/>
-              </w:rPr>
-            </w:pPr>
-            <w:r>
-              <w:rPr>
-                <w:rFonts w:ascii="Arial" w:hAnsi="Arial"/>
-                <w:b/>
-                <w:bCs/>
-              </w:rPr>
-              <w:t>Fase 4</w:t>
-            </w:r>
-          </w:p>
-        </w:tc>
-        <w:tc>
-          <w:tcPr>
-            <w:tcW w:w="2412" w:type="dxa"/>
-            <w:tcBorders>
-              <w:top w:val="single" w:sz="8" w:space="0" w:color="F1F5F9"/>
-              <w:bottom w:val="single" w:sz="8" w:space="0" w:color="F1F5F9"/>
-            </w:tcBorders>
-          </w:tcPr>
-          <w:p>
-            <w:pPr>
-              <w:pStyle w:val="Normal"/>
-              <w:rPr>
-                <w:rFonts w:ascii="Arial" w:hAnsi="Arial"/>
-              </w:rPr>
-            </w:pPr>
-            <w:r>
-              <w:rPr>
-                <w:rFonts w:ascii="Arial" w:hAnsi="Arial"/>
-              </w:rPr>
-              <w:t>Desarrollo Frontend e Integración Chatbot RAG</w:t>
-            </w:r>
-          </w:p>
-        </w:tc>
-        <w:tc>
-          <w:tcPr>
-            <w:tcW w:w="2412" w:type="dxa"/>
-            <w:tcBorders>
-              <w:top w:val="single" w:sz="8" w:space="0" w:color="F1F5F9"/>
-              <w:bottom w:val="single" w:sz="8" w:space="0" w:color="F1F5F9"/>
-            </w:tcBorders>
-          </w:tcPr>
-          <w:p>
-            <w:pPr>
-              <w:pStyle w:val="Normal"/>
-              <w:rPr>
-                <w:rFonts w:ascii="Arial" w:hAnsi="Arial"/>
-              </w:rPr>
-            </w:pPr>
-            <w:r>
-              <w:rPr>
-                <w:rFonts w:ascii="Arial" w:hAnsi="Arial"/>
+              <w:jc w:val="center"/>
+              <w:rPr/>
+            </w:pPr>
+            <w:r>
+              <w:rPr/>
+            </w:r>
+          </w:p>
+          <w:p>
+            <w:pPr>
+              <w:pStyle w:val="Normal"/>
+              <w:jc w:val="center"/>
+              <w:rPr/>
+            </w:pPr>
+            <w:r>
+              <w:rPr>
                 <w:color w:val="000000"/>
               </w:rPr>
-              <w:t>Date</w:t>
-            </w:r>
-          </w:p>
-        </w:tc>
-        <w:tc>
-          <w:tcPr>
-            <w:tcW w:w="2412" w:type="dxa"/>
-            <w:tcBorders>
-              <w:top w:val="single" w:sz="8" w:space="0" w:color="F1F5F9"/>
-              <w:bottom w:val="single" w:sz="8" w:space="0" w:color="F1F5F9"/>
-            </w:tcBorders>
-          </w:tcPr>
-          <w:p>
-            <w:pPr>
-              <w:pStyle w:val="Normal"/>
-              <w:rPr>
-                <w:rFonts w:ascii="Arial" w:hAnsi="Arial"/>
-              </w:rPr>
-            </w:pPr>
-            <w:r>
-              <w:rPr>
-                <w:rFonts w:ascii="Arial" w:hAnsi="Arial"/>
-                <w:color w:val="000000"/>
-              </w:rPr>
-              <w:t>Date</w:t>
+              <w:t xml:space="preserve">      </w:t>
+            </w:r>
+            <w:r>
+              <w:rPr/>
+              <w:t xml:space="preserve">6 semanas </w:t>
             </w:r>
           </w:p>
         </w:tc>
@@ -4890,7 +5219,7 @@
         </w:trPr>
         <w:tc>
           <w:tcPr>
-            <w:tcW w:w="2412" w:type="dxa"/>
+            <w:tcW w:w="1924" w:type="dxa"/>
             <w:tcBorders>
               <w:top w:val="single" w:sz="8" w:space="0" w:color="F1F5F9"/>
               <w:bottom w:val="single" w:sz="8" w:space="0" w:color="E2E8F0"/>
@@ -4900,12 +5229,12 @@
             <w:pPr>
               <w:pStyle w:val="Normal"/>
               <w:rPr>
-                <w:rFonts w:ascii="Arial" w:hAnsi="Arial"/>
-              </w:rPr>
-            </w:pPr>
-            <w:r>
-              <w:rPr>
-                <w:rFonts w:ascii="Arial" w:hAnsi="Arial"/>
+                <w:b/>
+                <w:bCs/>
+              </w:rPr>
+            </w:pPr>
+            <w:r>
+              <w:rPr>
                 <w:b/>
                 <w:bCs/>
               </w:rPr>
@@ -4915,7 +5244,7 @@
         </w:tc>
         <w:tc>
           <w:tcPr>
-            <w:tcW w:w="2412" w:type="dxa"/>
+            <w:tcW w:w="2323" w:type="dxa"/>
             <w:tcBorders>
               <w:top w:val="single" w:sz="8" w:space="0" w:color="F1F5F9"/>
               <w:bottom w:val="single" w:sz="8" w:space="0" w:color="E2E8F0"/>
@@ -4924,21 +5253,17 @@
           <w:p>
             <w:pPr>
               <w:pStyle w:val="Normal"/>
-              <w:rPr>
-                <w:rFonts w:ascii="Arial" w:hAnsi="Arial"/>
-              </w:rPr>
-            </w:pPr>
-            <w:r>
-              <w:rPr>
-                <w:rFonts w:ascii="Arial" w:hAnsi="Arial"/>
-              </w:rPr>
+              <w:rPr/>
+            </w:pPr>
+            <w:r>
+              <w:rPr/>
               <w:t>Pruebas, Módulo de Simulación y Despliegue</w:t>
             </w:r>
           </w:p>
         </w:tc>
         <w:tc>
           <w:tcPr>
-            <w:tcW w:w="2412" w:type="dxa"/>
+            <w:tcW w:w="1526" w:type="dxa"/>
             <w:tcBorders>
               <w:top w:val="single" w:sz="8" w:space="0" w:color="F1F5F9"/>
               <w:bottom w:val="single" w:sz="8" w:space="0" w:color="E2E8F0"/>
@@ -4947,22 +5272,42 @@
           <w:p>
             <w:pPr>
               <w:pStyle w:val="Normal"/>
-              <w:rPr>
-                <w:rFonts w:ascii="Arial" w:hAnsi="Arial"/>
-              </w:rPr>
-            </w:pPr>
-            <w:r>
-              <w:rPr>
-                <w:rFonts w:ascii="Arial" w:hAnsi="Arial"/>
+              <w:jc w:val="center"/>
+              <w:rPr>
                 <w:color w:val="000000"/>
               </w:rPr>
-              <w:t>Date</w:t>
+            </w:pPr>
+            <w:r>
+              <w:rPr>
+                <w:color w:val="000000"/>
+              </w:rPr>
+            </w:r>
+          </w:p>
+          <w:p>
+            <w:pPr>
+              <w:pStyle w:val="Normal"/>
+              <w:jc w:val="center"/>
+              <w:rPr>
+                <w:color w:val="000000"/>
+              </w:rPr>
+            </w:pPr>
+            <w:r>
+              <w:rPr>
+                <w:color w:val="000000"/>
+              </w:rPr>
+              <w:t xml:space="preserve">     </w:t>
+            </w:r>
+            <w:r>
+              <w:rPr>
+                <w:color w:val="000000"/>
+              </w:rPr>
+              <w:t xml:space="preserve">16/02/2027 </w:t>
             </w:r>
           </w:p>
         </w:tc>
         <w:tc>
           <w:tcPr>
-            <w:tcW w:w="2412" w:type="dxa"/>
+            <w:tcW w:w="1959" w:type="dxa"/>
             <w:tcBorders>
               <w:top w:val="single" w:sz="8" w:space="0" w:color="F1F5F9"/>
               <w:bottom w:val="single" w:sz="8" w:space="0" w:color="E2E8F0"/>
@@ -4971,16 +5316,72 @@
           <w:p>
             <w:pPr>
               <w:pStyle w:val="Normal"/>
-              <w:rPr>
-                <w:rFonts w:ascii="Arial" w:hAnsi="Arial"/>
-              </w:rPr>
-            </w:pPr>
-            <w:r>
-              <w:rPr>
-                <w:rFonts w:ascii="Arial" w:hAnsi="Arial"/>
+              <w:jc w:val="center"/>
+              <w:rPr>
                 <w:color w:val="000000"/>
               </w:rPr>
-              <w:t>Date</w:t>
+            </w:pPr>
+            <w:r>
+              <w:rPr>
+                <w:color w:val="000000"/>
+              </w:rPr>
+            </w:r>
+          </w:p>
+          <w:p>
+            <w:pPr>
+              <w:pStyle w:val="Normal"/>
+              <w:jc w:val="center"/>
+              <w:rPr>
+                <w:color w:val="000000"/>
+              </w:rPr>
+            </w:pPr>
+            <w:r>
+              <w:rPr>
+                <w:color w:val="000000"/>
+              </w:rPr>
+              <w:t xml:space="preserve">     </w:t>
+            </w:r>
+            <w:r>
+              <w:rPr>
+                <w:color w:val="000000"/>
+              </w:rPr>
+              <w:t xml:space="preserve">31/03/2027 </w:t>
+            </w:r>
+          </w:p>
+        </w:tc>
+        <w:tc>
+          <w:tcPr>
+            <w:tcW w:w="1962" w:type="dxa"/>
+            <w:tcBorders>
+              <w:top w:val="single" w:sz="8" w:space="0" w:color="F1F5F9"/>
+              <w:bottom w:val="single" w:sz="8" w:space="0" w:color="E2E8F0"/>
+            </w:tcBorders>
+          </w:tcPr>
+          <w:p>
+            <w:pPr>
+              <w:pStyle w:val="Normal"/>
+              <w:jc w:val="center"/>
+              <w:rPr/>
+            </w:pPr>
+            <w:r>
+              <w:rPr/>
+            </w:r>
+          </w:p>
+          <w:p>
+            <w:pPr>
+              <w:pStyle w:val="Normal"/>
+              <w:jc w:val="center"/>
+              <w:rPr/>
+            </w:pPr>
+            <w:r>
+              <w:rPr>
+                <w:color w:val="000000"/>
+              </w:rPr>
+              <w:t xml:space="preserve">      </w:t>
+            </w:r>
+            <w:r>
+              <w:rPr/>
+              <w:t xml:space="preserve">6 semanas </w:t>
             </w:r>
           </w:p>
         </w:tc>
@@ -4997,6 +5398,52 @@
         <w:rPr>
           <w:rFonts w:ascii="Arial" w:hAnsi="Arial"/>
         </w:rPr>
+        <w:drawing>
+          <wp:anchor distT="0" distB="0" distL="0" distR="0" simplePos="0" relativeHeight="5" behindDoc="0" locked="0" layoutInCell="0" allowOverlap="1">
+            <wp:simplePos x="0" y="0"/>
+            <wp:positionH relativeFrom="column">
+              <wp:posOffset>-428625</wp:posOffset>
+            </wp:positionH>
+            <wp:positionV relativeFrom="paragraph">
+              <wp:posOffset>674370</wp:posOffset>
+            </wp:positionV>
+            <wp:extent cx="7560310" cy="2844165"/>
+            <wp:effectExtent l="0" t="0" r="0" b="0"/>
+            <wp:wrapSquare wrapText="largest"/>
+            <wp:docPr id="2" name="Imagen1 Copia 1"/>
+            <wp:cNvGraphicFramePr>
+              <a:graphicFrameLocks xmlns:a="http://schemas.openxmlformats.org/drawingml/2006/main" noChangeAspect="1"/>
+            </wp:cNvGraphicFramePr>
+            <a:graphic xmlns:a="http://schemas.openxmlformats.org/drawingml/2006/main">
+              <a:graphicData uri="http://schemas.openxmlformats.org/drawingml/2006/picture">
+                <pic:pic xmlns:pic="http://schemas.openxmlformats.org/drawingml/2006/picture">
+                  <pic:nvPicPr>
+                    <pic:cNvPr id="2" name="Imagen1 Copia 1"/>
+                    <pic:cNvPicPr>
+                      <a:picLocks noChangeAspect="1" noChangeArrowheads="1"/>
+                    </pic:cNvPicPr>
+                  </pic:nvPicPr>
+                  <pic:blipFill>
+                    <a:blip r:embed="rId3"/>
+                    <a:stretch>
+                      <a:fillRect/>
+                    </a:stretch>
+                  </pic:blipFill>
+                  <pic:spPr bwMode="auto">
+                    <a:xfrm>
+                      <a:off x="0" y="0"/>
+                      <a:ext cx="7560310" cy="2844165"/>
+                    </a:xfrm>
+                    <a:prstGeom prst="rect">
+                      <a:avLst/>
+                    </a:prstGeom>
+                    <a:noFill/>
+                  </pic:spPr>
+                </pic:pic>
+              </a:graphicData>
+            </a:graphic>
+          </wp:anchor>
+        </w:drawing>
       </w:r>
     </w:p>
     <w:sectPr>

--- a/Modelo_de_informe_DEFINITIVO.docx
+++ b/Modelo_de_informe_DEFINITIVO.docx
@@ -203,16 +203,7 @@
           <w:sz w:val="24"/>
           <w:szCs w:val="24"/>
         </w:rPr>
-        <w:t xml:space="preserve"> — </w:t>
-      </w:r>
-      <w:r>
-        <w:rPr>
-          <w:rFonts w:eastAsia="Roboto Mono" w:cs="Roboto Mono" w:ascii="Arial" w:hAnsi="Arial"/>
-          <w:color w:val="188038"/>
-          <w:sz w:val="24"/>
-          <w:szCs w:val="24"/>
-        </w:rPr>
-        <w:t>bautistabernabe18@hotmail.com</w:t>
+        <w:t xml:space="preserve"> — bautistabernabe18@hotmail.com</w:t>
       </w:r>
     </w:p>
     <w:p>
@@ -244,16 +235,7 @@
           <w:sz w:val="24"/>
           <w:szCs w:val="24"/>
         </w:rPr>
-        <w:t xml:space="preserve"> — </w:t>
-      </w:r>
-      <w:r>
-        <w:rPr>
-          <w:rFonts w:eastAsia="Roboto Mono" w:cs="Roboto Mono" w:ascii="Arial" w:hAnsi="Arial"/>
-          <w:color w:val="188038"/>
-          <w:sz w:val="24"/>
-          <w:szCs w:val="24"/>
-        </w:rPr>
-        <w:t>kevinkamlofky1@gmail.com</w:t>
+        <w:t xml:space="preserve"> — kevinkamlofky1@gmail.com</w:t>
       </w:r>
     </w:p>
     <w:p>
@@ -285,16 +267,7 @@
           <w:sz w:val="24"/>
           <w:szCs w:val="24"/>
         </w:rPr>
-        <w:t xml:space="preserve"> — </w:t>
-      </w:r>
-      <w:r>
-        <w:rPr>
-          <w:rFonts w:eastAsia="Roboto Mono" w:cs="Roboto Mono" w:ascii="Arial" w:hAnsi="Arial"/>
-          <w:color w:val="188038"/>
-          <w:sz w:val="24"/>
-          <w:szCs w:val="24"/>
-        </w:rPr>
-        <w:t>tomasportela2002@gmail.com</w:t>
+        <w:t xml:space="preserve"> — tomasportela2002@gmail.com</w:t>
       </w:r>
     </w:p>
     <w:p>
@@ -2176,7 +2149,7 @@
           <w:rFonts w:ascii="Arial" w:hAnsi="Arial"/>
         </w:rPr>
         <w:drawing>
-          <wp:anchor distT="0" distB="0" distL="0" distR="0" simplePos="0" relativeHeight="4" behindDoc="0" locked="0" layoutInCell="0" allowOverlap="1">
+          <wp:anchor distT="0" distB="0" distL="0" distR="0" simplePos="0" relativeHeight="3" behindDoc="0" locked="0" layoutInCell="0" allowOverlap="1">
             <wp:simplePos x="0" y="0"/>
             <wp:positionH relativeFrom="column">
               <wp:align>center</wp:align>
@@ -2455,7 +2428,52 @@
         <w:rPr>
           <w:rFonts w:ascii="Arial" w:hAnsi="Arial"/>
         </w:rPr>
-        <w:t>(ACA VA EL DIAGRAMA DE CLASES XD)</w:t>
+        <w:drawing>
+          <wp:anchor distT="0" distB="0" distL="0" distR="0" simplePos="0" relativeHeight="5" behindDoc="0" locked="0" layoutInCell="0" allowOverlap="1">
+            <wp:simplePos x="0" y="0"/>
+            <wp:positionH relativeFrom="column">
+              <wp:align>center</wp:align>
+            </wp:positionH>
+            <wp:positionV relativeFrom="paragraph">
+              <wp:posOffset>635</wp:posOffset>
+            </wp:positionV>
+            <wp:extent cx="5731510" cy="3831590"/>
+            <wp:effectExtent l="0" t="0" r="0" b="0"/>
+            <wp:wrapSquare wrapText="largest"/>
+            <wp:docPr id="2" name="Imagen2"/>
+            <wp:cNvGraphicFramePr>
+              <a:graphicFrameLocks xmlns:a="http://schemas.openxmlformats.org/drawingml/2006/main" noChangeAspect="1"/>
+            </wp:cNvGraphicFramePr>
+            <a:graphic xmlns:a="http://schemas.openxmlformats.org/drawingml/2006/main">
+              <a:graphicData uri="http://schemas.openxmlformats.org/drawingml/2006/picture">
+                <pic:pic xmlns:pic="http://schemas.openxmlformats.org/drawingml/2006/picture">
+                  <pic:nvPicPr>
+                    <pic:cNvPr id="2" name="Imagen2"/>
+                    <pic:cNvPicPr>
+                      <a:picLocks noChangeAspect="1" noChangeArrowheads="1"/>
+                    </pic:cNvPicPr>
+                  </pic:nvPicPr>
+                  <pic:blipFill>
+                    <a:blip r:embed="rId3"/>
+                    <a:stretch>
+                      <a:fillRect/>
+                    </a:stretch>
+                  </pic:blipFill>
+                  <pic:spPr bwMode="auto">
+                    <a:xfrm>
+                      <a:off x="0" y="0"/>
+                      <a:ext cx="5731510" cy="3831590"/>
+                    </a:xfrm>
+                    <a:prstGeom prst="rect">
+                      <a:avLst/>
+                    </a:prstGeom>
+                    <a:noFill/>
+                  </pic:spPr>
+                </pic:pic>
+              </a:graphicData>
+            </a:graphic>
+          </wp:anchor>
+        </w:drawing>
       </w:r>
     </w:p>
     <w:p>
@@ -2788,33 +2806,52 @@
         <w:rPr>
           <w:rFonts w:ascii="Arial" w:hAnsi="Arial"/>
         </w:rPr>
-        <w:t>(ACA VA EL DER XD)</w:t>
-      </w:r>
-    </w:p>
-    <w:p>
-      <w:pPr>
-        <w:pStyle w:val="Normal"/>
-        <w:rPr>
-          <w:rFonts w:ascii="Arial" w:hAnsi="Arial"/>
-        </w:rPr>
-      </w:pPr>
-      <w:r>
-        <w:rPr>
-          <w:rFonts w:ascii="Arial" w:hAnsi="Arial"/>
-        </w:rPr>
-      </w:r>
-    </w:p>
-    <w:p>
-      <w:pPr>
-        <w:pStyle w:val="Normal"/>
-        <w:rPr>
-          <w:rFonts w:ascii="Arial" w:hAnsi="Arial"/>
-        </w:rPr>
-      </w:pPr>
-      <w:r>
-        <w:rPr>
-          <w:rFonts w:ascii="Arial" w:hAnsi="Arial"/>
-        </w:rPr>
+        <w:drawing>
+          <wp:anchor distT="0" distB="0" distL="0" distR="0" simplePos="0" relativeHeight="6" behindDoc="0" locked="0" layoutInCell="0" allowOverlap="1">
+            <wp:simplePos x="0" y="0"/>
+            <wp:positionH relativeFrom="column">
+              <wp:posOffset>0</wp:posOffset>
+            </wp:positionH>
+            <wp:positionV relativeFrom="paragraph">
+              <wp:posOffset>-58420</wp:posOffset>
+            </wp:positionV>
+            <wp:extent cx="5731510" cy="3686175"/>
+            <wp:effectExtent l="0" t="0" r="0" b="0"/>
+            <wp:wrapSquare wrapText="largest"/>
+            <wp:docPr id="3" name="Imagen3"/>
+            <wp:cNvGraphicFramePr>
+              <a:graphicFrameLocks xmlns:a="http://schemas.openxmlformats.org/drawingml/2006/main" noChangeAspect="1"/>
+            </wp:cNvGraphicFramePr>
+            <a:graphic xmlns:a="http://schemas.openxmlformats.org/drawingml/2006/main">
+              <a:graphicData uri="http://schemas.openxmlformats.org/drawingml/2006/picture">
+                <pic:pic xmlns:pic="http://schemas.openxmlformats.org/drawingml/2006/picture">
+                  <pic:nvPicPr>
+                    <pic:cNvPr id="3" name="Imagen3"/>
+                    <pic:cNvPicPr>
+                      <a:picLocks noChangeAspect="1" noChangeArrowheads="1"/>
+                    </pic:cNvPicPr>
+                  </pic:nvPicPr>
+                  <pic:blipFill>
+                    <a:blip r:embed="rId4"/>
+                    <a:stretch>
+                      <a:fillRect/>
+                    </a:stretch>
+                  </pic:blipFill>
+                  <pic:spPr bwMode="auto">
+                    <a:xfrm>
+                      <a:off x="0" y="0"/>
+                      <a:ext cx="5731510" cy="3686175"/>
+                    </a:xfrm>
+                    <a:prstGeom prst="rect">
+                      <a:avLst/>
+                    </a:prstGeom>
+                    <a:noFill/>
+                  </pic:spPr>
+                </pic:pic>
+              </a:graphicData>
+            </a:graphic>
+          </wp:anchor>
+        </w:drawing>
       </w:r>
     </w:p>
     <w:p>
@@ -3888,7 +3925,52 @@
         <w:rPr>
           <w:rFonts w:ascii="Arial" w:hAnsi="Arial"/>
         </w:rPr>
-        <w:t>(NOS FALTA EL MER).</w:t>
+        <w:drawing>
+          <wp:anchor distT="0" distB="0" distL="0" distR="0" simplePos="0" relativeHeight="7" behindDoc="0" locked="0" layoutInCell="0" allowOverlap="1">
+            <wp:simplePos x="0" y="0"/>
+            <wp:positionH relativeFrom="column">
+              <wp:align>center</wp:align>
+            </wp:positionH>
+            <wp:positionV relativeFrom="paragraph">
+              <wp:posOffset>635</wp:posOffset>
+            </wp:positionV>
+            <wp:extent cx="5731510" cy="3408680"/>
+            <wp:effectExtent l="0" t="0" r="0" b="0"/>
+            <wp:wrapSquare wrapText="largest"/>
+            <wp:docPr id="4" name="Imagen4"/>
+            <wp:cNvGraphicFramePr>
+              <a:graphicFrameLocks xmlns:a="http://schemas.openxmlformats.org/drawingml/2006/main" noChangeAspect="1"/>
+            </wp:cNvGraphicFramePr>
+            <a:graphic xmlns:a="http://schemas.openxmlformats.org/drawingml/2006/main">
+              <a:graphicData uri="http://schemas.openxmlformats.org/drawingml/2006/picture">
+                <pic:pic xmlns:pic="http://schemas.openxmlformats.org/drawingml/2006/picture">
+                  <pic:nvPicPr>
+                    <pic:cNvPr id="4" name="Imagen4"/>
+                    <pic:cNvPicPr>
+                      <a:picLocks noChangeAspect="1" noChangeArrowheads="1"/>
+                    </pic:cNvPicPr>
+                  </pic:nvPicPr>
+                  <pic:blipFill>
+                    <a:blip r:embed="rId5"/>
+                    <a:stretch>
+                      <a:fillRect/>
+                    </a:stretch>
+                  </pic:blipFill>
+                  <pic:spPr bwMode="auto">
+                    <a:xfrm>
+                      <a:off x="0" y="0"/>
+                      <a:ext cx="5731510" cy="3408680"/>
+                    </a:xfrm>
+                    <a:prstGeom prst="rect">
+                      <a:avLst/>
+                    </a:prstGeom>
+                    <a:noFill/>
+                  </pic:spPr>
+                </pic:pic>
+              </a:graphicData>
+            </a:graphic>
+          </wp:anchor>
+        </w:drawing>
       </w:r>
     </w:p>
     <w:p>
@@ -4042,7 +4124,7 @@
       <w:tr>
         <w:trPr>
           <w:tblHeader w:val="true"/>
-          <w:trHeight w:val="313" w:hRule="atLeast"/>
+          <w:trHeight w:val="665" w:hRule="atLeast"/>
           <w:cnfStyle w:val="100000000000" w:firstRow="1" w:lastRow="0" w:firstColumn="0" w:lastColumn="0" w:oddVBand="0" w:evenVBand="0" w:oddHBand="0" w:evenHBand="0" w:firstRowFirstColumn="0" w:firstRowLastColumn="0" w:lastRowFirstColumn="0" w:lastRowLastColumn="0"/>
         </w:trPr>
         <w:tc>
@@ -4157,13 +4239,17 @@
               <w:pStyle w:val="Normal"/>
               <w:rPr>
                 <w:rFonts w:ascii="Arial" w:hAnsi="Arial"/>
+                <w:sz w:val="24"/>
+                <w:szCs w:val="24"/>
               </w:rPr>
             </w:pPr>
             <w:r>
               <w:rPr>
                 <w:rFonts w:ascii="Arial" w:hAnsi="Arial"/>
-              </w:rPr>
-              <w:t>¡?</w:t>
+                <w:sz w:val="24"/>
+                <w:szCs w:val="24"/>
+              </w:rPr>
+              <w:t xml:space="preserve">IA y Backend (Chatbot &amp; Algoritmos) </w:t>
             </w:r>
           </w:p>
         </w:tc>
@@ -4185,15 +4271,86 @@
             <w:r>
               <w:rPr>
                 <w:rFonts w:ascii="Arial" w:hAnsi="Arial"/>
-              </w:rPr>
-              <w:t>¿</w:t>
+                <w:sz w:val="24"/>
+                <w:szCs w:val="24"/>
+              </w:rPr>
+              <w:t>.</w:t>
+            </w:r>
+            <w:bookmarkStart w:id="27" w:name="p-rc_7eea74b14da6862b-60"/>
+            <w:bookmarkEnd w:id="27"/>
+            <w:r>
+              <w:rPr>
+                <w:rFonts w:ascii="Arial" w:hAnsi="Arial"/>
+                <w:sz w:val="24"/>
+                <w:szCs w:val="24"/>
+              </w:rPr>
+              <w:t>Liderar la integración del Chatbot Asistente con modelo RAG (</w:t>
+            </w:r>
+            <w:r>
+              <w:rPr>
+                <w:rStyle w:val="Textooriginal"/>
+                <w:rFonts w:ascii="Arial" w:hAnsi="Arial"/>
+                <w:sz w:val="24"/>
+                <w:szCs w:val="24"/>
+              </w:rPr>
+              <w:t>ClienteLLM</w:t>
+            </w:r>
+            <w:r>
+              <w:rPr>
+                <w:rFonts w:ascii="Arial" w:hAnsi="Arial"/>
+                <w:sz w:val="24"/>
+                <w:szCs w:val="24"/>
+              </w:rPr>
+              <w:t xml:space="preserve">). </w:t>
+            </w:r>
+          </w:p>
+          <w:p>
+            <w:pPr>
+              <w:pStyle w:val="BodyText"/>
+              <w:spacing w:lineRule="auto" w:line="274" w:before="0" w:after="140"/>
+              <w:ind w:hanging="0" w:start="0" w:end="0"/>
+              <w:rPr>
+                <w:rFonts w:ascii="Arial" w:hAnsi="Arial"/>
+                <w:sz w:val="24"/>
+                <w:szCs w:val="24"/>
+              </w:rPr>
+            </w:pPr>
+            <w:bookmarkStart w:id="28" w:name="p-rc_7eea74b14da6862b-61"/>
+            <w:bookmarkEnd w:id="28"/>
+            <w:r>
+              <w:rPr>
+                <w:rFonts w:ascii="Arial" w:hAnsi="Arial"/>
+                <w:sz w:val="24"/>
+                <w:szCs w:val="24"/>
+              </w:rPr>
+              <w:t xml:space="preserve">.Implementación de la lógica del Motor Probabilístico dinámico (cálculos pre-partido y recálculo en vivo). </w:t>
+            </w:r>
+          </w:p>
+          <w:p>
+            <w:pPr>
+              <w:pStyle w:val="BodyText"/>
+              <w:spacing w:lineRule="auto" w:line="274" w:before="0" w:after="140"/>
+              <w:ind w:hanging="0" w:start="0" w:end="0"/>
+              <w:rPr>
+                <w:rFonts w:ascii="Arial" w:hAnsi="Arial"/>
+                <w:sz w:val="24"/>
+                <w:szCs w:val="24"/>
+              </w:rPr>
+            </w:pPr>
+            <w:r>
+              <w:rPr>
+                <w:rFonts w:ascii="Arial" w:hAnsi="Arial"/>
+                <w:sz w:val="24"/>
+                <w:szCs w:val="24"/>
+              </w:rPr>
+              <w:t>.Colaborar en el desarrollo de APIs y endpoints del backend.</w:t>
             </w:r>
           </w:p>
         </w:tc>
       </w:tr>
       <w:tr>
         <w:trPr>
-          <w:trHeight w:val="1381" w:hRule="atLeast"/>
+          <w:trHeight w:val="622" w:hRule="atLeast"/>
         </w:trPr>
         <w:tc>
           <w:tcPr>
@@ -4233,13 +4390,17 @@
               <w:pStyle w:val="Normal"/>
               <w:rPr>
                 <w:rFonts w:ascii="Arial" w:hAnsi="Arial"/>
+                <w:sz w:val="24"/>
+                <w:szCs w:val="24"/>
               </w:rPr>
             </w:pPr>
             <w:r>
               <w:rPr>
                 <w:rFonts w:ascii="Arial" w:hAnsi="Arial"/>
-              </w:rPr>
-              <w:t>¿</w:t>
+                <w:sz w:val="24"/>
+                <w:szCs w:val="24"/>
+              </w:rPr>
+              <w:t xml:space="preserve">Base de Datos y Arquitectura de Datos </w:t>
             </w:r>
           </w:p>
         </w:tc>
@@ -4253,16 +4414,92 @@
           </w:tcPr>
           <w:p>
             <w:pPr>
+              <w:pStyle w:val="BodyText"/>
+              <w:rPr>
+                <w:rFonts w:ascii="Arial" w:hAnsi="Arial"/>
+                <w:sz w:val="24"/>
+                <w:szCs w:val="24"/>
+              </w:rPr>
+            </w:pPr>
+            <w:r>
+              <w:rPr>
+                <w:rFonts w:ascii="Arial" w:hAnsi="Arial"/>
+                <w:sz w:val="24"/>
+                <w:szCs w:val="24"/>
+              </w:rPr>
+              <w:t xml:space="preserve">.Diseño, optimización y mantenimiento del esquema relacional (DER / SQL). </w:t>
+            </w:r>
+          </w:p>
+          <w:p>
+            <w:pPr>
+              <w:pStyle w:val="BodyText"/>
+              <w:spacing w:lineRule="auto" w:line="274" w:before="0" w:after="140"/>
+              <w:ind w:hanging="0" w:start="0" w:end="0"/>
+              <w:rPr>
+                <w:rFonts w:ascii="Arial" w:hAnsi="Arial"/>
+              </w:rPr>
+            </w:pPr>
+            <w:r>
+              <w:rPr>
+                <w:rFonts w:ascii="Arial" w:hAnsi="Arial"/>
+                <w:sz w:val="24"/>
+                <w:szCs w:val="24"/>
+              </w:rPr>
+              <w:t>.Integración y consumo de la API externa de datos deportivos (</w:t>
+            </w:r>
+            <w:r>
+              <w:rPr>
+                <w:rStyle w:val="Textooriginal"/>
+                <w:rFonts w:ascii="Arial" w:hAnsi="Arial"/>
+                <w:sz w:val="24"/>
+                <w:szCs w:val="24"/>
+              </w:rPr>
+              <w:t>ClienteAPI</w:t>
+            </w:r>
+            <w:r>
+              <w:rPr>
+                <w:rFonts w:ascii="Arial" w:hAnsi="Arial"/>
+                <w:sz w:val="24"/>
+                <w:szCs w:val="24"/>
+              </w:rPr>
+              <w:t xml:space="preserve">). </w:t>
+            </w:r>
+          </w:p>
+          <w:p>
+            <w:pPr>
+              <w:pStyle w:val="BodyText"/>
+              <w:spacing w:lineRule="auto" w:line="274" w:before="0" w:after="140"/>
+              <w:ind w:hanging="0" w:start="0" w:end="0"/>
+              <w:rPr>
+                <w:rFonts w:ascii="Arial" w:hAnsi="Arial"/>
+                <w:sz w:val="24"/>
+                <w:szCs w:val="24"/>
+              </w:rPr>
+            </w:pPr>
+            <w:r>
+              <w:rPr>
+                <w:rFonts w:ascii="Arial" w:hAnsi="Arial"/>
+                <w:sz w:val="24"/>
+                <w:szCs w:val="24"/>
+              </w:rPr>
+              <w:t>.Implementación del módulo de Backups/Restauración de la base de datos e integridad.</w:t>
+            </w:r>
+          </w:p>
+          <w:p>
+            <w:pPr>
               <w:pStyle w:val="Normal"/>
               <w:rPr>
                 <w:rFonts w:ascii="Arial" w:hAnsi="Arial"/>
+                <w:sz w:val="24"/>
+                <w:szCs w:val="24"/>
               </w:rPr>
             </w:pPr>
             <w:r>
               <w:rPr>
                 <w:rFonts w:ascii="Arial" w:hAnsi="Arial"/>
-              </w:rPr>
-              <w:t>¿</w:t>
+                <w:sz w:val="24"/>
+                <w:szCs w:val="24"/>
+              </w:rPr>
             </w:r>
           </w:p>
         </w:tc>
@@ -4315,7 +4552,7 @@
               <w:rPr>
                 <w:rFonts w:ascii="Arial" w:hAnsi="Arial"/>
               </w:rPr>
-              <w:t>¿=</w:t>
+              <w:t>Frontend e Integraciones en Tiempo Real.</w:t>
             </w:r>
           </w:p>
         </w:tc>
@@ -4334,11 +4571,60 @@
                 <w:rFonts w:ascii="Arial" w:hAnsi="Arial"/>
               </w:rPr>
             </w:pPr>
-            <w:r>
-              <w:rPr>
-                <w:rFonts w:ascii="Arial" w:hAnsi="Arial"/>
-              </w:rPr>
-              <w:t>¿</w:t>
+            <w:bookmarkStart w:id="29" w:name="p-rc_7eea74b14da6862b-68"/>
+            <w:bookmarkEnd w:id="29"/>
+            <w:r>
+              <w:rPr>
+                <w:rFonts w:ascii="Google Sans Text;sans-serif" w:hAnsi="Google Sans Text;sans-serif"/>
+              </w:rPr>
+              <w:t xml:space="preserve">.Maquetado y desarrollo de la interfaz de usuario responsive. </w:t>
+            </w:r>
+          </w:p>
+          <w:p>
+            <w:pPr>
+              <w:pStyle w:val="BodyText"/>
+              <w:spacing w:lineRule="auto" w:line="274" w:before="0" w:after="140"/>
+              <w:ind w:hanging="0" w:start="0" w:end="0"/>
+              <w:rPr>
+                <w:rFonts w:ascii="Arial" w:hAnsi="Arial"/>
+              </w:rPr>
+            </w:pPr>
+            <w:bookmarkStart w:id="30" w:name="p-rc_7eea74b14da6862b-69"/>
+            <w:bookmarkEnd w:id="30"/>
+            <w:r>
+              <w:rPr>
+                <w:rFonts w:ascii="Google Sans Text;sans-serif" w:hAnsi="Google Sans Text;sans-serif"/>
+              </w:rPr>
+              <w:t xml:space="preserve">.Integración del canal de Notificaciones y Bot de Telegram. </w:t>
+            </w:r>
+          </w:p>
+          <w:p>
+            <w:pPr>
+              <w:pStyle w:val="BodyText"/>
+              <w:spacing w:lineRule="auto" w:line="274" w:before="0" w:after="140"/>
+              <w:ind w:hanging="0" w:start="0" w:end="0"/>
+              <w:rPr>
+                <w:rFonts w:ascii="Google Sans Text;sans-serif" w:hAnsi="Google Sans Text;sans-serif"/>
+              </w:rPr>
+            </w:pPr>
+            <w:r>
+              <w:rPr>
+                <w:rFonts w:ascii="Google Sans Text;sans-serif" w:hAnsi="Google Sans Text;sans-serif"/>
+              </w:rPr>
+              <w:t>.Conexión de vistas dinámicas en tiempo real para el Fixture y Simulador.</w:t>
+            </w:r>
+          </w:p>
+          <w:p>
+            <w:pPr>
+              <w:pStyle w:val="Normal"/>
+              <w:rPr>
+                <w:rFonts w:ascii="Arial" w:hAnsi="Arial"/>
+              </w:rPr>
+            </w:pPr>
+            <w:r>
+              <w:rPr>
+                <w:rFonts w:ascii="Arial" w:hAnsi="Arial"/>
+              </w:rPr>
             </w:r>
           </w:p>
         </w:tc>
@@ -4351,13 +4637,13 @@
           <w:rFonts w:ascii="Arial" w:hAnsi="Arial"/>
         </w:rPr>
       </w:pPr>
-      <w:bookmarkStart w:id="27" w:name="_2tjcbkqx869v"/>
-      <w:bookmarkEnd w:id="27"/>
-      <w:r>
-        <w:rPr>
-          <w:rFonts w:ascii="Arial" w:hAnsi="Arial"/>
-        </w:rPr>
-        <w:t>Diagrama de Gantt Tentativo</w:t>
+      <w:bookmarkStart w:id="31" w:name="_2tjcbkqx869v"/>
+      <w:bookmarkEnd w:id="31"/>
+      <w:r>
+        <w:rPr>
+          <w:rFonts w:ascii="Arial" w:hAnsi="Arial"/>
+        </w:rPr>
+        <w:t xml:space="preserve">Diagrama de Gantt </w:t>
       </w:r>
     </w:p>
     <w:p>
@@ -4370,51 +4656,66 @@
         <w:t>Estimación temporal y duración de las fases del proyecto:</w:t>
       </w:r>
     </w:p>
+    <w:p>
+      <w:pPr>
+        <w:pStyle w:val="Normal"/>
+        <w:rPr>
+          <w:rFonts w:ascii="Arial" w:hAnsi="Arial"/>
+        </w:rPr>
+      </w:pPr>
+      <w:r>
+        <w:rPr>
+          <w:rFonts w:ascii="Arial" w:hAnsi="Arial"/>
+        </w:rPr>
+      </w:r>
+    </w:p>
     <w:tbl>
       <w:tblPr>
-        <w:tblW w:w="9694" w:type="dxa"/>
-        <w:jc w:val="center"/>
-        <w:tblInd w:w="0" w:type="dxa"/>
+        <w:tblW w:w="10280" w:type="dxa"/>
+        <w:jc w:val="start"/>
+        <w:tblInd w:w="-360" w:type="dxa"/>
         <w:tblLayout w:type="fixed"/>
         <w:tblCellMar>
-          <w:top w:w="0" w:type="dxa"/>
-          <w:start w:w="108" w:type="dxa"/>
-          <w:bottom w:w="0" w:type="dxa"/>
-          <w:end w:w="108" w:type="dxa"/>
+          <w:top w:w="120" w:type="dxa"/>
+          <w:start w:w="180" w:type="dxa"/>
+          <w:bottom w:w="120" w:type="dxa"/>
+          <w:end w:w="180" w:type="dxa"/>
         </w:tblCellMar>
       </w:tblPr>
       <w:tblGrid>
-        <w:gridCol w:w="1924"/>
-        <w:gridCol w:w="2323"/>
-        <w:gridCol w:w="1526"/>
-        <w:gridCol w:w="1959"/>
-        <w:gridCol w:w="1962"/>
+        <w:gridCol w:w="1040"/>
+        <w:gridCol w:w="2880"/>
+        <w:gridCol w:w="1640"/>
+        <w:gridCol w:w="1600"/>
+        <w:gridCol w:w="1580"/>
+        <w:gridCol w:w="1540"/>
       </w:tblGrid>
       <w:tr>
         <w:trPr>
           <w:tblHeader w:val="true"/>
-          <w:trHeight w:val="273" w:hRule="atLeast"/>
         </w:trPr>
         <w:tc>
           <w:tcPr>
-            <w:tcW w:w="1924" w:type="dxa"/>
+            <w:tcW w:w="1040" w:type="dxa"/>
             <w:tcBorders>
-              <w:top w:val="single" w:sz="8" w:space="0" w:color="E2E8F0"/>
-              <w:bottom w:val="single" w:sz="8" w:space="0" w:color="F1F5F9"/>
+              <w:top w:val="single" w:sz="2" w:space="0" w:color="C4C7C5"/>
+              <w:start w:val="single" w:sz="2" w:space="0" w:color="C4C7C5"/>
+              <w:bottom w:val="single" w:sz="2" w:space="0" w:color="C4C7C5"/>
+              <w:end w:val="single" w:sz="2" w:space="0" w:color="C4C7C5"/>
             </w:tcBorders>
+            <w:vAlign w:val="center"/>
           </w:tcPr>
           <w:p>
             <w:pPr>
-              <w:pStyle w:val="Normal"/>
-              <w:rPr>
-                <w:b/>
-                <w:bCs/>
-              </w:rPr>
+              <w:pStyle w:val="Contenidodelatabla"/>
+              <w:spacing w:lineRule="auto" w:line="274" w:before="0" w:after="0"/>
+              <w:ind w:hanging="0" w:start="0" w:end="0"/>
+              <w:rPr/>
             </w:pPr>
             <w:r>
               <w:rPr>
-                <w:b/>
-                <w:bCs/>
+                <w:rStyle w:val="Strong"/>
+                <w:rFonts w:ascii="Google Sans Text;sans-serif" w:hAnsi="Google Sans Text;sans-serif"/>
               </w:rPr>
               <w:t>Fase</w:t>
             </w:r>
@@ -4422,24 +4723,26 @@
         </w:tc>
         <w:tc>
           <w:tcPr>
-            <w:tcW w:w="2323" w:type="dxa"/>
+            <w:tcW w:w="2880" w:type="dxa"/>
             <w:tcBorders>
-              <w:top w:val="single" w:sz="8" w:space="0" w:color="E2E8F0"/>
-              <w:bottom w:val="single" w:sz="8" w:space="0" w:color="F1F5F9"/>
+              <w:top w:val="single" w:sz="2" w:space="0" w:color="C4C7C5"/>
+              <w:start w:val="single" w:sz="2" w:space="0" w:color="C4C7C5"/>
+              <w:bottom w:val="single" w:sz="2" w:space="0" w:color="C4C7C5"/>
+              <w:end w:val="single" w:sz="2" w:space="0" w:color="C4C7C5"/>
             </w:tcBorders>
+            <w:vAlign w:val="center"/>
           </w:tcPr>
           <w:p>
             <w:pPr>
-              <w:pStyle w:val="Normal"/>
-              <w:rPr>
-                <w:b/>
-                <w:bCs/>
-              </w:rPr>
+              <w:pStyle w:val="Contenidodelatabla"/>
+              <w:spacing w:lineRule="auto" w:line="274" w:before="0" w:after="0"/>
+              <w:ind w:hanging="0" w:start="0" w:end="0"/>
+              <w:rPr/>
             </w:pPr>
             <w:r>
               <w:rPr>
-                <w:b/>
-                <w:bCs/>
+                <w:rStyle w:val="Strong"/>
+                <w:rFonts w:ascii="Google Sans Text;sans-serif" w:hAnsi="Google Sans Text;sans-serif"/>
               </w:rPr>
               <w:t>Nombre de la Fase</w:t>
             </w:r>
@@ -4447,74 +4750,107 @@
         </w:tc>
         <w:tc>
           <w:tcPr>
-            <w:tcW w:w="1526" w:type="dxa"/>
+            <w:tcW w:w="1640" w:type="dxa"/>
             <w:tcBorders>
-              <w:top w:val="single" w:sz="8" w:space="0" w:color="E2E8F0"/>
-              <w:bottom w:val="single" w:sz="8" w:space="0" w:color="F1F5F9"/>
+              <w:top w:val="single" w:sz="2" w:space="0" w:color="C4C7C5"/>
+              <w:start w:val="single" w:sz="2" w:space="0" w:color="C4C7C5"/>
+              <w:bottom w:val="single" w:sz="2" w:space="0" w:color="C4C7C5"/>
+              <w:end w:val="single" w:sz="2" w:space="0" w:color="C4C7C5"/>
             </w:tcBorders>
+            <w:vAlign w:val="center"/>
           </w:tcPr>
           <w:p>
             <w:pPr>
-              <w:pStyle w:val="Normal"/>
-              <w:rPr>
-                <w:b/>
-                <w:bCs/>
-              </w:rPr>
+              <w:pStyle w:val="Contenidodelatabla"/>
+              <w:spacing w:lineRule="auto" w:line="274" w:before="0" w:after="0"/>
+              <w:ind w:hanging="0" w:start="0" w:end="0"/>
+              <w:rPr/>
             </w:pPr>
             <w:r>
               <w:rPr>
-                <w:b/>
-                <w:bCs/>
-              </w:rPr>
-              <w:t>Fecha Inicio</w:t>
+                <w:rStyle w:val="Strong"/>
+                <w:rFonts w:ascii="Google Sans Text;sans-serif" w:hAnsi="Google Sans Text;sans-serif"/>
+              </w:rPr>
+              <w:t>Integrante Principal</w:t>
             </w:r>
           </w:p>
         </w:tc>
         <w:tc>
           <w:tcPr>
-            <w:tcW w:w="1959" w:type="dxa"/>
+            <w:tcW w:w="1600" w:type="dxa"/>
             <w:tcBorders>
-              <w:top w:val="single" w:sz="8" w:space="0" w:color="E2E8F0"/>
-              <w:bottom w:val="single" w:sz="8" w:space="0" w:color="F1F5F9"/>
+              <w:top w:val="single" w:sz="2" w:space="0" w:color="C4C7C5"/>
+              <w:start w:val="single" w:sz="2" w:space="0" w:color="C4C7C5"/>
+              <w:bottom w:val="single" w:sz="2" w:space="0" w:color="C4C7C5"/>
+              <w:end w:val="single" w:sz="2" w:space="0" w:color="C4C7C5"/>
             </w:tcBorders>
+            <w:vAlign w:val="center"/>
           </w:tcPr>
           <w:p>
             <w:pPr>
-              <w:pStyle w:val="Normal"/>
-              <w:rPr>
-                <w:b/>
-                <w:bCs/>
-              </w:rPr>
+              <w:pStyle w:val="Contenidodelatabla"/>
+              <w:spacing w:lineRule="auto" w:line="274" w:before="0" w:after="0"/>
+              <w:ind w:hanging="0" w:start="0" w:end="0"/>
+              <w:rPr/>
             </w:pPr>
             <w:r>
               <w:rPr>
-                <w:b/>
-                <w:bCs/>
-              </w:rPr>
-              <w:t>Fecha Fin</w:t>
+                <w:rStyle w:val="Strong"/>
+                <w:rFonts w:ascii="Google Sans Text;sans-serif" w:hAnsi="Google Sans Text;sans-serif"/>
+              </w:rPr>
+              <w:t>Fecha Inicio</w:t>
             </w:r>
           </w:p>
         </w:tc>
         <w:tc>
           <w:tcPr>
-            <w:tcW w:w="1962" w:type="dxa"/>
+            <w:tcW w:w="1580" w:type="dxa"/>
             <w:tcBorders>
-              <w:top w:val="single" w:sz="8" w:space="0" w:color="E2E8F0"/>
-              <w:bottom w:val="single" w:sz="8" w:space="0" w:color="F1F5F9"/>
+              <w:top w:val="single" w:sz="2" w:space="0" w:color="C4C7C5"/>
+              <w:start w:val="single" w:sz="2" w:space="0" w:color="C4C7C5"/>
+              <w:bottom w:val="single" w:sz="2" w:space="0" w:color="C4C7C5"/>
+              <w:end w:val="single" w:sz="2" w:space="0" w:color="C4C7C5"/>
             </w:tcBorders>
+            <w:vAlign w:val="center"/>
           </w:tcPr>
           <w:p>
             <w:pPr>
-              <w:pStyle w:val="Normal"/>
-              <w:rPr>
-                <w:b/>
-                <w:bCs/>
-              </w:rPr>
+              <w:pStyle w:val="Contenidodelatabla"/>
+              <w:spacing w:lineRule="auto" w:line="274" w:before="0" w:after="0"/>
+              <w:ind w:hanging="0" w:start="0" w:end="0"/>
+              <w:rPr/>
             </w:pPr>
             <w:r>
               <w:rPr>
-                <w:b/>
-                <w:bCs/>
+                <w:rStyle w:val="Strong"/>
+                <w:rFonts w:ascii="Google Sans Text;sans-serif" w:hAnsi="Google Sans Text;sans-serif"/>
+              </w:rPr>
+              <w:t>Fecha Fin</w:t>
+            </w:r>
+          </w:p>
+        </w:tc>
+        <w:tc>
+          <w:tcPr>
+            <w:tcW w:w="1540" w:type="dxa"/>
+            <w:tcBorders>
+              <w:top w:val="single" w:sz="2" w:space="0" w:color="C4C7C5"/>
+              <w:start w:val="single" w:sz="2" w:space="0" w:color="C4C7C5"/>
+              <w:bottom w:val="single" w:sz="2" w:space="0" w:color="C4C7C5"/>
+              <w:end w:val="single" w:sz="2" w:space="0" w:color="C4C7C5"/>
+            </w:tcBorders>
+            <w:vAlign w:val="center"/>
+          </w:tcPr>
+          <w:p>
+            <w:pPr>
+              <w:pStyle w:val="Contenidodelatabla"/>
+              <w:spacing w:lineRule="auto" w:line="274" w:before="0" w:after="0"/>
+              <w:ind w:hanging="0" w:start="0" w:end="0"/>
+              <w:rPr/>
+            </w:pPr>
+            <w:r>
+              <w:rPr>
+                <w:rStyle w:val="Strong"/>
+                <w:rFonts w:ascii="Google Sans Text;sans-serif" w:hAnsi="Google Sans Text;sans-serif"/>
               </w:rPr>
               <w:t>Duración</w:t>
             </w:r>
@@ -4522,29 +4858,32 @@
         </w:tc>
       </w:tr>
       <w:tr>
-        <w:trPr>
-          <w:trHeight w:val="902" w:hRule="atLeast"/>
-        </w:trPr>
+        <w:trPr/>
         <w:tc>
           <w:tcPr>
-            <w:tcW w:w="1924" w:type="dxa"/>
+            <w:tcW w:w="1040" w:type="dxa"/>
             <w:tcBorders>
-              <w:top w:val="single" w:sz="8" w:space="0" w:color="F1F5F9"/>
-              <w:bottom w:val="single" w:sz="8" w:space="0" w:color="F1F5F9"/>
+              <w:top w:val="single" w:sz="2" w:space="0" w:color="C4C7C5"/>
+              <w:start w:val="single" w:sz="2" w:space="0" w:color="C4C7C5"/>
+              <w:bottom w:val="single" w:sz="2" w:space="0" w:color="C4C7C5"/>
+              <w:end w:val="single" w:sz="2" w:space="0" w:color="C4C7C5"/>
             </w:tcBorders>
+            <w:vAlign w:val="center"/>
           </w:tcPr>
           <w:p>
             <w:pPr>
-              <w:pStyle w:val="Normal"/>
-              <w:rPr>
+              <w:pStyle w:val="Contenidodelatabla"/>
+              <w:spacing w:lineRule="auto" w:line="274" w:before="0" w:after="140"/>
+              <w:ind w:hanging="0" w:start="0" w:end="0"/>
+              <w:rPr>
+                <w:rFonts w:ascii="Google Sans Text;sans-serif" w:hAnsi="Google Sans Text;sans-serif"/>
                 <w:b/>
-                <w:bCs/>
               </w:rPr>
             </w:pPr>
             <w:r>
               <w:rPr>
+                <w:rFonts w:ascii="Google Sans Text;sans-serif" w:hAnsi="Google Sans Text;sans-serif"/>
                 <w:b/>
-                <w:bCs/>
               </w:rPr>
               <w:t>Fase 1</w:t>
             </w:r>
@@ -4552,172 +4891,174 @@
         </w:tc>
         <w:tc>
           <w:tcPr>
-            <w:tcW w:w="2323" w:type="dxa"/>
+            <w:tcW w:w="2880" w:type="dxa"/>
             <w:tcBorders>
-              <w:top w:val="single" w:sz="8" w:space="0" w:color="F1F5F9"/>
-              <w:bottom w:val="single" w:sz="8" w:space="0" w:color="F1F5F9"/>
+              <w:top w:val="single" w:sz="2" w:space="0" w:color="C4C7C5"/>
+              <w:start w:val="single" w:sz="2" w:space="0" w:color="C4C7C5"/>
+              <w:bottom w:val="single" w:sz="2" w:space="0" w:color="C4C7C5"/>
+              <w:end w:val="single" w:sz="2" w:space="0" w:color="C4C7C5"/>
             </w:tcBorders>
+            <w:vAlign w:val="center"/>
           </w:tcPr>
           <w:p>
             <w:pPr>
-              <w:pStyle w:val="Normal"/>
-              <w:rPr/>
+              <w:pStyle w:val="Contenidodelatabla"/>
+              <w:spacing w:lineRule="auto" w:line="274" w:before="0" w:after="140"/>
+              <w:ind w:hanging="0" w:start="0" w:end="0"/>
+              <w:rPr>
+                <w:rFonts w:ascii="Google Sans Text;sans-serif" w:hAnsi="Google Sans Text;sans-serif"/>
+                <w:b/>
+              </w:rPr>
             </w:pPr>
             <w:r>
-              <w:rPr/>
+              <w:rPr>
+                <w:rFonts w:ascii="Google Sans Text;sans-serif" w:hAnsi="Google Sans Text;sans-serif"/>
+                <w:b/>
+              </w:rPr>
               <w:t>Levantamiento de Requerimientos y Diseño Arquitectónico</w:t>
             </w:r>
           </w:p>
         </w:tc>
         <w:tc>
           <w:tcPr>
-            <w:tcW w:w="1526" w:type="dxa"/>
+            <w:tcW w:w="1640" w:type="dxa"/>
             <w:tcBorders>
-              <w:top w:val="single" w:sz="8" w:space="0" w:color="F1F5F9"/>
-              <w:bottom w:val="single" w:sz="8" w:space="0" w:color="F1F5F9"/>
+              <w:top w:val="single" w:sz="2" w:space="0" w:color="C4C7C5"/>
+              <w:start w:val="single" w:sz="2" w:space="0" w:color="C4C7C5"/>
+              <w:bottom w:val="single" w:sz="2" w:space="0" w:color="C4C7C5"/>
+              <w:end w:val="single" w:sz="2" w:space="0" w:color="C4C7C5"/>
             </w:tcBorders>
+            <w:vAlign w:val="center"/>
           </w:tcPr>
           <w:p>
             <w:pPr>
-              <w:pStyle w:val="Normal"/>
-              <w:jc w:val="center"/>
-              <w:rPr>
-                <w:color w:val="000000"/>
+              <w:pStyle w:val="Contenidodelatabla"/>
+              <w:spacing w:lineRule="auto" w:line="274" w:before="0" w:after="140"/>
+              <w:ind w:hanging="0" w:start="0" w:end="0"/>
+              <w:rPr>
+                <w:rFonts w:ascii="Google Sans Text;sans-serif" w:hAnsi="Google Sans Text;sans-serif"/>
               </w:rPr>
             </w:pPr>
             <w:r>
               <w:rPr>
-                <w:color w:val="000000"/>
-              </w:rPr>
-            </w:r>
-          </w:p>
-          <w:p>
-            <w:pPr>
-              <w:pStyle w:val="Normal"/>
-              <w:jc w:val="center"/>
-              <w:rPr>
-                <w:color w:val="000000"/>
-              </w:rPr>
-            </w:pPr>
-            <w:r>
-              <w:rPr>
-                <w:color w:val="000000"/>
-              </w:rPr>
-              <w:t xml:space="preserve">    </w:t>
-            </w:r>
-            <w:r>
-              <w:rPr>
-                <w:color w:val="000000"/>
-              </w:rPr>
-              <w:t xml:space="preserve">15/08/2026 </w:t>
+                <w:rFonts w:ascii="Google Sans Text;sans-serif" w:hAnsi="Google Sans Text;sans-serif"/>
+              </w:rPr>
+              <w:t>Todo el Grupo</w:t>
             </w:r>
           </w:p>
         </w:tc>
         <w:tc>
           <w:tcPr>
-            <w:tcW w:w="1959" w:type="dxa"/>
+            <w:tcW w:w="1600" w:type="dxa"/>
             <w:tcBorders>
-              <w:top w:val="single" w:sz="8" w:space="0" w:color="F1F5F9"/>
-              <w:bottom w:val="single" w:sz="8" w:space="0" w:color="F1F5F9"/>
+              <w:top w:val="single" w:sz="2" w:space="0" w:color="C4C7C5"/>
+              <w:start w:val="single" w:sz="2" w:space="0" w:color="C4C7C5"/>
+              <w:bottom w:val="single" w:sz="2" w:space="0" w:color="C4C7C5"/>
+              <w:end w:val="single" w:sz="2" w:space="0" w:color="C4C7C5"/>
             </w:tcBorders>
+            <w:vAlign w:val="center"/>
           </w:tcPr>
           <w:p>
             <w:pPr>
-              <w:pStyle w:val="Normal"/>
-              <w:jc w:val="center"/>
-              <w:rPr>
-                <w:color w:val="000000"/>
+              <w:pStyle w:val="Contenidodelatabla"/>
+              <w:spacing w:lineRule="auto" w:line="274" w:before="0" w:after="140"/>
+              <w:ind w:hanging="0" w:start="0" w:end="0"/>
+              <w:rPr>
+                <w:rFonts w:ascii="Google Sans Text;sans-serif" w:hAnsi="Google Sans Text;sans-serif"/>
               </w:rPr>
             </w:pPr>
             <w:r>
               <w:rPr>
-                <w:color w:val="000000"/>
-              </w:rPr>
-            </w:r>
-          </w:p>
-          <w:p>
-            <w:pPr>
-              <w:pStyle w:val="Normal"/>
-              <w:jc w:val="center"/>
-              <w:rPr>
-                <w:color w:val="000000"/>
-              </w:rPr>
-            </w:pPr>
-            <w:r>
-              <w:rPr>
-                <w:color w:val="000000"/>
-              </w:rPr>
-              <w:t xml:space="preserve">    </w:t>
-            </w:r>
-            <w:r>
-              <w:rPr>
-                <w:color w:val="000000"/>
-              </w:rPr>
-              <w:t xml:space="preserve">08/10/2026 </w:t>
+                <w:rFonts w:ascii="Google Sans Text;sans-serif" w:hAnsi="Google Sans Text;sans-serif"/>
+              </w:rPr>
+              <w:t>15/08/2026</w:t>
             </w:r>
           </w:p>
         </w:tc>
         <w:tc>
           <w:tcPr>
-            <w:tcW w:w="1962" w:type="dxa"/>
+            <w:tcW w:w="1580" w:type="dxa"/>
             <w:tcBorders>
-              <w:top w:val="single" w:sz="8" w:space="0" w:color="F1F5F9"/>
-              <w:bottom w:val="single" w:sz="8" w:space="0" w:color="F1F5F9"/>
+              <w:top w:val="single" w:sz="2" w:space="0" w:color="C4C7C5"/>
+              <w:start w:val="single" w:sz="2" w:space="0" w:color="C4C7C5"/>
+              <w:bottom w:val="single" w:sz="2" w:space="0" w:color="C4C7C5"/>
+              <w:end w:val="single" w:sz="2" w:space="0" w:color="C4C7C5"/>
             </w:tcBorders>
+            <w:vAlign w:val="center"/>
           </w:tcPr>
           <w:p>
             <w:pPr>
-              <w:pStyle w:val="Normal"/>
-              <w:jc w:val="center"/>
-              <w:rPr/>
+              <w:pStyle w:val="Contenidodelatabla"/>
+              <w:spacing w:lineRule="auto" w:line="274" w:before="0" w:after="140"/>
+              <w:ind w:hanging="0" w:start="0" w:end="0"/>
+              <w:rPr>
+                <w:rFonts w:ascii="Google Sans Text;sans-serif" w:hAnsi="Google Sans Text;sans-serif"/>
+              </w:rPr>
             </w:pPr>
             <w:r>
-              <w:rPr/>
+              <w:rPr>
+                <w:rFonts w:ascii="Google Sans Text;sans-serif" w:hAnsi="Google Sans Text;sans-serif"/>
+              </w:rPr>
+              <w:t>08/10/2026</w:t>
             </w:r>
           </w:p>
+        </w:tc>
+        <w:tc>
+          <w:tcPr>
+            <w:tcW w:w="1540" w:type="dxa"/>
+            <w:tcBorders>
+              <w:top w:val="single" w:sz="2" w:space="0" w:color="C4C7C5"/>
+              <w:start w:val="single" w:sz="2" w:space="0" w:color="C4C7C5"/>
+              <w:bottom w:val="single" w:sz="2" w:space="0" w:color="C4C7C5"/>
+              <w:end w:val="single" w:sz="2" w:space="0" w:color="C4C7C5"/>
+            </w:tcBorders>
+            <w:vAlign w:val="center"/>
+          </w:tcPr>
           <w:p>
             <w:pPr>
-              <w:pStyle w:val="Normal"/>
-              <w:jc w:val="center"/>
-              <w:rPr/>
+              <w:pStyle w:val="Contenidodelatabla"/>
+              <w:spacing w:lineRule="auto" w:line="274" w:before="0" w:after="140"/>
+              <w:ind w:hanging="0" w:start="0" w:end="0"/>
+              <w:rPr>
+                <w:rFonts w:ascii="Google Sans Text;sans-serif" w:hAnsi="Google Sans Text;sans-serif"/>
+              </w:rPr>
             </w:pPr>
             <w:r>
               <w:rPr>
-                <w:color w:val="000000"/>
-              </w:rPr>
-              <w:t xml:space="preserve">     </w:t>
-            </w:r>
-            <w:r>
-              <w:rPr/>
-              <w:t xml:space="preserve">8 semanas </w:t>
+                <w:rFonts w:ascii="Google Sans Text;sans-serif" w:hAnsi="Google Sans Text;sans-serif"/>
+              </w:rPr>
+              <w:t>8 semanas</w:t>
             </w:r>
           </w:p>
         </w:tc>
       </w:tr>
       <w:tr>
-        <w:trPr>
-          <w:trHeight w:val="1024" w:hRule="atLeast"/>
-        </w:trPr>
+        <w:trPr/>
         <w:tc>
           <w:tcPr>
-            <w:tcW w:w="1924" w:type="dxa"/>
+            <w:tcW w:w="1040" w:type="dxa"/>
             <w:tcBorders>
-              <w:top w:val="single" w:sz="8" w:space="0" w:color="F1F5F9"/>
-              <w:bottom w:val="single" w:sz="8" w:space="0" w:color="F1F5F9"/>
+              <w:top w:val="single" w:sz="2" w:space="0" w:color="C4C7C5"/>
+              <w:start w:val="single" w:sz="2" w:space="0" w:color="C4C7C5"/>
+              <w:bottom w:val="single" w:sz="2" w:space="0" w:color="C4C7C5"/>
+              <w:end w:val="single" w:sz="2" w:space="0" w:color="C4C7C5"/>
             </w:tcBorders>
+            <w:vAlign w:val="center"/>
           </w:tcPr>
           <w:p>
             <w:pPr>
-              <w:pStyle w:val="Normal"/>
-              <w:rPr>
+              <w:pStyle w:val="Contenidodelatabla"/>
+              <w:spacing w:lineRule="auto" w:line="274" w:before="0" w:after="140"/>
+              <w:ind w:hanging="0" w:start="0" w:end="0"/>
+              <w:rPr>
+                <w:rFonts w:ascii="Google Sans Text;sans-serif" w:hAnsi="Google Sans Text;sans-serif"/>
                 <w:b/>
-                <w:bCs/>
               </w:rPr>
             </w:pPr>
             <w:r>
               <w:rPr>
+                <w:rFonts w:ascii="Google Sans Text;sans-serif" w:hAnsi="Google Sans Text;sans-serif"/>
                 <w:b/>
-                <w:bCs/>
               </w:rPr>
               <w:t>Fase 2</w:t>
             </w:r>
@@ -4725,172 +5066,174 @@
         </w:tc>
         <w:tc>
           <w:tcPr>
-            <w:tcW w:w="2323" w:type="dxa"/>
+            <w:tcW w:w="2880" w:type="dxa"/>
             <w:tcBorders>
-              <w:top w:val="single" w:sz="8" w:space="0" w:color="F1F5F9"/>
-              <w:bottom w:val="single" w:sz="8" w:space="0" w:color="F1F5F9"/>
+              <w:top w:val="single" w:sz="2" w:space="0" w:color="C4C7C5"/>
+              <w:start w:val="single" w:sz="2" w:space="0" w:color="C4C7C5"/>
+              <w:bottom w:val="single" w:sz="2" w:space="0" w:color="C4C7C5"/>
+              <w:end w:val="single" w:sz="2" w:space="0" w:color="C4C7C5"/>
             </w:tcBorders>
+            <w:vAlign w:val="center"/>
           </w:tcPr>
           <w:p>
             <w:pPr>
-              <w:pStyle w:val="Normal"/>
-              <w:rPr/>
+              <w:pStyle w:val="Contenidodelatabla"/>
+              <w:spacing w:lineRule="auto" w:line="274" w:before="0" w:after="140"/>
+              <w:ind w:hanging="0" w:start="0" w:end="0"/>
+              <w:rPr>
+                <w:rFonts w:ascii="Google Sans Text;sans-serif" w:hAnsi="Google Sans Text;sans-serif"/>
+                <w:b/>
+              </w:rPr>
             </w:pPr>
             <w:r>
-              <w:rPr/>
+              <w:rPr>
+                <w:rFonts w:ascii="Google Sans Text;sans-serif" w:hAnsi="Google Sans Text;sans-serif"/>
+                <w:b/>
+              </w:rPr>
               <w:t>Desarrollo del Núcleo Backend y Base de Datos</w:t>
             </w:r>
           </w:p>
         </w:tc>
         <w:tc>
           <w:tcPr>
-            <w:tcW w:w="1526" w:type="dxa"/>
+            <w:tcW w:w="1640" w:type="dxa"/>
             <w:tcBorders>
-              <w:top w:val="single" w:sz="8" w:space="0" w:color="F1F5F9"/>
-              <w:bottom w:val="single" w:sz="8" w:space="0" w:color="F1F5F9"/>
+              <w:top w:val="single" w:sz="2" w:space="0" w:color="C4C7C5"/>
+              <w:start w:val="single" w:sz="2" w:space="0" w:color="C4C7C5"/>
+              <w:bottom w:val="single" w:sz="2" w:space="0" w:color="C4C7C5"/>
+              <w:end w:val="single" w:sz="2" w:space="0" w:color="C4C7C5"/>
             </w:tcBorders>
+            <w:vAlign w:val="center"/>
           </w:tcPr>
           <w:p>
             <w:pPr>
-              <w:pStyle w:val="Normal"/>
-              <w:jc w:val="center"/>
-              <w:rPr>
-                <w:color w:val="000000"/>
+              <w:pStyle w:val="Contenidodelatabla"/>
+              <w:spacing w:lineRule="auto" w:line="274" w:before="0" w:after="140"/>
+              <w:ind w:hanging="0" w:start="0" w:end="0"/>
+              <w:rPr>
+                <w:rFonts w:ascii="Google Sans Text;sans-serif" w:hAnsi="Google Sans Text;sans-serif"/>
               </w:rPr>
             </w:pPr>
             <w:r>
               <w:rPr>
-                <w:color w:val="000000"/>
-              </w:rPr>
-            </w:r>
-          </w:p>
-          <w:p>
-            <w:pPr>
-              <w:pStyle w:val="Normal"/>
-              <w:jc w:val="center"/>
-              <w:rPr>
-                <w:color w:val="000000"/>
-              </w:rPr>
-            </w:pPr>
-            <w:r>
-              <w:rPr>
-                <w:color w:val="000000"/>
-              </w:rPr>
-              <w:t xml:space="preserve">     </w:t>
-            </w:r>
-            <w:r>
-              <w:rPr>
-                <w:color w:val="000000"/>
-              </w:rPr>
-              <w:t xml:space="preserve">09/10/2026 </w:t>
+                <w:rFonts w:ascii="Google Sans Text;sans-serif" w:hAnsi="Google Sans Text;sans-serif"/>
+              </w:rPr>
+              <w:t>Kevin &amp; Bautista</w:t>
             </w:r>
           </w:p>
         </w:tc>
         <w:tc>
           <w:tcPr>
-            <w:tcW w:w="1959" w:type="dxa"/>
+            <w:tcW w:w="1600" w:type="dxa"/>
             <w:tcBorders>
-              <w:top w:val="single" w:sz="8" w:space="0" w:color="F1F5F9"/>
-              <w:bottom w:val="single" w:sz="8" w:space="0" w:color="F1F5F9"/>
+              <w:top w:val="single" w:sz="2" w:space="0" w:color="C4C7C5"/>
+              <w:start w:val="single" w:sz="2" w:space="0" w:color="C4C7C5"/>
+              <w:bottom w:val="single" w:sz="2" w:space="0" w:color="C4C7C5"/>
+              <w:end w:val="single" w:sz="2" w:space="0" w:color="C4C7C5"/>
             </w:tcBorders>
+            <w:vAlign w:val="center"/>
           </w:tcPr>
           <w:p>
             <w:pPr>
-              <w:pStyle w:val="Normal"/>
-              <w:jc w:val="center"/>
-              <w:rPr>
-                <w:color w:val="000000"/>
+              <w:pStyle w:val="Contenidodelatabla"/>
+              <w:spacing w:lineRule="auto" w:line="274" w:before="0" w:after="140"/>
+              <w:ind w:hanging="0" w:start="0" w:end="0"/>
+              <w:rPr>
+                <w:rFonts w:ascii="Google Sans Text;sans-serif" w:hAnsi="Google Sans Text;sans-serif"/>
               </w:rPr>
             </w:pPr>
             <w:r>
               <w:rPr>
-                <w:color w:val="000000"/>
-              </w:rPr>
-            </w:r>
-          </w:p>
-          <w:p>
-            <w:pPr>
-              <w:pStyle w:val="Normal"/>
-              <w:jc w:val="center"/>
-              <w:rPr>
-                <w:color w:val="000000"/>
-              </w:rPr>
-            </w:pPr>
-            <w:r>
-              <w:rPr>
-                <w:color w:val="000000"/>
-              </w:rPr>
-              <w:t xml:space="preserve">     </w:t>
-            </w:r>
-            <w:r>
-              <w:rPr>
-                <w:color w:val="000000"/>
-              </w:rPr>
-              <w:t xml:space="preserve">20/11/2026 </w:t>
+                <w:rFonts w:ascii="Google Sans Text;sans-serif" w:hAnsi="Google Sans Text;sans-serif"/>
+              </w:rPr>
+              <w:t>09/10/2026</w:t>
             </w:r>
           </w:p>
         </w:tc>
         <w:tc>
           <w:tcPr>
-            <w:tcW w:w="1962" w:type="dxa"/>
+            <w:tcW w:w="1580" w:type="dxa"/>
             <w:tcBorders>
-              <w:top w:val="single" w:sz="8" w:space="0" w:color="F1F5F9"/>
-              <w:bottom w:val="single" w:sz="8" w:space="0" w:color="F1F5F9"/>
+              <w:top w:val="single" w:sz="2" w:space="0" w:color="C4C7C5"/>
+              <w:start w:val="single" w:sz="2" w:space="0" w:color="C4C7C5"/>
+              <w:bottom w:val="single" w:sz="2" w:space="0" w:color="C4C7C5"/>
+              <w:end w:val="single" w:sz="2" w:space="0" w:color="C4C7C5"/>
             </w:tcBorders>
+            <w:vAlign w:val="center"/>
           </w:tcPr>
           <w:p>
             <w:pPr>
-              <w:pStyle w:val="Normal"/>
-              <w:jc w:val="center"/>
-              <w:rPr/>
+              <w:pStyle w:val="Contenidodelatabla"/>
+              <w:spacing w:lineRule="auto" w:line="274" w:before="0" w:after="140"/>
+              <w:ind w:hanging="0" w:start="0" w:end="0"/>
+              <w:rPr>
+                <w:rFonts w:ascii="Google Sans Text;sans-serif" w:hAnsi="Google Sans Text;sans-serif"/>
+              </w:rPr>
             </w:pPr>
             <w:r>
-              <w:rPr/>
+              <w:rPr>
+                <w:rFonts w:ascii="Google Sans Text;sans-serif" w:hAnsi="Google Sans Text;sans-serif"/>
+              </w:rPr>
+              <w:t>20/11/2026</w:t>
             </w:r>
           </w:p>
+        </w:tc>
+        <w:tc>
+          <w:tcPr>
+            <w:tcW w:w="1540" w:type="dxa"/>
+            <w:tcBorders>
+              <w:top w:val="single" w:sz="2" w:space="0" w:color="C4C7C5"/>
+              <w:start w:val="single" w:sz="2" w:space="0" w:color="C4C7C5"/>
+              <w:bottom w:val="single" w:sz="2" w:space="0" w:color="C4C7C5"/>
+              <w:end w:val="single" w:sz="2" w:space="0" w:color="C4C7C5"/>
+            </w:tcBorders>
+            <w:vAlign w:val="center"/>
+          </w:tcPr>
           <w:p>
             <w:pPr>
-              <w:pStyle w:val="Normal"/>
-              <w:jc w:val="center"/>
-              <w:rPr/>
+              <w:pStyle w:val="Contenidodelatabla"/>
+              <w:spacing w:lineRule="auto" w:line="274" w:before="0" w:after="140"/>
+              <w:ind w:hanging="0" w:start="0" w:end="0"/>
+              <w:rPr>
+                <w:rFonts w:ascii="Google Sans Text;sans-serif" w:hAnsi="Google Sans Text;sans-serif"/>
+              </w:rPr>
             </w:pPr>
             <w:r>
               <w:rPr>
-                <w:color w:val="000000"/>
-              </w:rPr>
-              <w:t xml:space="preserve">      </w:t>
-            </w:r>
-            <w:r>
-              <w:rPr/>
-              <w:t xml:space="preserve">6 semanas </w:t>
+                <w:rFonts w:ascii="Google Sans Text;sans-serif" w:hAnsi="Google Sans Text;sans-serif"/>
+              </w:rPr>
+              <w:t>6 semanas</w:t>
             </w:r>
           </w:p>
         </w:tc>
       </w:tr>
       <w:tr>
-        <w:trPr>
-          <w:trHeight w:val="598" w:hRule="atLeast"/>
-        </w:trPr>
+        <w:trPr/>
         <w:tc>
           <w:tcPr>
-            <w:tcW w:w="1924" w:type="dxa"/>
+            <w:tcW w:w="1040" w:type="dxa"/>
             <w:tcBorders>
-              <w:top w:val="single" w:sz="8" w:space="0" w:color="F1F5F9"/>
-              <w:bottom w:val="single" w:sz="8" w:space="0" w:color="F1F5F9"/>
+              <w:top w:val="single" w:sz="2" w:space="0" w:color="C4C7C5"/>
+              <w:start w:val="single" w:sz="2" w:space="0" w:color="C4C7C5"/>
+              <w:bottom w:val="single" w:sz="2" w:space="0" w:color="C4C7C5"/>
+              <w:end w:val="single" w:sz="2" w:space="0" w:color="C4C7C5"/>
             </w:tcBorders>
+            <w:vAlign w:val="center"/>
           </w:tcPr>
           <w:p>
             <w:pPr>
-              <w:pStyle w:val="Normal"/>
-              <w:rPr>
+              <w:pStyle w:val="Contenidodelatabla"/>
+              <w:spacing w:lineRule="auto" w:line="274" w:before="0" w:after="140"/>
+              <w:ind w:hanging="0" w:start="0" w:end="0"/>
+              <w:rPr>
+                <w:rFonts w:ascii="Google Sans Text;sans-serif" w:hAnsi="Google Sans Text;sans-serif"/>
                 <w:b/>
-                <w:bCs/>
               </w:rPr>
             </w:pPr>
             <w:r>
               <w:rPr>
+                <w:rFonts w:ascii="Google Sans Text;sans-serif" w:hAnsi="Google Sans Text;sans-serif"/>
                 <w:b/>
-                <w:bCs/>
               </w:rPr>
               <w:t>Fase 3</w:t>
             </w:r>
@@ -4898,172 +5241,174 @@
         </w:tc>
         <w:tc>
           <w:tcPr>
-            <w:tcW w:w="2323" w:type="dxa"/>
+            <w:tcW w:w="2880" w:type="dxa"/>
             <w:tcBorders>
-              <w:top w:val="single" w:sz="8" w:space="0" w:color="F1F5F9"/>
-              <w:bottom w:val="single" w:sz="8" w:space="0" w:color="F1F5F9"/>
+              <w:top w:val="single" w:sz="2" w:space="0" w:color="C4C7C5"/>
+              <w:start w:val="single" w:sz="2" w:space="0" w:color="C4C7C5"/>
+              <w:bottom w:val="single" w:sz="2" w:space="0" w:color="C4C7C5"/>
+              <w:end w:val="single" w:sz="2" w:space="0" w:color="C4C7C5"/>
             </w:tcBorders>
+            <w:vAlign w:val="center"/>
           </w:tcPr>
           <w:p>
             <w:pPr>
-              <w:pStyle w:val="Normal"/>
-              <w:rPr/>
+              <w:pStyle w:val="Contenidodelatabla"/>
+              <w:spacing w:lineRule="auto" w:line="274" w:before="0" w:after="140"/>
+              <w:ind w:hanging="0" w:start="0" w:end="0"/>
+              <w:rPr>
+                <w:rFonts w:ascii="Google Sans Text;sans-serif" w:hAnsi="Google Sans Text;sans-serif"/>
+                <w:b/>
+              </w:rPr>
             </w:pPr>
             <w:r>
-              <w:rPr/>
+              <w:rPr>
+                <w:rFonts w:ascii="Google Sans Text;sans-serif" w:hAnsi="Google Sans Text;sans-serif"/>
+                <w:b/>
+              </w:rPr>
               <w:t>Motor Probabilístico e Integración de API Externa</w:t>
             </w:r>
           </w:p>
         </w:tc>
         <w:tc>
           <w:tcPr>
-            <w:tcW w:w="1526" w:type="dxa"/>
+            <w:tcW w:w="1640" w:type="dxa"/>
             <w:tcBorders>
-              <w:top w:val="single" w:sz="8" w:space="0" w:color="F1F5F9"/>
-              <w:bottom w:val="single" w:sz="8" w:space="0" w:color="F1F5F9"/>
+              <w:top w:val="single" w:sz="2" w:space="0" w:color="C4C7C5"/>
+              <w:start w:val="single" w:sz="2" w:space="0" w:color="C4C7C5"/>
+              <w:bottom w:val="single" w:sz="2" w:space="0" w:color="C4C7C5"/>
+              <w:end w:val="single" w:sz="2" w:space="0" w:color="C4C7C5"/>
             </w:tcBorders>
+            <w:vAlign w:val="center"/>
           </w:tcPr>
           <w:p>
             <w:pPr>
-              <w:pStyle w:val="Normal"/>
-              <w:jc w:val="center"/>
-              <w:rPr>
-                <w:color w:val="000000"/>
+              <w:pStyle w:val="Contenidodelatabla"/>
+              <w:spacing w:lineRule="auto" w:line="274" w:before="0" w:after="140"/>
+              <w:ind w:hanging="0" w:start="0" w:end="0"/>
+              <w:rPr>
+                <w:rFonts w:ascii="Google Sans Text;sans-serif" w:hAnsi="Google Sans Text;sans-serif"/>
               </w:rPr>
             </w:pPr>
             <w:r>
               <w:rPr>
-                <w:color w:val="000000"/>
-              </w:rPr>
-            </w:r>
-          </w:p>
-          <w:p>
-            <w:pPr>
-              <w:pStyle w:val="Normal"/>
-              <w:jc w:val="center"/>
-              <w:rPr>
-                <w:color w:val="000000"/>
-              </w:rPr>
-            </w:pPr>
-            <w:r>
-              <w:rPr>
-                <w:color w:val="000000"/>
-              </w:rPr>
-              <w:t xml:space="preserve">     </w:t>
-            </w:r>
-            <w:r>
-              <w:rPr>
-                <w:color w:val="000000"/>
-              </w:rPr>
-              <w:t xml:space="preserve">21/11/2026 </w:t>
+                <w:rFonts w:ascii="Google Sans Text;sans-serif" w:hAnsi="Google Sans Text;sans-serif"/>
+              </w:rPr>
+              <w:t>Bautista &amp; Kevin</w:t>
             </w:r>
           </w:p>
         </w:tc>
         <w:tc>
           <w:tcPr>
-            <w:tcW w:w="1959" w:type="dxa"/>
+            <w:tcW w:w="1600" w:type="dxa"/>
             <w:tcBorders>
-              <w:top w:val="single" w:sz="8" w:space="0" w:color="F1F5F9"/>
-              <w:bottom w:val="single" w:sz="8" w:space="0" w:color="F1F5F9"/>
+              <w:top w:val="single" w:sz="2" w:space="0" w:color="C4C7C5"/>
+              <w:start w:val="single" w:sz="2" w:space="0" w:color="C4C7C5"/>
+              <w:bottom w:val="single" w:sz="2" w:space="0" w:color="C4C7C5"/>
+              <w:end w:val="single" w:sz="2" w:space="0" w:color="C4C7C5"/>
             </w:tcBorders>
+            <w:vAlign w:val="center"/>
           </w:tcPr>
           <w:p>
             <w:pPr>
-              <w:pStyle w:val="Normal"/>
-              <w:jc w:val="center"/>
-              <w:rPr>
-                <w:color w:val="000000"/>
+              <w:pStyle w:val="Contenidodelatabla"/>
+              <w:spacing w:lineRule="auto" w:line="274" w:before="0" w:after="140"/>
+              <w:ind w:hanging="0" w:start="0" w:end="0"/>
+              <w:rPr>
+                <w:rFonts w:ascii="Google Sans Text;sans-serif" w:hAnsi="Google Sans Text;sans-serif"/>
               </w:rPr>
             </w:pPr>
             <w:r>
               <w:rPr>
-                <w:color w:val="000000"/>
-              </w:rPr>
-            </w:r>
-          </w:p>
-          <w:p>
-            <w:pPr>
-              <w:pStyle w:val="Normal"/>
-              <w:jc w:val="center"/>
-              <w:rPr>
-                <w:color w:val="000000"/>
-              </w:rPr>
-            </w:pPr>
-            <w:r>
-              <w:rPr>
-                <w:color w:val="000000"/>
-              </w:rPr>
-              <w:t xml:space="preserve">     </w:t>
-            </w:r>
-            <w:r>
-              <w:rPr>
-                <w:color w:val="000000"/>
-              </w:rPr>
-              <w:t xml:space="preserve">05/01/2027 </w:t>
+                <w:rFonts w:ascii="Google Sans Text;sans-serif" w:hAnsi="Google Sans Text;sans-serif"/>
+              </w:rPr>
+              <w:t>21/11/2026</w:t>
             </w:r>
           </w:p>
         </w:tc>
         <w:tc>
           <w:tcPr>
-            <w:tcW w:w="1962" w:type="dxa"/>
+            <w:tcW w:w="1580" w:type="dxa"/>
             <w:tcBorders>
-              <w:top w:val="single" w:sz="8" w:space="0" w:color="F1F5F9"/>
-              <w:bottom w:val="single" w:sz="8" w:space="0" w:color="F1F5F9"/>
+              <w:top w:val="single" w:sz="2" w:space="0" w:color="C4C7C5"/>
+              <w:start w:val="single" w:sz="2" w:space="0" w:color="C4C7C5"/>
+              <w:bottom w:val="single" w:sz="2" w:space="0" w:color="C4C7C5"/>
+              <w:end w:val="single" w:sz="2" w:space="0" w:color="C4C7C5"/>
             </w:tcBorders>
+            <w:vAlign w:val="center"/>
           </w:tcPr>
           <w:p>
             <w:pPr>
-              <w:pStyle w:val="Normal"/>
-              <w:jc w:val="center"/>
-              <w:rPr/>
+              <w:pStyle w:val="Contenidodelatabla"/>
+              <w:spacing w:lineRule="auto" w:line="274" w:before="0" w:after="140"/>
+              <w:ind w:hanging="0" w:start="0" w:end="0"/>
+              <w:rPr>
+                <w:rFonts w:ascii="Google Sans Text;sans-serif" w:hAnsi="Google Sans Text;sans-serif"/>
+              </w:rPr>
             </w:pPr>
             <w:r>
-              <w:rPr/>
+              <w:rPr>
+                <w:rFonts w:ascii="Google Sans Text;sans-serif" w:hAnsi="Google Sans Text;sans-serif"/>
+              </w:rPr>
+              <w:t>05/01/2027</w:t>
             </w:r>
           </w:p>
+        </w:tc>
+        <w:tc>
+          <w:tcPr>
+            <w:tcW w:w="1540" w:type="dxa"/>
+            <w:tcBorders>
+              <w:top w:val="single" w:sz="2" w:space="0" w:color="C4C7C5"/>
+              <w:start w:val="single" w:sz="2" w:space="0" w:color="C4C7C5"/>
+              <w:bottom w:val="single" w:sz="2" w:space="0" w:color="C4C7C5"/>
+              <w:end w:val="single" w:sz="2" w:space="0" w:color="C4C7C5"/>
+            </w:tcBorders>
+            <w:vAlign w:val="center"/>
+          </w:tcPr>
           <w:p>
             <w:pPr>
-              <w:pStyle w:val="Normal"/>
-              <w:jc w:val="center"/>
-              <w:rPr/>
+              <w:pStyle w:val="Contenidodelatabla"/>
+              <w:spacing w:lineRule="auto" w:line="274" w:before="0" w:after="140"/>
+              <w:ind w:hanging="0" w:start="0" w:end="0"/>
+              <w:rPr>
+                <w:rFonts w:ascii="Google Sans Text;sans-serif" w:hAnsi="Google Sans Text;sans-serif"/>
+              </w:rPr>
             </w:pPr>
             <w:r>
               <w:rPr>
-                <w:color w:val="000000"/>
-              </w:rPr>
-              <w:t xml:space="preserve">      </w:t>
-            </w:r>
-            <w:r>
-              <w:rPr/>
-              <w:t xml:space="preserve">6 semanas </w:t>
+                <w:rFonts w:ascii="Google Sans Text;sans-serif" w:hAnsi="Google Sans Text;sans-serif"/>
+              </w:rPr>
+              <w:t>6 semanas</w:t>
             </w:r>
           </w:p>
         </w:tc>
       </w:tr>
       <w:tr>
-        <w:trPr>
-          <w:trHeight w:val="598" w:hRule="atLeast"/>
-        </w:trPr>
+        <w:trPr/>
         <w:tc>
           <w:tcPr>
-            <w:tcW w:w="1924" w:type="dxa"/>
+            <w:tcW w:w="1040" w:type="dxa"/>
             <w:tcBorders>
-              <w:top w:val="single" w:sz="8" w:space="0" w:color="F1F5F9"/>
-              <w:bottom w:val="single" w:sz="8" w:space="0" w:color="F1F5F9"/>
+              <w:top w:val="single" w:sz="2" w:space="0" w:color="C4C7C5"/>
+              <w:start w:val="single" w:sz="2" w:space="0" w:color="C4C7C5"/>
+              <w:bottom w:val="single" w:sz="2" w:space="0" w:color="C4C7C5"/>
+              <w:end w:val="single" w:sz="2" w:space="0" w:color="C4C7C5"/>
             </w:tcBorders>
+            <w:vAlign w:val="center"/>
           </w:tcPr>
           <w:p>
             <w:pPr>
-              <w:pStyle w:val="Normal"/>
-              <w:rPr>
+              <w:pStyle w:val="Contenidodelatabla"/>
+              <w:spacing w:lineRule="auto" w:line="274" w:before="0" w:after="140"/>
+              <w:ind w:hanging="0" w:start="0" w:end="0"/>
+              <w:rPr>
+                <w:rFonts w:ascii="Google Sans Text;sans-serif" w:hAnsi="Google Sans Text;sans-serif"/>
                 <w:b/>
-                <w:bCs/>
               </w:rPr>
             </w:pPr>
             <w:r>
               <w:rPr>
+                <w:rFonts w:ascii="Google Sans Text;sans-serif" w:hAnsi="Google Sans Text;sans-serif"/>
                 <w:b/>
-                <w:bCs/>
               </w:rPr>
               <w:t>Fase 4</w:t>
             </w:r>
@@ -5071,172 +5416,174 @@
         </w:tc>
         <w:tc>
           <w:tcPr>
-            <w:tcW w:w="2323" w:type="dxa"/>
+            <w:tcW w:w="2880" w:type="dxa"/>
             <w:tcBorders>
-              <w:top w:val="single" w:sz="8" w:space="0" w:color="F1F5F9"/>
-              <w:bottom w:val="single" w:sz="8" w:space="0" w:color="F1F5F9"/>
+              <w:top w:val="single" w:sz="2" w:space="0" w:color="C4C7C5"/>
+              <w:start w:val="single" w:sz="2" w:space="0" w:color="C4C7C5"/>
+              <w:bottom w:val="single" w:sz="2" w:space="0" w:color="C4C7C5"/>
+              <w:end w:val="single" w:sz="2" w:space="0" w:color="C4C7C5"/>
             </w:tcBorders>
+            <w:vAlign w:val="center"/>
           </w:tcPr>
           <w:p>
             <w:pPr>
-              <w:pStyle w:val="Normal"/>
-              <w:rPr/>
+              <w:pStyle w:val="Contenidodelatabla"/>
+              <w:spacing w:lineRule="auto" w:line="274" w:before="0" w:after="140"/>
+              <w:ind w:hanging="0" w:start="0" w:end="0"/>
+              <w:rPr>
+                <w:rFonts w:ascii="Google Sans Text;sans-serif" w:hAnsi="Google Sans Text;sans-serif"/>
+                <w:b/>
+              </w:rPr>
             </w:pPr>
             <w:r>
-              <w:rPr/>
+              <w:rPr>
+                <w:rFonts w:ascii="Google Sans Text;sans-serif" w:hAnsi="Google Sans Text;sans-serif"/>
+                <w:b/>
+              </w:rPr>
               <w:t>Desarrollo Frontend e Integración Chatbot RAG</w:t>
             </w:r>
           </w:p>
         </w:tc>
         <w:tc>
           <w:tcPr>
-            <w:tcW w:w="1526" w:type="dxa"/>
+            <w:tcW w:w="1640" w:type="dxa"/>
             <w:tcBorders>
-              <w:top w:val="single" w:sz="8" w:space="0" w:color="F1F5F9"/>
-              <w:bottom w:val="single" w:sz="8" w:space="0" w:color="F1F5F9"/>
+              <w:top w:val="single" w:sz="2" w:space="0" w:color="C4C7C5"/>
+              <w:start w:val="single" w:sz="2" w:space="0" w:color="C4C7C5"/>
+              <w:bottom w:val="single" w:sz="2" w:space="0" w:color="C4C7C5"/>
+              <w:end w:val="single" w:sz="2" w:space="0" w:color="C4C7C5"/>
             </w:tcBorders>
+            <w:vAlign w:val="center"/>
           </w:tcPr>
           <w:p>
             <w:pPr>
-              <w:pStyle w:val="Normal"/>
-              <w:jc w:val="center"/>
-              <w:rPr>
-                <w:color w:val="000000"/>
+              <w:pStyle w:val="Contenidodelatabla"/>
+              <w:spacing w:lineRule="auto" w:line="274" w:before="0" w:after="140"/>
+              <w:ind w:hanging="0" w:start="0" w:end="0"/>
+              <w:rPr>
+                <w:rFonts w:ascii="Google Sans Text;sans-serif" w:hAnsi="Google Sans Text;sans-serif"/>
               </w:rPr>
             </w:pPr>
             <w:r>
               <w:rPr>
-                <w:color w:val="000000"/>
-              </w:rPr>
-            </w:r>
-          </w:p>
-          <w:p>
-            <w:pPr>
-              <w:pStyle w:val="Normal"/>
-              <w:jc w:val="center"/>
-              <w:rPr>
-                <w:color w:val="000000"/>
-              </w:rPr>
-            </w:pPr>
-            <w:r>
-              <w:rPr>
-                <w:color w:val="000000"/>
-              </w:rPr>
-              <w:t xml:space="preserve">     </w:t>
-            </w:r>
-            <w:r>
-              <w:rPr>
-                <w:color w:val="000000"/>
-              </w:rPr>
-              <w:t xml:space="preserve">06/01/2027 </w:t>
+                <w:rFonts w:ascii="Google Sans Text;sans-serif" w:hAnsi="Google Sans Text;sans-serif"/>
+              </w:rPr>
+              <w:t>Tomas &amp; Bautista</w:t>
             </w:r>
           </w:p>
         </w:tc>
         <w:tc>
           <w:tcPr>
-            <w:tcW w:w="1959" w:type="dxa"/>
+            <w:tcW w:w="1600" w:type="dxa"/>
             <w:tcBorders>
-              <w:top w:val="single" w:sz="8" w:space="0" w:color="F1F5F9"/>
-              <w:bottom w:val="single" w:sz="8" w:space="0" w:color="F1F5F9"/>
+              <w:top w:val="single" w:sz="2" w:space="0" w:color="C4C7C5"/>
+              <w:start w:val="single" w:sz="2" w:space="0" w:color="C4C7C5"/>
+              <w:bottom w:val="single" w:sz="2" w:space="0" w:color="C4C7C5"/>
+              <w:end w:val="single" w:sz="2" w:space="0" w:color="C4C7C5"/>
             </w:tcBorders>
+            <w:vAlign w:val="center"/>
           </w:tcPr>
           <w:p>
             <w:pPr>
-              <w:pStyle w:val="Normal"/>
-              <w:jc w:val="center"/>
-              <w:rPr>
-                <w:color w:val="000000"/>
+              <w:pStyle w:val="Contenidodelatabla"/>
+              <w:spacing w:lineRule="auto" w:line="274" w:before="0" w:after="140"/>
+              <w:ind w:hanging="0" w:start="0" w:end="0"/>
+              <w:rPr>
+                <w:rFonts w:ascii="Google Sans Text;sans-serif" w:hAnsi="Google Sans Text;sans-serif"/>
               </w:rPr>
             </w:pPr>
             <w:r>
               <w:rPr>
-                <w:color w:val="000000"/>
-              </w:rPr>
-            </w:r>
-          </w:p>
-          <w:p>
-            <w:pPr>
-              <w:pStyle w:val="Normal"/>
-              <w:jc w:val="center"/>
-              <w:rPr>
-                <w:color w:val="000000"/>
-              </w:rPr>
-            </w:pPr>
-            <w:r>
-              <w:rPr>
-                <w:color w:val="000000"/>
-              </w:rPr>
-              <w:t xml:space="preserve">     </w:t>
-            </w:r>
-            <w:r>
-              <w:rPr>
-                <w:color w:val="000000"/>
-              </w:rPr>
-              <w:t xml:space="preserve">15/02/2027 </w:t>
+                <w:rFonts w:ascii="Google Sans Text;sans-serif" w:hAnsi="Google Sans Text;sans-serif"/>
+              </w:rPr>
+              <w:t>15/12/2026</w:t>
             </w:r>
           </w:p>
         </w:tc>
         <w:tc>
           <w:tcPr>
-            <w:tcW w:w="1962" w:type="dxa"/>
+            <w:tcW w:w="1580" w:type="dxa"/>
             <w:tcBorders>
-              <w:top w:val="single" w:sz="8" w:space="0" w:color="F1F5F9"/>
-              <w:bottom w:val="single" w:sz="8" w:space="0" w:color="F1F5F9"/>
+              <w:top w:val="single" w:sz="2" w:space="0" w:color="C4C7C5"/>
+              <w:start w:val="single" w:sz="2" w:space="0" w:color="C4C7C5"/>
+              <w:bottom w:val="single" w:sz="2" w:space="0" w:color="C4C7C5"/>
+              <w:end w:val="single" w:sz="2" w:space="0" w:color="C4C7C5"/>
             </w:tcBorders>
+            <w:vAlign w:val="center"/>
           </w:tcPr>
           <w:p>
             <w:pPr>
-              <w:pStyle w:val="Normal"/>
-              <w:jc w:val="center"/>
-              <w:rPr/>
+              <w:pStyle w:val="Contenidodelatabla"/>
+              <w:spacing w:lineRule="auto" w:line="274" w:before="0" w:after="140"/>
+              <w:ind w:hanging="0" w:start="0" w:end="0"/>
+              <w:rPr>
+                <w:rFonts w:ascii="Google Sans Text;sans-serif" w:hAnsi="Google Sans Text;sans-serif"/>
+              </w:rPr>
             </w:pPr>
             <w:r>
-              <w:rPr/>
+              <w:rPr>
+                <w:rFonts w:ascii="Google Sans Text;sans-serif" w:hAnsi="Google Sans Text;sans-serif"/>
+              </w:rPr>
+              <w:t>15/02/2027</w:t>
             </w:r>
           </w:p>
+        </w:tc>
+        <w:tc>
+          <w:tcPr>
+            <w:tcW w:w="1540" w:type="dxa"/>
+            <w:tcBorders>
+              <w:top w:val="single" w:sz="2" w:space="0" w:color="C4C7C5"/>
+              <w:start w:val="single" w:sz="2" w:space="0" w:color="C4C7C5"/>
+              <w:bottom w:val="single" w:sz="2" w:space="0" w:color="C4C7C5"/>
+              <w:end w:val="single" w:sz="2" w:space="0" w:color="C4C7C5"/>
+            </w:tcBorders>
+            <w:vAlign w:val="center"/>
+          </w:tcPr>
           <w:p>
             <w:pPr>
-              <w:pStyle w:val="Normal"/>
-              <w:jc w:val="center"/>
-              <w:rPr/>
+              <w:pStyle w:val="Contenidodelatabla"/>
+              <w:spacing w:lineRule="auto" w:line="274" w:before="0" w:after="140"/>
+              <w:ind w:hanging="0" w:start="0" w:end="0"/>
+              <w:rPr>
+                <w:rFonts w:ascii="Google Sans Text;sans-serif" w:hAnsi="Google Sans Text;sans-serif"/>
+              </w:rPr>
             </w:pPr>
             <w:r>
               <w:rPr>
-                <w:color w:val="000000"/>
-              </w:rPr>
-              <w:t xml:space="preserve">      </w:t>
-            </w:r>
-            <w:r>
-              <w:rPr/>
-              <w:t xml:space="preserve">6 semanas </w:t>
+                <w:rFonts w:ascii="Google Sans Text;sans-serif" w:hAnsi="Google Sans Text;sans-serif"/>
+              </w:rPr>
+              <w:t xml:space="preserve">9 semanas </w:t>
             </w:r>
           </w:p>
         </w:tc>
       </w:tr>
       <w:tr>
-        <w:trPr>
-          <w:trHeight w:val="608" w:hRule="atLeast"/>
-        </w:trPr>
+        <w:trPr/>
         <w:tc>
           <w:tcPr>
-            <w:tcW w:w="1924" w:type="dxa"/>
+            <w:tcW w:w="1040" w:type="dxa"/>
             <w:tcBorders>
-              <w:top w:val="single" w:sz="8" w:space="0" w:color="F1F5F9"/>
-              <w:bottom w:val="single" w:sz="8" w:space="0" w:color="E2E8F0"/>
+              <w:top w:val="single" w:sz="2" w:space="0" w:color="C4C7C5"/>
+              <w:start w:val="single" w:sz="2" w:space="0" w:color="C4C7C5"/>
+              <w:bottom w:val="single" w:sz="2" w:space="0" w:color="C4C7C5"/>
+              <w:end w:val="single" w:sz="2" w:space="0" w:color="C4C7C5"/>
             </w:tcBorders>
+            <w:vAlign w:val="center"/>
           </w:tcPr>
           <w:p>
             <w:pPr>
-              <w:pStyle w:val="Normal"/>
-              <w:rPr>
+              <w:pStyle w:val="Contenidodelatabla"/>
+              <w:spacing w:lineRule="auto" w:line="274" w:before="0" w:after="140"/>
+              <w:ind w:hanging="0" w:start="0" w:end="0"/>
+              <w:rPr>
+                <w:rFonts w:ascii="Google Sans Text;sans-serif" w:hAnsi="Google Sans Text;sans-serif"/>
                 <w:b/>
-                <w:bCs/>
               </w:rPr>
             </w:pPr>
             <w:r>
               <w:rPr>
+                <w:rFonts w:ascii="Google Sans Text;sans-serif" w:hAnsi="Google Sans Text;sans-serif"/>
                 <w:b/>
-                <w:bCs/>
               </w:rPr>
               <w:t>Fase 5</w:t>
             </w:r>
@@ -5244,144 +5591,143 @@
         </w:tc>
         <w:tc>
           <w:tcPr>
-            <w:tcW w:w="2323" w:type="dxa"/>
+            <w:tcW w:w="2880" w:type="dxa"/>
             <w:tcBorders>
-              <w:top w:val="single" w:sz="8" w:space="0" w:color="F1F5F9"/>
-              <w:bottom w:val="single" w:sz="8" w:space="0" w:color="E2E8F0"/>
+              <w:top w:val="single" w:sz="2" w:space="0" w:color="C4C7C5"/>
+              <w:start w:val="single" w:sz="2" w:space="0" w:color="C4C7C5"/>
+              <w:bottom w:val="single" w:sz="2" w:space="0" w:color="C4C7C5"/>
+              <w:end w:val="single" w:sz="2" w:space="0" w:color="C4C7C5"/>
             </w:tcBorders>
+            <w:vAlign w:val="center"/>
           </w:tcPr>
           <w:p>
             <w:pPr>
-              <w:pStyle w:val="Normal"/>
-              <w:rPr/>
+              <w:pStyle w:val="Contenidodelatabla"/>
+              <w:spacing w:lineRule="auto" w:line="274" w:before="0" w:after="140"/>
+              <w:ind w:hanging="0" w:start="0" w:end="0"/>
+              <w:rPr>
+                <w:rFonts w:ascii="Google Sans Text;sans-serif" w:hAnsi="Google Sans Text;sans-serif"/>
+                <w:b/>
+              </w:rPr>
             </w:pPr>
             <w:r>
-              <w:rPr/>
+              <w:rPr>
+                <w:rFonts w:ascii="Google Sans Text;sans-serif" w:hAnsi="Google Sans Text;sans-serif"/>
+                <w:b/>
+              </w:rPr>
               <w:t>Pruebas, Módulo de Simulación y Despliegue</w:t>
             </w:r>
           </w:p>
         </w:tc>
         <w:tc>
           <w:tcPr>
-            <w:tcW w:w="1526" w:type="dxa"/>
+            <w:tcW w:w="1640" w:type="dxa"/>
             <w:tcBorders>
-              <w:top w:val="single" w:sz="8" w:space="0" w:color="F1F5F9"/>
-              <w:bottom w:val="single" w:sz="8" w:space="0" w:color="E2E8F0"/>
+              <w:top w:val="single" w:sz="2" w:space="0" w:color="C4C7C5"/>
+              <w:start w:val="single" w:sz="2" w:space="0" w:color="C4C7C5"/>
+              <w:bottom w:val="single" w:sz="2" w:space="0" w:color="C4C7C5"/>
+              <w:end w:val="single" w:sz="2" w:space="0" w:color="C4C7C5"/>
             </w:tcBorders>
+            <w:vAlign w:val="center"/>
           </w:tcPr>
           <w:p>
             <w:pPr>
-              <w:pStyle w:val="Normal"/>
-              <w:jc w:val="center"/>
-              <w:rPr>
-                <w:color w:val="000000"/>
+              <w:pStyle w:val="Contenidodelatabla"/>
+              <w:spacing w:lineRule="auto" w:line="274" w:before="0" w:after="140"/>
+              <w:ind w:hanging="0" w:start="0" w:end="0"/>
+              <w:rPr>
+                <w:rFonts w:ascii="Google Sans Text;sans-serif" w:hAnsi="Google Sans Text;sans-serif"/>
               </w:rPr>
             </w:pPr>
             <w:r>
               <w:rPr>
-                <w:color w:val="000000"/>
-              </w:rPr>
-            </w:r>
-          </w:p>
-          <w:p>
-            <w:pPr>
-              <w:pStyle w:val="Normal"/>
-              <w:jc w:val="center"/>
-              <w:rPr>
-                <w:color w:val="000000"/>
-              </w:rPr>
-            </w:pPr>
-            <w:r>
-              <w:rPr>
-                <w:color w:val="000000"/>
-              </w:rPr>
-              <w:t xml:space="preserve">     </w:t>
-            </w:r>
-            <w:r>
-              <w:rPr>
-                <w:color w:val="000000"/>
-              </w:rPr>
-              <w:t xml:space="preserve">16/02/2027 </w:t>
+                <w:rFonts w:ascii="Google Sans Text;sans-serif" w:hAnsi="Google Sans Text;sans-serif"/>
+              </w:rPr>
+              <w:t>Todo el Grupo</w:t>
             </w:r>
           </w:p>
         </w:tc>
         <w:tc>
           <w:tcPr>
-            <w:tcW w:w="1959" w:type="dxa"/>
+            <w:tcW w:w="1600" w:type="dxa"/>
             <w:tcBorders>
-              <w:top w:val="single" w:sz="8" w:space="0" w:color="F1F5F9"/>
-              <w:bottom w:val="single" w:sz="8" w:space="0" w:color="E2E8F0"/>
+              <w:top w:val="single" w:sz="2" w:space="0" w:color="C4C7C5"/>
+              <w:start w:val="single" w:sz="2" w:space="0" w:color="C4C7C5"/>
+              <w:bottom w:val="single" w:sz="2" w:space="0" w:color="C4C7C5"/>
+              <w:end w:val="single" w:sz="2" w:space="0" w:color="C4C7C5"/>
             </w:tcBorders>
+            <w:vAlign w:val="center"/>
           </w:tcPr>
           <w:p>
             <w:pPr>
-              <w:pStyle w:val="Normal"/>
-              <w:jc w:val="center"/>
-              <w:rPr>
-                <w:color w:val="000000"/>
+              <w:pStyle w:val="Contenidodelatabla"/>
+              <w:spacing w:lineRule="auto" w:line="274" w:before="0" w:after="140"/>
+              <w:ind w:hanging="0" w:start="0" w:end="0"/>
+              <w:rPr>
+                <w:rFonts w:ascii="Google Sans Text;sans-serif" w:hAnsi="Google Sans Text;sans-serif"/>
               </w:rPr>
             </w:pPr>
             <w:r>
               <w:rPr>
-                <w:color w:val="000000"/>
-              </w:rPr>
-            </w:r>
-          </w:p>
-          <w:p>
-            <w:pPr>
-              <w:pStyle w:val="Normal"/>
-              <w:jc w:val="center"/>
-              <w:rPr>
-                <w:color w:val="000000"/>
-              </w:rPr>
-            </w:pPr>
-            <w:r>
-              <w:rPr>
-                <w:color w:val="000000"/>
-              </w:rPr>
-              <w:t xml:space="preserve">     </w:t>
-            </w:r>
-            <w:r>
-              <w:rPr>
-                <w:color w:val="000000"/>
-              </w:rPr>
-              <w:t xml:space="preserve">31/03/2027 </w:t>
+                <w:rFonts w:ascii="Google Sans Text;sans-serif" w:hAnsi="Google Sans Text;sans-serif"/>
+              </w:rPr>
+              <w:t>16/02/2027</w:t>
             </w:r>
           </w:p>
         </w:tc>
         <w:tc>
           <w:tcPr>
-            <w:tcW w:w="1962" w:type="dxa"/>
+            <w:tcW w:w="1580" w:type="dxa"/>
             <w:tcBorders>
-              <w:top w:val="single" w:sz="8" w:space="0" w:color="F1F5F9"/>
-              <w:bottom w:val="single" w:sz="8" w:space="0" w:color="E2E8F0"/>
+              <w:top w:val="single" w:sz="2" w:space="0" w:color="C4C7C5"/>
+              <w:start w:val="single" w:sz="2" w:space="0" w:color="C4C7C5"/>
+              <w:bottom w:val="single" w:sz="2" w:space="0" w:color="C4C7C5"/>
+              <w:end w:val="single" w:sz="2" w:space="0" w:color="C4C7C5"/>
             </w:tcBorders>
+            <w:vAlign w:val="center"/>
           </w:tcPr>
           <w:p>
             <w:pPr>
-              <w:pStyle w:val="Normal"/>
-              <w:jc w:val="center"/>
-              <w:rPr/>
+              <w:pStyle w:val="Contenidodelatabla"/>
+              <w:spacing w:lineRule="auto" w:line="274" w:before="0" w:after="140"/>
+              <w:ind w:hanging="0" w:start="0" w:end="0"/>
+              <w:rPr>
+                <w:rFonts w:ascii="Google Sans Text;sans-serif" w:hAnsi="Google Sans Text;sans-serif"/>
+              </w:rPr>
             </w:pPr>
             <w:r>
-              <w:rPr/>
+              <w:rPr>
+                <w:rFonts w:ascii="Google Sans Text;sans-serif" w:hAnsi="Google Sans Text;sans-serif"/>
+              </w:rPr>
+              <w:t>31/03/2027</w:t>
             </w:r>
           </w:p>
+        </w:tc>
+        <w:tc>
+          <w:tcPr>
+            <w:tcW w:w="1540" w:type="dxa"/>
+            <w:tcBorders>
+              <w:top w:val="single" w:sz="2" w:space="0" w:color="C4C7C5"/>
+              <w:start w:val="single" w:sz="2" w:space="0" w:color="C4C7C5"/>
+              <w:bottom w:val="single" w:sz="2" w:space="0" w:color="C4C7C5"/>
+              <w:end w:val="single" w:sz="2" w:space="0" w:color="C4C7C5"/>
+            </w:tcBorders>
+            <w:vAlign w:val="center"/>
+          </w:tcPr>
           <w:p>
             <w:pPr>
-              <w:pStyle w:val="Normal"/>
-              <w:jc w:val="center"/>
-              <w:rPr/>
+              <w:pStyle w:val="Contenidodelatabla"/>
+              <w:spacing w:lineRule="auto" w:line="274" w:before="0" w:after="140"/>
+              <w:ind w:hanging="0" w:start="0" w:end="0"/>
+              <w:rPr>
+                <w:rFonts w:ascii="Google Sans Text;sans-serif" w:hAnsi="Google Sans Text;sans-serif"/>
+              </w:rPr>
             </w:pPr>
             <w:r>
               <w:rPr>
-                <w:color w:val="000000"/>
-              </w:rPr>
-              <w:t xml:space="preserve">      </w:t>
-            </w:r>
-            <w:r>
-              <w:rPr/>
-              <w:t xml:space="preserve">6 semanas </w:t>
+                <w:rFonts w:ascii="Google Sans Text;sans-serif" w:hAnsi="Google Sans Text;sans-serif"/>
+              </w:rPr>
+              <w:t>6 semanas</w:t>
             </w:r>
           </w:p>
         </w:tc>
@@ -5399,7 +5745,7 @@
           <w:rFonts w:ascii="Arial" w:hAnsi="Arial"/>
         </w:rPr>
         <w:drawing>
-          <wp:anchor distT="0" distB="0" distL="0" distR="0" simplePos="0" relativeHeight="5" behindDoc="0" locked="0" layoutInCell="0" allowOverlap="1">
+          <wp:anchor distT="0" distB="0" distL="0" distR="0" simplePos="0" relativeHeight="4" behindDoc="0" locked="0" layoutInCell="0" allowOverlap="1">
             <wp:simplePos x="0" y="0"/>
             <wp:positionH relativeFrom="column">
               <wp:posOffset>-428625</wp:posOffset>
@@ -5410,7 +5756,7 @@
             <wp:extent cx="7560310" cy="2844165"/>
             <wp:effectExtent l="0" t="0" r="0" b="0"/>
             <wp:wrapSquare wrapText="largest"/>
-            <wp:docPr id="2" name="Imagen1 Copia 1"/>
+            <wp:docPr id="5" name="Imagen1 Copia 1"/>
             <wp:cNvGraphicFramePr>
               <a:graphicFrameLocks xmlns:a="http://schemas.openxmlformats.org/drawingml/2006/main" noChangeAspect="1"/>
             </wp:cNvGraphicFramePr>
@@ -5418,13 +5764,13 @@
               <a:graphicData uri="http://schemas.openxmlformats.org/drawingml/2006/picture">
                 <pic:pic xmlns:pic="http://schemas.openxmlformats.org/drawingml/2006/picture">
                   <pic:nvPicPr>
-                    <pic:cNvPr id="2" name="Imagen1 Copia 1"/>
+                    <pic:cNvPr id="5" name="Imagen1 Copia 1"/>
                     <pic:cNvPicPr>
                       <a:picLocks noChangeAspect="1" noChangeArrowheads="1"/>
                     </pic:cNvPicPr>
                   </pic:nvPicPr>
                   <pic:blipFill>
-                    <a:blip r:embed="rId3"/>
+                    <a:blip r:embed="rId6"/>
                     <a:stretch>
                       <a:fillRect/>
                     </a:stretch>
@@ -8062,6 +8408,19 @@
       <w:u w:val="single"/>
     </w:rPr>
   </w:style>
+  <w:style w:type="character" w:styleId="Textooriginal">
+    <w:name w:val="Texto original"/>
+    <w:rPr>
+      <w:rFonts w:ascii="Liberation Mono" w:hAnsi="Liberation Mono" w:eastAsia="Liberation Mono" w:cs="Liberation Mono"/>
+    </w:rPr>
+  </w:style>
+  <w:style w:type="character" w:styleId="Strong">
+    <w:name w:val="Strong"/>
+    <w:rPr>
+      <w:b/>
+      <w:bCs/>
+    </w:rPr>
+  </w:style>
   <w:style w:type="paragraph" w:styleId="Ttulo">
     <w:name w:val="Título"/>
     <w:basedOn w:val="Normal"/>
@@ -8188,6 +8547,48 @@
     <w:basedOn w:val="Normal"/>
     <w:pPr/>
     <w:rPr/>
+  </w:style>
+  <w:style w:type="paragraph" w:styleId="Cabeceraypie">
+    <w:name w:val="Cabecera y pie"/>
+    <w:basedOn w:val="Normal"/>
+    <w:pPr>
+      <w:suppressLineNumbers/>
+      <w:tabs>
+        <w:tab w:val="clear" w:pos="720"/>
+        <w:tab w:val="center" w:pos="4513" w:leader="none"/>
+        <w:tab w:val="right" w:pos="9026" w:leader="none"/>
+      </w:tabs>
+    </w:pPr>
+    <w:rPr/>
+  </w:style>
+  <w:style w:type="paragraph" w:styleId="Footer">
+    <w:name w:val="footer"/>
+    <w:basedOn w:val="Cabeceraypie"/>
+    <w:pPr>
+      <w:suppressLineNumbers/>
+    </w:pPr>
+    <w:rPr/>
+  </w:style>
+  <w:style w:type="paragraph" w:styleId="Contenidodelatabla">
+    <w:name w:val="Contenido de la tabla"/>
+    <w:basedOn w:val="Normal"/>
+    <w:pPr>
+      <w:widowControl w:val="false"/>
+      <w:suppressLineNumbers/>
+    </w:pPr>
+    <w:rPr/>
+  </w:style>
+  <w:style w:type="paragraph" w:styleId="Ttulodelatabla">
+    <w:name w:val="Título de la tabla"/>
+    <w:basedOn w:val="Contenidodelatabla"/>
+    <w:pPr>
+      <w:suppressLineNumbers/>
+      <w:jc w:val="center"/>
+    </w:pPr>
+    <w:rPr>
+      <w:b/>
+      <w:bCs/>
+    </w:rPr>
   </w:style>
   <w:style w:type="numbering" w:styleId="Ningunalistauser" w:default="1">
     <w:name w:val="Ninguna lista (user)"/>

--- a/Modelo_de_informe_DEFINITIVO.docx
+++ b/Modelo_de_informe_DEFINITIVO.docx
@@ -2149,7 +2149,7 @@
           <w:rFonts w:ascii="Arial" w:hAnsi="Arial"/>
         </w:rPr>
         <w:drawing>
-          <wp:anchor distT="0" distB="0" distL="0" distR="0" simplePos="0" relativeHeight="3" behindDoc="0" locked="0" layoutInCell="0" allowOverlap="1">
+          <wp:anchor distT="0" distB="0" distL="0" distR="0" simplePos="0" relativeHeight="4" behindDoc="0" locked="0" layoutInCell="0" allowOverlap="1">
             <wp:simplePos x="0" y="0"/>
             <wp:positionH relativeFrom="column">
               <wp:align>center</wp:align>
@@ -2429,7 +2429,7 @@
           <w:rFonts w:ascii="Arial" w:hAnsi="Arial"/>
         </w:rPr>
         <w:drawing>
-          <wp:anchor distT="0" distB="0" distL="0" distR="0" simplePos="0" relativeHeight="5" behindDoc="0" locked="0" layoutInCell="0" allowOverlap="1">
+          <wp:anchor distT="0" distB="0" distL="0" distR="0" simplePos="0" relativeHeight="6" behindDoc="0" locked="0" layoutInCell="0" allowOverlap="1">
             <wp:simplePos x="0" y="0"/>
             <wp:positionH relativeFrom="column">
               <wp:align>center</wp:align>
@@ -2736,34 +2736,165 @@
         <w:rPr>
           <w:rFonts w:ascii="Arial" w:hAnsi="Arial"/>
         </w:rPr>
-        <w:t>Diagrama de Secuencia (y otros)</w:t>
-      </w:r>
-    </w:p>
-    <w:p>
-      <w:pPr>
-        <w:pStyle w:val="Normal"/>
-        <w:rPr>
-          <w:rFonts w:ascii="Arial" w:hAnsi="Arial"/>
-        </w:rPr>
-      </w:pPr>
-      <w:r>
-        <w:rPr>
-          <w:rFonts w:ascii="Arial" w:hAnsi="Arial"/>
-        </w:rPr>
-      </w:r>
-    </w:p>
-    <w:p>
-      <w:pPr>
-        <w:pStyle w:val="Normal"/>
-        <w:rPr>
-          <w:rFonts w:ascii="Arial" w:hAnsi="Arial"/>
-        </w:rPr>
-      </w:pPr>
-      <w:r>
-        <w:rPr>
-          <w:rFonts w:ascii="Arial" w:hAnsi="Arial"/>
-        </w:rPr>
-        <w:t>(ACA FALTAN 2 DIAGRAMITAS QUE EL BAUTI QUIERE HACER, SECUENCIA DE EL MOTOR PROBABILISTICO, Y UNO DE LA ARQUITECTURA DEL SOFTWARE)</w:t>
+        <w:t>Diagrama de Secuencia</w:t>
+      </w:r>
+    </w:p>
+    <w:p>
+      <w:pPr>
+        <w:pStyle w:val="Normal"/>
+        <w:rPr>
+          <w:rFonts w:ascii="Arial" w:hAnsi="Arial"/>
+        </w:rPr>
+      </w:pPr>
+      <w:r>
+        <w:rPr>
+          <w:rFonts w:ascii="Arial" w:hAnsi="Arial"/>
+        </w:rPr>
+        <w:drawing>
+          <wp:anchor distT="0" distB="0" distL="0" distR="0" simplePos="0" relativeHeight="9" behindDoc="0" locked="0" layoutInCell="0" allowOverlap="1">
+            <wp:simplePos x="0" y="0"/>
+            <wp:positionH relativeFrom="column">
+              <wp:align>center</wp:align>
+            </wp:positionH>
+            <wp:positionV relativeFrom="paragraph">
+              <wp:posOffset>635</wp:posOffset>
+            </wp:positionV>
+            <wp:extent cx="5731510" cy="2293620"/>
+            <wp:effectExtent l="0" t="0" r="0" b="0"/>
+            <wp:wrapSquare wrapText="largest"/>
+            <wp:docPr id="3" name="Imagen5"/>
+            <wp:cNvGraphicFramePr>
+              <a:graphicFrameLocks xmlns:a="http://schemas.openxmlformats.org/drawingml/2006/main" noChangeAspect="1"/>
+            </wp:cNvGraphicFramePr>
+            <a:graphic xmlns:a="http://schemas.openxmlformats.org/drawingml/2006/main">
+              <a:graphicData uri="http://schemas.openxmlformats.org/drawingml/2006/picture">
+                <pic:pic xmlns:pic="http://schemas.openxmlformats.org/drawingml/2006/picture">
+                  <pic:nvPicPr>
+                    <pic:cNvPr id="3" name="Imagen5"/>
+                    <pic:cNvPicPr>
+                      <a:picLocks noChangeAspect="1" noChangeArrowheads="1"/>
+                    </pic:cNvPicPr>
+                  </pic:nvPicPr>
+                  <pic:blipFill>
+                    <a:blip r:embed="rId4"/>
+                    <a:stretch>
+                      <a:fillRect/>
+                    </a:stretch>
+                  </pic:blipFill>
+                  <pic:spPr bwMode="auto">
+                    <a:xfrm>
+                      <a:off x="0" y="0"/>
+                      <a:ext cx="5731510" cy="2293620"/>
+                    </a:xfrm>
+                    <a:prstGeom prst="rect">
+                      <a:avLst/>
+                    </a:prstGeom>
+                    <a:noFill/>
+                  </pic:spPr>
+                </pic:pic>
+              </a:graphicData>
+            </a:graphic>
+          </wp:anchor>
+        </w:drawing>
+      </w:r>
+    </w:p>
+    <w:p>
+      <w:pPr>
+        <w:pStyle w:val="Heading3"/>
+        <w:rPr>
+          <w:rFonts w:ascii="Arial" w:hAnsi="Arial"/>
+          <w:sz w:val="26"/>
+          <w:szCs w:val="26"/>
+        </w:rPr>
+      </w:pPr>
+      <w:bookmarkStart w:id="18" w:name="_vjyoo2woccmi_Copia_1"/>
+      <w:bookmarkEnd w:id="18"/>
+      <w:r>
+        <w:rPr>
+          <w:rFonts w:ascii="Arial" w:hAnsi="Arial"/>
+          <w:sz w:val="26"/>
+          <w:szCs w:val="26"/>
+        </w:rPr>
+        <w:t xml:space="preserve">Justificación del Diagrama de </w:t>
+      </w:r>
+      <w:r>
+        <w:rPr>
+          <w:rFonts w:ascii="Arial" w:hAnsi="Arial"/>
+          <w:sz w:val="26"/>
+          <w:szCs w:val="26"/>
+        </w:rPr>
+        <w:t>Secuencia</w:t>
+      </w:r>
+    </w:p>
+    <w:p>
+      <w:pPr>
+        <w:pStyle w:val="Normal"/>
+        <w:bidi w:val="0"/>
+        <w:rPr>
+          <w:rFonts w:ascii="Arial" w:hAnsi="Arial"/>
+          <w:sz w:val="26"/>
+          <w:szCs w:val="26"/>
+        </w:rPr>
+      </w:pPr>
+      <w:r>
+        <w:rPr>
+          <w:rFonts w:ascii="Arial" w:hAnsi="Arial"/>
+          <w:sz w:val="26"/>
+          <w:szCs w:val="26"/>
+        </w:rPr>
+        <w:t>Este diagrama es crucial para entender el comportamiento del sistema porque ninguno de los diagramas anteriores (Casos de Uso, Clases) muestra el orden temporal en el que interactúan los componentes durante el evento central de la propuesta: la actualización de probabilidades en tiempo real. Este flujo constituye el núcleo diferencial e innovador de la propuesta, por lo que su correcta justificación arquitectónica resulta fundamental para evidenciar la viabilidad técnica del sistema y el cumplimiento de los requerimientos RF-14 y RNF-02.</w:t>
+      </w:r>
+    </w:p>
+    <w:p>
+      <w:pPr>
+        <w:pStyle w:val="Normal"/>
+        <w:rPr>
+          <w:rFonts w:ascii="Arial" w:hAnsi="Arial"/>
+        </w:rPr>
+      </w:pPr>
+      <w:r>
+        <w:rPr>
+          <w:rFonts w:ascii="Arial" w:hAnsi="Arial"/>
+        </w:rPr>
+      </w:r>
+    </w:p>
+    <w:p>
+      <w:pPr>
+        <w:pStyle w:val="Normal"/>
+        <w:rPr>
+          <w:rFonts w:ascii="Arial" w:hAnsi="Arial"/>
+        </w:rPr>
+      </w:pPr>
+      <w:r>
+        <w:rPr>
+          <w:rFonts w:ascii="Arial" w:hAnsi="Arial"/>
+        </w:rPr>
+      </w:r>
+    </w:p>
+    <w:p>
+      <w:pPr>
+        <w:pStyle w:val="Normal"/>
+        <w:rPr>
+          <w:rFonts w:ascii="Arial" w:hAnsi="Arial"/>
+        </w:rPr>
+      </w:pPr>
+      <w:r>
+        <w:rPr>
+          <w:rFonts w:ascii="Arial" w:hAnsi="Arial"/>
+        </w:rPr>
+      </w:r>
+    </w:p>
+    <w:p>
+      <w:pPr>
+        <w:pStyle w:val="Normal"/>
+        <w:rPr>
+          <w:rFonts w:ascii="Arial" w:hAnsi="Arial"/>
+        </w:rPr>
+      </w:pPr>
+      <w:r>
+        <w:rPr>
+          <w:rFonts w:ascii="Arial" w:hAnsi="Arial"/>
+        </w:rPr>
       </w:r>
     </w:p>
     <w:p>
@@ -2773,8 +2904,155 @@
           <w:rFonts w:ascii="Arial" w:hAnsi="Arial"/>
         </w:rPr>
       </w:pPr>
-      <w:bookmarkStart w:id="18" w:name="_2vzmrfpce43y"/>
-      <w:bookmarkEnd w:id="18"/>
+      <w:bookmarkStart w:id="19" w:name="_i1vepdvfpb6w_Copia_1"/>
+      <w:bookmarkEnd w:id="19"/>
+      <w:r>
+        <w:rPr>
+          <w:rFonts w:ascii="Arial" w:hAnsi="Arial"/>
+        </w:rPr>
+        <w:t xml:space="preserve">Diagrama de </w:t>
+      </w:r>
+      <w:r>
+        <w:rPr>
+          <w:rFonts w:ascii="Arial" w:hAnsi="Arial"/>
+        </w:rPr>
+        <w:t>Componentes</w:t>
+      </w:r>
+    </w:p>
+    <w:p>
+      <w:pPr>
+        <w:pStyle w:val="Heading3"/>
+        <w:rPr>
+          <w:rFonts w:ascii="Arial" w:hAnsi="Arial"/>
+          <w:sz w:val="28"/>
+          <w:szCs w:val="28"/>
+        </w:rPr>
+      </w:pPr>
+      <w:bookmarkStart w:id="20" w:name="_vjyoo2woccmi_Copia_1_Copia_1"/>
+      <w:bookmarkEnd w:id="20"/>
+      <w:r>
+        <w:drawing>
+          <wp:anchor distT="0" distB="0" distL="0" distR="0" simplePos="0" relativeHeight="10" behindDoc="0" locked="0" layoutInCell="0" allowOverlap="1">
+            <wp:simplePos x="0" y="0"/>
+            <wp:positionH relativeFrom="column">
+              <wp:align>center</wp:align>
+            </wp:positionH>
+            <wp:positionV relativeFrom="paragraph">
+              <wp:posOffset>635</wp:posOffset>
+            </wp:positionV>
+            <wp:extent cx="5731510" cy="7098665"/>
+            <wp:effectExtent l="0" t="0" r="0" b="0"/>
+            <wp:wrapSquare wrapText="largest"/>
+            <wp:docPr id="4" name="Imagen6"/>
+            <wp:cNvGraphicFramePr>
+              <a:graphicFrameLocks xmlns:a="http://schemas.openxmlformats.org/drawingml/2006/main" noChangeAspect="1"/>
+            </wp:cNvGraphicFramePr>
+            <a:graphic xmlns:a="http://schemas.openxmlformats.org/drawingml/2006/main">
+              <a:graphicData uri="http://schemas.openxmlformats.org/drawingml/2006/picture">
+                <pic:pic xmlns:pic="http://schemas.openxmlformats.org/drawingml/2006/picture">
+                  <pic:nvPicPr>
+                    <pic:cNvPr id="4" name="Imagen6"/>
+                    <pic:cNvPicPr>
+                      <a:picLocks noChangeAspect="1" noChangeArrowheads="1"/>
+                    </pic:cNvPicPr>
+                  </pic:nvPicPr>
+                  <pic:blipFill>
+                    <a:blip r:embed="rId5"/>
+                    <a:stretch>
+                      <a:fillRect/>
+                    </a:stretch>
+                  </pic:blipFill>
+                  <pic:spPr bwMode="auto">
+                    <a:xfrm>
+                      <a:off x="0" y="0"/>
+                      <a:ext cx="5731510" cy="7098665"/>
+                    </a:xfrm>
+                    <a:prstGeom prst="rect">
+                      <a:avLst/>
+                    </a:prstGeom>
+                    <a:noFill/>
+                  </pic:spPr>
+                </pic:pic>
+              </a:graphicData>
+            </a:graphic>
+          </wp:anchor>
+        </w:drawing>
+      </w:r>
+      <w:r>
+        <w:rPr>
+          <w:rFonts w:ascii="Arial" w:hAnsi="Arial"/>
+          <w:sz w:val="28"/>
+          <w:szCs w:val="28"/>
+        </w:rPr>
+        <w:t xml:space="preserve">Justificación del Diagrama de </w:t>
+      </w:r>
+      <w:r>
+        <w:rPr>
+          <w:rFonts w:ascii="Arial" w:hAnsi="Arial"/>
+          <w:sz w:val="28"/>
+          <w:szCs w:val="28"/>
+        </w:rPr>
+        <w:t>Componentes</w:t>
+      </w:r>
+    </w:p>
+    <w:p>
+      <w:pPr>
+        <w:pStyle w:val="Normal"/>
+        <w:bidi w:val="0"/>
+        <w:rPr>
+          <w:rFonts w:ascii="Arial" w:hAnsi="Arial"/>
+          <w:sz w:val="24"/>
+          <w:szCs w:val="24"/>
+        </w:rPr>
+      </w:pPr>
+      <w:r>
+        <w:rPr>
+          <w:rFonts w:ascii="Arial" w:hAnsi="Arial"/>
+          <w:sz w:val="24"/>
+          <w:szCs w:val="24"/>
+        </w:rPr>
+        <w:t>El diagrama de componentes refleja la arquitectura modular del sistema y define los límites entre la presentación web, los servicios de negocio, la capa de datos relacional y las APIs de terceros.</w:t>
+      </w:r>
+    </w:p>
+    <w:p>
+      <w:pPr>
+        <w:pStyle w:val="Normal"/>
+        <w:rPr>
+          <w:rFonts w:ascii="Arial" w:hAnsi="Arial"/>
+          <w:sz w:val="24"/>
+          <w:szCs w:val="24"/>
+        </w:rPr>
+      </w:pPr>
+      <w:r>
+        <w:rPr>
+          <w:rFonts w:ascii="Arial" w:hAnsi="Arial"/>
+          <w:sz w:val="24"/>
+          <w:szCs w:val="24"/>
+        </w:rPr>
+      </w:r>
+    </w:p>
+    <w:p>
+      <w:pPr>
+        <w:pStyle w:val="Heading2"/>
+        <w:rPr>
+          <w:rFonts w:ascii="Arial" w:hAnsi="Arial"/>
+        </w:rPr>
+      </w:pPr>
+      <w:r>
+        <w:rPr>
+          <w:rFonts w:ascii="Arial" w:hAnsi="Arial"/>
+        </w:rPr>
+      </w:r>
+    </w:p>
+    <w:p>
+      <w:pPr>
+        <w:pStyle w:val="Heading2"/>
+        <w:rPr>
+          <w:rFonts w:ascii="Arial" w:hAnsi="Arial"/>
+        </w:rPr>
+      </w:pPr>
+      <w:bookmarkStart w:id="21" w:name="_2vzmrfpce43y"/>
+      <w:bookmarkEnd w:id="21"/>
       <w:r>
         <w:rPr>
           <w:rFonts w:ascii="Arial" w:hAnsi="Arial"/>
@@ -2807,7 +3085,7 @@
           <w:rFonts w:ascii="Arial" w:hAnsi="Arial"/>
         </w:rPr>
         <w:drawing>
-          <wp:anchor distT="0" distB="0" distL="0" distR="0" simplePos="0" relativeHeight="6" behindDoc="0" locked="0" layoutInCell="0" allowOverlap="1">
+          <wp:anchor distT="0" distB="0" distL="0" distR="0" simplePos="0" relativeHeight="7" behindDoc="0" locked="0" layoutInCell="0" allowOverlap="1">
             <wp:simplePos x="0" y="0"/>
             <wp:positionH relativeFrom="column">
               <wp:posOffset>0</wp:posOffset>
@@ -2818,7 +3096,7 @@
             <wp:extent cx="5731510" cy="3686175"/>
             <wp:effectExtent l="0" t="0" r="0" b="0"/>
             <wp:wrapSquare wrapText="largest"/>
-            <wp:docPr id="3" name="Imagen3"/>
+            <wp:docPr id="5" name="Imagen3"/>
             <wp:cNvGraphicFramePr>
               <a:graphicFrameLocks xmlns:a="http://schemas.openxmlformats.org/drawingml/2006/main" noChangeAspect="1"/>
             </wp:cNvGraphicFramePr>
@@ -2826,13 +3104,13 @@
               <a:graphicData uri="http://schemas.openxmlformats.org/drawingml/2006/picture">
                 <pic:pic xmlns:pic="http://schemas.openxmlformats.org/drawingml/2006/picture">
                   <pic:nvPicPr>
-                    <pic:cNvPr id="3" name="Imagen3"/>
+                    <pic:cNvPr id="5" name="Imagen3"/>
                     <pic:cNvPicPr>
                       <a:picLocks noChangeAspect="1" noChangeArrowheads="1"/>
                     </pic:cNvPicPr>
                   </pic:nvPicPr>
                   <pic:blipFill>
-                    <a:blip r:embed="rId4"/>
+                    <a:blip r:embed="rId6"/>
                     <a:stretch>
                       <a:fillRect/>
                     </a:stretch>
@@ -2933,10 +3211,18 @@
           <w:p>
             <w:pPr>
               <w:pStyle w:val="Normal"/>
-              <w:rPr/>
+              <w:rPr>
+                <w:rFonts w:ascii="Arial" w:hAnsi="Arial"/>
+                <w:sz w:val="24"/>
+                <w:szCs w:val="24"/>
+              </w:rPr>
             </w:pPr>
             <w:r>
-              <w:rPr/>
+              <w:rPr>
+                <w:rFonts w:ascii="Arial" w:hAnsi="Arial"/>
+                <w:sz w:val="24"/>
+                <w:szCs w:val="24"/>
+              </w:rPr>
               <w:t>Módulo</w:t>
             </w:r>
           </w:p>
@@ -2956,6 +3242,8 @@
                 <w:rFonts w:ascii="Arial" w:hAnsi="Arial"/>
                 <w:b/>
                 <w:bCs/>
+                <w:sz w:val="24"/>
+                <w:szCs w:val="24"/>
               </w:rPr>
             </w:pPr>
             <w:r>
@@ -2963,6 +3251,8 @@
                 <w:rFonts w:ascii="Arial" w:hAnsi="Arial"/>
                 <w:b/>
                 <w:bCs/>
+                <w:sz w:val="24"/>
+                <w:szCs w:val="24"/>
               </w:rPr>
               <w:t>Funcionalidad Principal</w:t>
             </w:r>
@@ -2983,6 +3273,8 @@
                 <w:rFonts w:ascii="Arial" w:hAnsi="Arial"/>
                 <w:b/>
                 <w:bCs/>
+                <w:sz w:val="24"/>
+                <w:szCs w:val="24"/>
               </w:rPr>
             </w:pPr>
             <w:r>
@@ -2990,6 +3282,8 @@
                 <w:rFonts w:ascii="Arial" w:hAnsi="Arial"/>
                 <w:b/>
                 <w:bCs/>
+                <w:sz w:val="24"/>
+                <w:szCs w:val="24"/>
               </w:rPr>
               <w:t>Requiere Información Previa De</w:t>
             </w:r>
@@ -3010,6 +3304,8 @@
                 <w:rFonts w:ascii="Arial" w:hAnsi="Arial"/>
                 <w:b/>
                 <w:bCs/>
+                <w:sz w:val="24"/>
+                <w:szCs w:val="24"/>
               </w:rPr>
             </w:pPr>
             <w:r>
@@ -3017,6 +3313,8 @@
                 <w:rFonts w:ascii="Arial" w:hAnsi="Arial"/>
                 <w:b/>
                 <w:bCs/>
+                <w:sz w:val="24"/>
+                <w:szCs w:val="24"/>
               </w:rPr>
               <w:t>Caso de Uso Referenciado</w:t>
             </w:r>
@@ -3040,6 +3338,8 @@
               <w:pStyle w:val="Normal"/>
               <w:rPr>
                 <w:rFonts w:ascii="Arial" w:hAnsi="Arial"/>
+                <w:sz w:val="24"/>
+                <w:szCs w:val="24"/>
               </w:rPr>
             </w:pPr>
             <w:r>
@@ -3047,6 +3347,8 @@
                 <w:rFonts w:ascii="Arial" w:hAnsi="Arial"/>
                 <w:b/>
                 <w:bCs/>
+                <w:sz w:val="24"/>
+                <w:szCs w:val="24"/>
               </w:rPr>
               <w:t>Módulo de Autenticación y Perfiles</w:t>
             </w:r>
@@ -3067,6 +3369,8 @@
                 <w:rFonts w:ascii="Arial" w:hAnsi="Arial"/>
                 <w:i w:val="false"/>
                 <w:iCs w:val="false"/>
+                <w:sz w:val="24"/>
+                <w:szCs w:val="24"/>
               </w:rPr>
             </w:pPr>
             <w:r>
@@ -3074,6 +3378,8 @@
                 <w:rFonts w:ascii="Arial" w:hAnsi="Arial"/>
                 <w:i w:val="false"/>
                 <w:iCs w:val="false"/>
+                <w:sz w:val="24"/>
+                <w:szCs w:val="24"/>
               </w:rPr>
               <w:t>Gestión de usuarios, registros, login y preferencias de equipo.</w:t>
             </w:r>
@@ -3094,6 +3400,8 @@
                 <w:rFonts w:ascii="Arial" w:hAnsi="Arial"/>
                 <w:i w:val="false"/>
                 <w:iCs w:val="false"/>
+                <w:sz w:val="24"/>
+                <w:szCs w:val="24"/>
               </w:rPr>
             </w:pPr>
             <w:r>
@@ -3101,6 +3409,8 @@
                 <w:rFonts w:ascii="Arial" w:hAnsi="Arial"/>
                 <w:i w:val="false"/>
                 <w:iCs w:val="false"/>
+                <w:sz w:val="24"/>
+                <w:szCs w:val="24"/>
               </w:rPr>
               <w:t>Ninguno</w:t>
             </w:r>
@@ -3121,6 +3431,8 @@
                 <w:rFonts w:ascii="Arial" w:hAnsi="Arial"/>
                 <w:i w:val="false"/>
                 <w:iCs w:val="false"/>
+                <w:sz w:val="24"/>
+                <w:szCs w:val="24"/>
               </w:rPr>
             </w:pPr>
             <w:r>
@@ -3128,6 +3440,8 @@
                 <w:rFonts w:ascii="Arial" w:hAnsi="Arial"/>
                 <w:i w:val="false"/>
                 <w:iCs w:val="false"/>
+                <w:sz w:val="24"/>
+                <w:szCs w:val="24"/>
               </w:rPr>
               <w:t>Iniciar sesión, Registrarse, Gestionar perfil</w:t>
             </w:r>
@@ -3151,6 +3465,8 @@
               <w:pStyle w:val="Normal"/>
               <w:rPr>
                 <w:rFonts w:ascii="Arial" w:hAnsi="Arial"/>
+                <w:sz w:val="24"/>
+                <w:szCs w:val="24"/>
               </w:rPr>
             </w:pPr>
             <w:r>
@@ -3158,6 +3474,8 @@
                 <w:rFonts w:ascii="Arial" w:hAnsi="Arial"/>
                 <w:b/>
                 <w:bCs/>
+                <w:sz w:val="24"/>
+                <w:szCs w:val="24"/>
               </w:rPr>
               <w:t>Módulo de Fixture y Estadísticas</w:t>
             </w:r>
@@ -3178,6 +3496,8 @@
                 <w:rFonts w:ascii="Arial" w:hAnsi="Arial"/>
                 <w:i w:val="false"/>
                 <w:iCs w:val="false"/>
+                <w:sz w:val="24"/>
+                <w:szCs w:val="24"/>
               </w:rPr>
             </w:pPr>
             <w:r>
@@ -3185,6 +3505,8 @@
                 <w:rFonts w:ascii="Arial" w:hAnsi="Arial"/>
                 <w:i w:val="false"/>
                 <w:iCs w:val="false"/>
+                <w:sz w:val="24"/>
+                <w:szCs w:val="24"/>
               </w:rPr>
               <w:t>Visualización de partidos, tablas de posiciones e historiales H2H.</w:t>
             </w:r>
@@ -3205,6 +3527,8 @@
                 <w:rFonts w:ascii="Arial" w:hAnsi="Arial"/>
                 <w:i w:val="false"/>
                 <w:iCs w:val="false"/>
+                <w:sz w:val="24"/>
+                <w:szCs w:val="24"/>
               </w:rPr>
             </w:pPr>
             <w:r>
@@ -3212,6 +3536,8 @@
                 <w:rFonts w:ascii="Arial" w:hAnsi="Arial"/>
                 <w:i w:val="false"/>
                 <w:iCs w:val="false"/>
+                <w:sz w:val="24"/>
+                <w:szCs w:val="24"/>
               </w:rPr>
               <w:t>Consumo</w:t>
             </w:r>
@@ -3220,6 +3546,8 @@
                 <w:rFonts w:ascii="Arial" w:hAnsi="Arial"/>
                 <w:i w:val="false"/>
                 <w:iCs w:val="false"/>
+                <w:sz w:val="24"/>
+                <w:szCs w:val="24"/>
               </w:rPr>
               <w:t xml:space="preserve"> de Datos (API)</w:t>
             </w:r>
@@ -3240,6 +3568,8 @@
                 <w:rFonts w:ascii="Arial" w:hAnsi="Arial"/>
                 <w:i w:val="false"/>
                 <w:iCs w:val="false"/>
+                <w:sz w:val="24"/>
+                <w:szCs w:val="24"/>
               </w:rPr>
             </w:pPr>
             <w:r>
@@ -3247,6 +3577,8 @@
                 <w:rFonts w:ascii="Arial" w:hAnsi="Arial"/>
                 <w:i w:val="false"/>
                 <w:iCs w:val="false"/>
+                <w:sz w:val="24"/>
+                <w:szCs w:val="24"/>
               </w:rPr>
               <w:t>Consultar fixture</w:t>
             </w:r>
@@ -3270,6 +3602,8 @@
               <w:pStyle w:val="Normal"/>
               <w:rPr>
                 <w:rFonts w:ascii="Arial" w:hAnsi="Arial"/>
+                <w:sz w:val="24"/>
+                <w:szCs w:val="24"/>
               </w:rPr>
             </w:pPr>
             <w:r>
@@ -3277,6 +3611,8 @@
                 <w:rFonts w:ascii="Arial" w:hAnsi="Arial"/>
                 <w:b/>
                 <w:bCs/>
+                <w:sz w:val="24"/>
+                <w:szCs w:val="24"/>
               </w:rPr>
               <w:t>Módulo Motor Probabilístico</w:t>
             </w:r>
@@ -3297,6 +3633,8 @@
                 <w:rFonts w:ascii="Arial" w:hAnsi="Arial"/>
                 <w:i w:val="false"/>
                 <w:iCs w:val="false"/>
+                <w:sz w:val="24"/>
+                <w:szCs w:val="24"/>
               </w:rPr>
             </w:pPr>
             <w:r>
@@ -3304,6 +3642,8 @@
                 <w:rFonts w:ascii="Arial" w:hAnsi="Arial"/>
                 <w:i w:val="false"/>
                 <w:iCs w:val="false"/>
+                <w:sz w:val="24"/>
+                <w:szCs w:val="24"/>
               </w:rPr>
               <w:t>Cálculo de probabilidades pre-partido y recálculo dinámico en vivo.</w:t>
             </w:r>
@@ -3324,6 +3664,8 @@
                 <w:rFonts w:ascii="Arial" w:hAnsi="Arial"/>
                 <w:i w:val="false"/>
                 <w:iCs w:val="false"/>
+                <w:sz w:val="24"/>
+                <w:szCs w:val="24"/>
               </w:rPr>
             </w:pPr>
             <w:r>
@@ -3331,6 +3673,8 @@
                 <w:rFonts w:ascii="Arial" w:hAnsi="Arial"/>
                 <w:i w:val="false"/>
                 <w:iCs w:val="false"/>
+                <w:sz w:val="24"/>
+                <w:szCs w:val="24"/>
               </w:rPr>
               <w:t>Módulo de Fixture / Ingesta</w:t>
             </w:r>
@@ -3351,6 +3695,8 @@
                 <w:rFonts w:ascii="Arial" w:hAnsi="Arial"/>
                 <w:i w:val="false"/>
                 <w:iCs w:val="false"/>
+                <w:sz w:val="24"/>
+                <w:szCs w:val="24"/>
               </w:rPr>
             </w:pPr>
             <w:r>
@@ -3358,6 +3704,8 @@
                 <w:rFonts w:ascii="Arial" w:hAnsi="Arial"/>
                 <w:i w:val="false"/>
                 <w:iCs w:val="false"/>
+                <w:sz w:val="24"/>
+                <w:szCs w:val="24"/>
               </w:rPr>
               <w:t>Consultar fixture, Gestionar simulador</w:t>
             </w:r>
@@ -3381,6 +3729,8 @@
               <w:pStyle w:val="Normal"/>
               <w:rPr>
                 <w:rFonts w:ascii="Arial" w:hAnsi="Arial"/>
+                <w:sz w:val="24"/>
+                <w:szCs w:val="24"/>
               </w:rPr>
             </w:pPr>
             <w:r>
@@ -3388,6 +3738,8 @@
                 <w:rFonts w:ascii="Arial" w:hAnsi="Arial"/>
                 <w:b/>
                 <w:bCs/>
+                <w:sz w:val="24"/>
+                <w:szCs w:val="24"/>
               </w:rPr>
               <w:t>Módulo Chatbot Asistente</w:t>
             </w:r>
@@ -3408,6 +3760,8 @@
                 <w:rFonts w:ascii="Arial" w:hAnsi="Arial"/>
                 <w:i w:val="false"/>
                 <w:iCs w:val="false"/>
+                <w:sz w:val="24"/>
+                <w:szCs w:val="24"/>
               </w:rPr>
             </w:pPr>
             <w:r>
@@ -3415,6 +3769,8 @@
                 <w:rFonts w:ascii="Arial" w:hAnsi="Arial"/>
                 <w:i w:val="false"/>
                 <w:iCs w:val="false"/>
+                <w:sz w:val="24"/>
+                <w:szCs w:val="24"/>
               </w:rPr>
               <w:t>Consultas en lenguaje natural procesadas vía RAG sobre la base local.</w:t>
             </w:r>
@@ -3435,6 +3791,8 @@
                 <w:rFonts w:ascii="Arial" w:hAnsi="Arial"/>
                 <w:i w:val="false"/>
                 <w:iCs w:val="false"/>
+                <w:sz w:val="24"/>
+                <w:szCs w:val="24"/>
               </w:rPr>
             </w:pPr>
             <w:r>
@@ -3442,6 +3800,8 @@
                 <w:rFonts w:ascii="Arial" w:hAnsi="Arial"/>
                 <w:i w:val="false"/>
                 <w:iCs w:val="false"/>
+                <w:sz w:val="24"/>
+                <w:szCs w:val="24"/>
               </w:rPr>
               <w:t>Módulo de Fixture y Estadísticas</w:t>
             </w:r>
@@ -3462,6 +3822,8 @@
                 <w:rFonts w:ascii="Arial" w:hAnsi="Arial"/>
                 <w:i w:val="false"/>
                 <w:iCs w:val="false"/>
+                <w:sz w:val="24"/>
+                <w:szCs w:val="24"/>
               </w:rPr>
             </w:pPr>
             <w:r>
@@ -3469,6 +3831,8 @@
                 <w:rFonts w:ascii="Arial" w:hAnsi="Arial"/>
                 <w:i w:val="false"/>
                 <w:iCs w:val="false"/>
+                <w:sz w:val="24"/>
+                <w:szCs w:val="24"/>
               </w:rPr>
               <w:t>Consultar chatbot</w:t>
             </w:r>
@@ -3492,6 +3856,8 @@
               <w:pStyle w:val="Normal"/>
               <w:rPr>
                 <w:rFonts w:ascii="Arial" w:hAnsi="Arial"/>
+                <w:sz w:val="24"/>
+                <w:szCs w:val="24"/>
               </w:rPr>
             </w:pPr>
             <w:r>
@@ -3499,6 +3865,8 @@
                 <w:rFonts w:ascii="Arial" w:hAnsi="Arial"/>
                 <w:b/>
                 <w:bCs/>
+                <w:sz w:val="24"/>
+                <w:szCs w:val="24"/>
               </w:rPr>
               <w:t>Módulo Notificaciones</w:t>
             </w:r>
@@ -3519,6 +3887,8 @@
                 <w:rFonts w:ascii="Arial" w:hAnsi="Arial"/>
                 <w:i w:val="false"/>
                 <w:iCs w:val="false"/>
+                <w:sz w:val="24"/>
+                <w:szCs w:val="24"/>
               </w:rPr>
             </w:pPr>
             <w:r>
@@ -3526,6 +3896,8 @@
                 <w:rFonts w:ascii="Arial" w:hAnsi="Arial"/>
                 <w:i w:val="false"/>
                 <w:iCs w:val="false"/>
+                <w:sz w:val="24"/>
+                <w:szCs w:val="24"/>
               </w:rPr>
               <w:t>Envío de alertas dinámicas por eventos de partidos vía Telegram.</w:t>
             </w:r>
@@ -3546,6 +3918,8 @@
                 <w:rFonts w:ascii="Arial" w:hAnsi="Arial"/>
                 <w:i w:val="false"/>
                 <w:iCs w:val="false"/>
+                <w:sz w:val="24"/>
+                <w:szCs w:val="24"/>
               </w:rPr>
             </w:pPr>
             <w:r>
@@ -3553,6 +3927,8 @@
                 <w:rFonts w:ascii="Arial" w:hAnsi="Arial"/>
                 <w:i w:val="false"/>
                 <w:iCs w:val="false"/>
+                <w:sz w:val="24"/>
+                <w:szCs w:val="24"/>
               </w:rPr>
               <w:t>Módulo de Perfiles / Motor Probabilístico</w:t>
             </w:r>
@@ -3573,6 +3949,8 @@
                 <w:rFonts w:ascii="Arial" w:hAnsi="Arial"/>
                 <w:i w:val="false"/>
                 <w:iCs w:val="false"/>
+                <w:sz w:val="24"/>
+                <w:szCs w:val="24"/>
               </w:rPr>
             </w:pPr>
             <w:r>
@@ -3580,6 +3958,8 @@
                 <w:rFonts w:ascii="Arial" w:hAnsi="Arial"/>
                 <w:i w:val="false"/>
                 <w:iCs w:val="false"/>
+                <w:sz w:val="24"/>
+                <w:szCs w:val="24"/>
               </w:rPr>
               <w:t>Recibir notificaciones</w:t>
             </w:r>
@@ -3603,6 +3983,8 @@
               <w:pStyle w:val="Normal"/>
               <w:rPr>
                 <w:rFonts w:ascii="Arial" w:hAnsi="Arial"/>
+                <w:sz w:val="24"/>
+                <w:szCs w:val="24"/>
               </w:rPr>
             </w:pPr>
             <w:r>
@@ -3610,6 +3992,8 @@
                 <w:rFonts w:ascii="Arial" w:hAnsi="Arial"/>
                 <w:b/>
                 <w:bCs/>
+                <w:sz w:val="24"/>
+                <w:szCs w:val="24"/>
               </w:rPr>
               <w:t>Módulo de Simulación</w:t>
             </w:r>
@@ -3630,6 +4014,8 @@
                 <w:rFonts w:ascii="Arial" w:hAnsi="Arial"/>
                 <w:i w:val="false"/>
                 <w:iCs w:val="false"/>
+                <w:sz w:val="24"/>
+                <w:szCs w:val="24"/>
               </w:rPr>
             </w:pPr>
             <w:r>
@@ -3637,6 +4023,8 @@
                 <w:rFonts w:ascii="Arial" w:hAnsi="Arial"/>
                 <w:i w:val="false"/>
                 <w:iCs w:val="false"/>
+                <w:sz w:val="24"/>
+                <w:szCs w:val="24"/>
               </w:rPr>
               <w:t>Inyección controlada de eventos deportivos para pruebas y demos.</w:t>
             </w:r>
@@ -3657,6 +4045,8 @@
                 <w:rFonts w:ascii="Arial" w:hAnsi="Arial"/>
                 <w:i w:val="false"/>
                 <w:iCs w:val="false"/>
+                <w:sz w:val="24"/>
+                <w:szCs w:val="24"/>
               </w:rPr>
             </w:pPr>
             <w:r>
@@ -3664,6 +4054,8 @@
                 <w:rFonts w:ascii="Arial" w:hAnsi="Arial"/>
                 <w:i w:val="false"/>
                 <w:iCs w:val="false"/>
+                <w:sz w:val="24"/>
+                <w:szCs w:val="24"/>
               </w:rPr>
               <w:t>Módulo Motor Probabilístico</w:t>
             </w:r>
@@ -3684,6 +4076,8 @@
                 <w:rFonts w:ascii="Arial" w:hAnsi="Arial"/>
                 <w:i w:val="false"/>
                 <w:iCs w:val="false"/>
+                <w:sz w:val="24"/>
+                <w:szCs w:val="24"/>
               </w:rPr>
             </w:pPr>
             <w:r>
@@ -3691,6 +4085,8 @@
                 <w:rFonts w:ascii="Arial" w:hAnsi="Arial"/>
                 <w:i w:val="false"/>
                 <w:iCs w:val="false"/>
+                <w:sz w:val="24"/>
+                <w:szCs w:val="24"/>
               </w:rPr>
               <w:t>Gestionar simulador</w:t>
             </w:r>
@@ -3714,6 +4110,8 @@
               <w:pStyle w:val="Normal"/>
               <w:rPr>
                 <w:rFonts w:ascii="Arial" w:hAnsi="Arial"/>
+                <w:sz w:val="24"/>
+                <w:szCs w:val="24"/>
               </w:rPr>
             </w:pPr>
             <w:r>
@@ -3721,6 +4119,8 @@
                 <w:rFonts w:ascii="Arial" w:hAnsi="Arial"/>
                 <w:b/>
                 <w:bCs/>
+                <w:sz w:val="24"/>
+                <w:szCs w:val="24"/>
               </w:rPr>
               <w:t>Módulo de Administración y Auditoría</w:t>
             </w:r>
@@ -3741,6 +4141,8 @@
                 <w:rFonts w:ascii="Arial" w:hAnsi="Arial"/>
                 <w:i w:val="false"/>
                 <w:iCs w:val="false"/>
+                <w:sz w:val="24"/>
+                <w:szCs w:val="24"/>
               </w:rPr>
             </w:pPr>
             <w:r>
@@ -3748,6 +4150,8 @@
                 <w:rFonts w:ascii="Arial" w:hAnsi="Arial"/>
                 <w:i w:val="false"/>
                 <w:iCs w:val="false"/>
+                <w:sz w:val="24"/>
+                <w:szCs w:val="24"/>
               </w:rPr>
               <w:t>Control de respaldos, moderación de usuarios y revisión de reportes.</w:t>
             </w:r>
@@ -3768,6 +4172,8 @@
                 <w:rFonts w:ascii="Arial" w:hAnsi="Arial"/>
                 <w:i w:val="false"/>
                 <w:iCs w:val="false"/>
+                <w:sz w:val="24"/>
+                <w:szCs w:val="24"/>
               </w:rPr>
             </w:pPr>
             <w:r>
@@ -3775,6 +4181,8 @@
                 <w:rFonts w:ascii="Arial" w:hAnsi="Arial"/>
                 <w:i w:val="false"/>
                 <w:iCs w:val="false"/>
+                <w:sz w:val="24"/>
+                <w:szCs w:val="24"/>
               </w:rPr>
               <w:t>Módulo de Autenticación</w:t>
             </w:r>
@@ -3795,6 +4203,8 @@
                 <w:rFonts w:ascii="Arial" w:hAnsi="Arial"/>
                 <w:i w:val="false"/>
                 <w:iCs w:val="false"/>
+                <w:sz w:val="24"/>
+                <w:szCs w:val="24"/>
               </w:rPr>
             </w:pPr>
             <w:r>
@@ -3802,6 +4212,8 @@
                 <w:rFonts w:ascii="Arial" w:hAnsi="Arial"/>
                 <w:i w:val="false"/>
                 <w:iCs w:val="false"/>
+                <w:sz w:val="24"/>
+                <w:szCs w:val="24"/>
               </w:rPr>
               <w:t>Gestionar copias de seguridad, Gestionar reportes</w:t>
             </w:r>
@@ -3831,10 +4243,10 @@
           <w:szCs w:val="28"/>
         </w:rPr>
       </w:pPr>
-      <w:bookmarkStart w:id="19" w:name="_ofuaxydf25li"/>
-      <w:bookmarkStart w:id="20" w:name="_hoevbxprcj99"/>
-      <w:bookmarkEnd w:id="19"/>
-      <w:bookmarkEnd w:id="20"/>
+      <w:bookmarkStart w:id="22" w:name="_ofuaxydf25li"/>
+      <w:bookmarkStart w:id="23" w:name="_hoevbxprcj99"/>
+      <w:bookmarkEnd w:id="22"/>
+      <w:bookmarkEnd w:id="23"/>
       <w:r>
         <w:rPr>
           <w:rFonts w:ascii="Arial" w:hAnsi="Arial"/>
@@ -3851,8 +4263,8 @@
           <w:rFonts w:ascii="Arial" w:hAnsi="Arial"/>
         </w:rPr>
       </w:pPr>
-      <w:bookmarkStart w:id="21" w:name="_sivqzyhx2rz2"/>
-      <w:bookmarkEnd w:id="21"/>
+      <w:bookmarkStart w:id="24" w:name="_sivqzyhx2rz2"/>
+      <w:bookmarkEnd w:id="24"/>
       <w:r>
         <w:rPr>
           <w:rFonts w:ascii="Arial" w:hAnsi="Arial"/>
@@ -3903,10 +4315,10 @@
           <w:rFonts w:ascii="Arial" w:hAnsi="Arial"/>
         </w:rPr>
       </w:pPr>
-      <w:bookmarkStart w:id="22" w:name="_e4fn3a6p3z4u"/>
-      <w:bookmarkStart w:id="23" w:name="_7wqufnc49lbk"/>
-      <w:bookmarkEnd w:id="22"/>
-      <w:bookmarkEnd w:id="23"/>
+      <w:bookmarkStart w:id="25" w:name="_e4fn3a6p3z4u"/>
+      <w:bookmarkStart w:id="26" w:name="_7wqufnc49lbk"/>
+      <w:bookmarkEnd w:id="25"/>
+      <w:bookmarkEnd w:id="26"/>
       <w:r>
         <w:rPr>
           <w:rFonts w:ascii="Arial" w:hAnsi="Arial"/>
@@ -3926,7 +4338,7 @@
           <w:rFonts w:ascii="Arial" w:hAnsi="Arial"/>
         </w:rPr>
         <w:drawing>
-          <wp:anchor distT="0" distB="0" distL="0" distR="0" simplePos="0" relativeHeight="7" behindDoc="0" locked="0" layoutInCell="0" allowOverlap="1">
+          <wp:anchor distT="0" distB="0" distL="0" distR="0" simplePos="0" relativeHeight="8" behindDoc="0" locked="0" layoutInCell="0" allowOverlap="1">
             <wp:simplePos x="0" y="0"/>
             <wp:positionH relativeFrom="column">
               <wp:align>center</wp:align>
@@ -3937,7 +4349,7 @@
             <wp:extent cx="5731510" cy="3408680"/>
             <wp:effectExtent l="0" t="0" r="0" b="0"/>
             <wp:wrapSquare wrapText="largest"/>
-            <wp:docPr id="4" name="Imagen4"/>
+            <wp:docPr id="6" name="Imagen4"/>
             <wp:cNvGraphicFramePr>
               <a:graphicFrameLocks xmlns:a="http://schemas.openxmlformats.org/drawingml/2006/main" noChangeAspect="1"/>
             </wp:cNvGraphicFramePr>
@@ -3945,13 +4357,13 @@
               <a:graphicData uri="http://schemas.openxmlformats.org/drawingml/2006/picture">
                 <pic:pic xmlns:pic="http://schemas.openxmlformats.org/drawingml/2006/picture">
                   <pic:nvPicPr>
-                    <pic:cNvPr id="4" name="Imagen4"/>
+                    <pic:cNvPr id="6" name="Imagen4"/>
                     <pic:cNvPicPr>
                       <a:picLocks noChangeAspect="1" noChangeArrowheads="1"/>
                     </pic:cNvPicPr>
                   </pic:nvPicPr>
                   <pic:blipFill>
-                    <a:blip r:embed="rId5"/>
+                    <a:blip r:embed="rId7"/>
                     <a:stretch>
                       <a:fillRect/>
                     </a:stretch>
@@ -4032,8 +4444,8 @@
           <w:szCs w:val="28"/>
         </w:rPr>
       </w:pPr>
-      <w:bookmarkStart w:id="24" w:name="_ibjw30rvy8as"/>
-      <w:bookmarkEnd w:id="24"/>
+      <w:bookmarkStart w:id="27" w:name="_ibjw30rvy8as"/>
+      <w:bookmarkEnd w:id="27"/>
       <w:r>
         <w:rPr>
           <w:rFonts w:ascii="Arial" w:hAnsi="Arial"/>
@@ -4052,8 +4464,8 @@
           <w:szCs w:val="26"/>
         </w:rPr>
       </w:pPr>
-      <w:bookmarkStart w:id="25" w:name="_pvvtzyjkyh52"/>
-      <w:bookmarkEnd w:id="25"/>
+      <w:bookmarkStart w:id="28" w:name="_pvvtzyjkyh52"/>
+      <w:bookmarkEnd w:id="28"/>
       <w:r>
         <w:rPr>
           <w:rFonts w:ascii="Arial" w:hAnsi="Arial"/>
@@ -4092,8 +4504,8 @@
           <w:rFonts w:ascii="Arial" w:hAnsi="Arial"/>
         </w:rPr>
       </w:pPr>
-      <w:bookmarkStart w:id="26" w:name="_g3k11l739hdh"/>
-      <w:bookmarkEnd w:id="26"/>
+      <w:bookmarkStart w:id="29" w:name="_g3k11l739hdh"/>
+      <w:bookmarkEnd w:id="29"/>
       <w:r>
         <w:rPr>
           <w:rFonts w:ascii="Arial" w:hAnsi="Arial"/>
@@ -4214,6 +4626,8 @@
               <w:pStyle w:val="Normal"/>
               <w:rPr>
                 <w:rFonts w:ascii="Arial" w:hAnsi="Arial"/>
+                <w:sz w:val="24"/>
+                <w:szCs w:val="24"/>
               </w:rPr>
             </w:pPr>
             <w:r>
@@ -4221,6 +4635,8 @@
                 <w:rFonts w:ascii="Arial" w:hAnsi="Arial"/>
                 <w:b/>
                 <w:bCs/>
+                <w:sz w:val="24"/>
+                <w:szCs w:val="24"/>
               </w:rPr>
               <w:t>Bautista Bernabè</w:t>
             </w:r>
@@ -4276,8 +4692,8 @@
               </w:rPr>
               <w:t>.</w:t>
             </w:r>
-            <w:bookmarkStart w:id="27" w:name="p-rc_7eea74b14da6862b-60"/>
-            <w:bookmarkEnd w:id="27"/>
+            <w:bookmarkStart w:id="30" w:name="p-rc_7eea74b14da6862b-60"/>
+            <w:bookmarkEnd w:id="30"/>
             <w:r>
               <w:rPr>
                 <w:rFonts w:ascii="Arial" w:hAnsi="Arial"/>
@@ -4315,8 +4731,8 @@
                 <w:szCs w:val="24"/>
               </w:rPr>
             </w:pPr>
-            <w:bookmarkStart w:id="28" w:name="p-rc_7eea74b14da6862b-61"/>
-            <w:bookmarkEnd w:id="28"/>
+            <w:bookmarkStart w:id="31" w:name="p-rc_7eea74b14da6862b-61"/>
+            <w:bookmarkEnd w:id="31"/>
             <w:r>
               <w:rPr>
                 <w:rFonts w:ascii="Arial" w:hAnsi="Arial"/>
@@ -4365,6 +4781,8 @@
               <w:pStyle w:val="Normal"/>
               <w:rPr>
                 <w:rFonts w:ascii="Arial" w:hAnsi="Arial"/>
+                <w:sz w:val="24"/>
+                <w:szCs w:val="24"/>
               </w:rPr>
             </w:pPr>
             <w:r>
@@ -4372,6 +4790,8 @@
                 <w:rFonts w:ascii="Arial" w:hAnsi="Arial"/>
                 <w:b/>
                 <w:bCs/>
+                <w:sz w:val="24"/>
+                <w:szCs w:val="24"/>
               </w:rPr>
               <w:t>Kevin Kamlofky</w:t>
             </w:r>
@@ -4521,6 +4941,8 @@
               <w:pStyle w:val="Normal"/>
               <w:rPr>
                 <w:rFonts w:ascii="Arial" w:hAnsi="Arial"/>
+                <w:sz w:val="24"/>
+                <w:szCs w:val="24"/>
               </w:rPr>
             </w:pPr>
             <w:r>
@@ -4528,6 +4950,8 @@
                 <w:rFonts w:ascii="Arial" w:hAnsi="Arial"/>
                 <w:b/>
                 <w:bCs/>
+                <w:sz w:val="24"/>
+                <w:szCs w:val="24"/>
               </w:rPr>
               <w:t>Tomas Portela</w:t>
             </w:r>
@@ -4546,11 +4970,15 @@
               <w:pStyle w:val="Normal"/>
               <w:rPr>
                 <w:rFonts w:ascii="Arial" w:hAnsi="Arial"/>
+                <w:sz w:val="24"/>
+                <w:szCs w:val="24"/>
               </w:rPr>
             </w:pPr>
             <w:r>
               <w:rPr>
                 <w:rFonts w:ascii="Arial" w:hAnsi="Arial"/>
+                <w:sz w:val="24"/>
+                <w:szCs w:val="24"/>
               </w:rPr>
               <w:t>Frontend e Integraciones en Tiempo Real.</w:t>
             </w:r>
@@ -4569,13 +4997,17 @@
               <w:pStyle w:val="Normal"/>
               <w:rPr>
                 <w:rFonts w:ascii="Arial" w:hAnsi="Arial"/>
+                <w:sz w:val="24"/>
+                <w:szCs w:val="24"/>
               </w:rPr>
             </w:pPr>
-            <w:bookmarkStart w:id="29" w:name="p-rc_7eea74b14da6862b-68"/>
-            <w:bookmarkEnd w:id="29"/>
-            <w:r>
-              <w:rPr>
-                <w:rFonts w:ascii="Google Sans Text;sans-serif" w:hAnsi="Google Sans Text;sans-serif"/>
+            <w:bookmarkStart w:id="32" w:name="p-rc_7eea74b14da6862b-68"/>
+            <w:bookmarkEnd w:id="32"/>
+            <w:r>
+              <w:rPr>
+                <w:rFonts w:ascii="Arial" w:hAnsi="Arial"/>
+                <w:sz w:val="24"/>
+                <w:szCs w:val="24"/>
               </w:rPr>
               <w:t xml:space="preserve">.Maquetado y desarrollo de la interfaz de usuario responsive. </w:t>
             </w:r>
@@ -4587,13 +5019,17 @@
               <w:ind w:hanging="0" w:start="0" w:end="0"/>
               <w:rPr>
                 <w:rFonts w:ascii="Arial" w:hAnsi="Arial"/>
+                <w:sz w:val="24"/>
+                <w:szCs w:val="24"/>
               </w:rPr>
             </w:pPr>
-            <w:bookmarkStart w:id="30" w:name="p-rc_7eea74b14da6862b-69"/>
-            <w:bookmarkEnd w:id="30"/>
-            <w:r>
-              <w:rPr>
-                <w:rFonts w:ascii="Google Sans Text;sans-serif" w:hAnsi="Google Sans Text;sans-serif"/>
+            <w:bookmarkStart w:id="33" w:name="p-rc_7eea74b14da6862b-69"/>
+            <w:bookmarkEnd w:id="33"/>
+            <w:r>
+              <w:rPr>
+                <w:rFonts w:ascii="Arial" w:hAnsi="Arial"/>
+                <w:sz w:val="24"/>
+                <w:szCs w:val="24"/>
               </w:rPr>
               <w:t xml:space="preserve">.Integración del canal de Notificaciones y Bot de Telegram. </w:t>
             </w:r>
@@ -4604,12 +5040,16 @@
               <w:spacing w:lineRule="auto" w:line="274" w:before="0" w:after="140"/>
               <w:ind w:hanging="0" w:start="0" w:end="0"/>
               <w:rPr>
-                <w:rFonts w:ascii="Google Sans Text;sans-serif" w:hAnsi="Google Sans Text;sans-serif"/>
+                <w:rFonts w:ascii="Arial" w:hAnsi="Arial"/>
+                <w:sz w:val="24"/>
+                <w:szCs w:val="24"/>
               </w:rPr>
             </w:pPr>
             <w:r>
               <w:rPr>
-                <w:rFonts w:ascii="Google Sans Text;sans-serif" w:hAnsi="Google Sans Text;sans-serif"/>
+                <w:rFonts w:ascii="Arial" w:hAnsi="Arial"/>
+                <w:sz w:val="24"/>
+                <w:szCs w:val="24"/>
               </w:rPr>
               <w:t>.Conexión de vistas dinámicas en tiempo real para el Fixture y Simulador.</w:t>
             </w:r>
@@ -4619,11 +5059,15 @@
               <w:pStyle w:val="Normal"/>
               <w:rPr>
                 <w:rFonts w:ascii="Arial" w:hAnsi="Arial"/>
+                <w:sz w:val="24"/>
+                <w:szCs w:val="24"/>
               </w:rPr>
             </w:pPr>
             <w:r>
               <w:rPr>
                 <w:rFonts w:ascii="Arial" w:hAnsi="Arial"/>
+                <w:sz w:val="24"/>
+                <w:szCs w:val="24"/>
               </w:rPr>
             </w:r>
           </w:p>
@@ -4637,36 +5081,13 @@
           <w:rFonts w:ascii="Arial" w:hAnsi="Arial"/>
         </w:rPr>
       </w:pPr>
-      <w:bookmarkStart w:id="31" w:name="_2tjcbkqx869v"/>
-      <w:bookmarkEnd w:id="31"/>
+      <w:bookmarkStart w:id="34" w:name="_2tjcbkqx869v"/>
+      <w:bookmarkEnd w:id="34"/>
       <w:r>
         <w:rPr>
           <w:rFonts w:ascii="Arial" w:hAnsi="Arial"/>
         </w:rPr>
         <w:t xml:space="preserve">Diagrama de Gantt </w:t>
-      </w:r>
-    </w:p>
-    <w:p>
-      <w:pPr>
-        <w:pStyle w:val="Normal"/>
-        <w:rPr/>
-      </w:pPr>
-      <w:r>
-        <w:rPr/>
-        <w:t>Estimación temporal y duración de las fases del proyecto:</w:t>
-      </w:r>
-    </w:p>
-    <w:p>
-      <w:pPr>
-        <w:pStyle w:val="Normal"/>
-        <w:rPr>
-          <w:rFonts w:ascii="Arial" w:hAnsi="Arial"/>
-        </w:rPr>
-      </w:pPr>
-      <w:r>
-        <w:rPr>
-          <w:rFonts w:ascii="Arial" w:hAnsi="Arial"/>
-        </w:rPr>
       </w:r>
     </w:p>
     <w:tbl>
@@ -5745,7 +6166,7 @@
           <w:rFonts w:ascii="Arial" w:hAnsi="Arial"/>
         </w:rPr>
         <w:drawing>
-          <wp:anchor distT="0" distB="0" distL="0" distR="0" simplePos="0" relativeHeight="4" behindDoc="0" locked="0" layoutInCell="0" allowOverlap="1">
+          <wp:anchor distT="0" distB="0" distL="0" distR="0" simplePos="0" relativeHeight="5" behindDoc="0" locked="0" layoutInCell="0" allowOverlap="1">
             <wp:simplePos x="0" y="0"/>
             <wp:positionH relativeFrom="column">
               <wp:posOffset>-428625</wp:posOffset>
@@ -5756,7 +6177,7 @@
             <wp:extent cx="7560310" cy="2844165"/>
             <wp:effectExtent l="0" t="0" r="0" b="0"/>
             <wp:wrapSquare wrapText="largest"/>
-            <wp:docPr id="5" name="Imagen1 Copia 1"/>
+            <wp:docPr id="7" name="Imagen1 Copia 1"/>
             <wp:cNvGraphicFramePr>
               <a:graphicFrameLocks xmlns:a="http://schemas.openxmlformats.org/drawingml/2006/main" noChangeAspect="1"/>
             </wp:cNvGraphicFramePr>
@@ -5764,13 +6185,13 @@
               <a:graphicData uri="http://schemas.openxmlformats.org/drawingml/2006/picture">
                 <pic:pic xmlns:pic="http://schemas.openxmlformats.org/drawingml/2006/picture">
                   <pic:nvPicPr>
-                    <pic:cNvPr id="5" name="Imagen1 Copia 1"/>
+                    <pic:cNvPr id="7" name="Imagen1 Copia 1"/>
                     <pic:cNvPicPr>
                       <a:picLocks noChangeAspect="1" noChangeArrowheads="1"/>
                     </pic:cNvPicPr>
                   </pic:nvPicPr>
                   <pic:blipFill>
-                    <a:blip r:embed="rId6"/>
+                    <a:blip r:embed="rId8"/>
                     <a:stretch>
                       <a:fillRect/>
                     </a:stretch>

--- a/Modelo_de_informe_DEFINITIVO.docx
+++ b/Modelo_de_informe_DEFINITIVO.docx
@@ -4269,25 +4269,312 @@
         <w:rPr>
           <w:rFonts w:ascii="Arial" w:hAnsi="Arial"/>
         </w:rPr>
-        <w:t>Elección de Tecnología (SQL)</w:t>
-      </w:r>
-    </w:p>
-    <w:p>
-      <w:pPr>
-        <w:pStyle w:val="Normal"/>
-        <w:rPr>
-          <w:rFonts w:ascii="Arial" w:hAnsi="Arial"/>
-          <w:sz w:val="24"/>
-          <w:szCs w:val="24"/>
-        </w:rPr>
-      </w:pPr>
-      <w:r>
-        <w:rPr>
-          <w:rFonts w:ascii="Arial" w:hAnsi="Arial"/>
-          <w:sz w:val="24"/>
-          <w:szCs w:val="24"/>
-        </w:rPr>
-        <w:t>Se selecciona un modelo relacional (</w:t>
+        <w:t xml:space="preserve">Elección de Tecnología </w:t>
+      </w:r>
+    </w:p>
+    <w:p>
+      <w:pPr>
+        <w:pStyle w:val="BodyText"/>
+        <w:numPr>
+          <w:ilvl w:val="0"/>
+          <w:numId w:val="8"/>
+        </w:numPr>
+        <w:pBdr/>
+        <w:tabs>
+          <w:tab w:val="clear" w:pos="720"/>
+          <w:tab w:val="left" w:pos="0" w:leader="none"/>
+        </w:tabs>
+        <w:spacing w:lineRule="auto" w:line="274" w:before="0" w:after="140"/>
+        <w:ind w:hanging="283" w:start="0" w:end="0"/>
+        <w:rPr>
+          <w:rFonts w:ascii="Arial" w:hAnsi="Arial"/>
+          <w:sz w:val="24"/>
+          <w:szCs w:val="24"/>
+        </w:rPr>
+      </w:pPr>
+      <w:bookmarkStart w:id="25" w:name="p-rc_9545a5811cc3bb77-176"/>
+      <w:bookmarkEnd w:id="25"/>
+      <w:r>
+        <w:rPr>
+          <w:rFonts w:ascii="Arial" w:hAnsi="Arial"/>
+          <w:b/>
+          <w:sz w:val="24"/>
+          <w:szCs w:val="24"/>
+        </w:rPr>
+        <w:t>Backend:</w:t>
+      </w:r>
+      <w:r>
+        <w:rPr>
+          <w:rFonts w:ascii="Arial" w:hAnsi="Arial"/>
+          <w:sz w:val="24"/>
+          <w:szCs w:val="24"/>
+        </w:rPr>
+        <w:t xml:space="preserve"> </w:t>
+      </w:r>
+      <w:r>
+        <w:rPr>
+          <w:rFonts w:ascii="Arial" w:hAnsi="Arial"/>
+          <w:b/>
+          <w:sz w:val="24"/>
+          <w:szCs w:val="24"/>
+        </w:rPr>
+        <w:t>Python</w:t>
+      </w:r>
+      <w:r>
+        <w:rPr>
+          <w:rFonts w:ascii="Arial" w:hAnsi="Arial"/>
+          <w:sz w:val="24"/>
+          <w:szCs w:val="24"/>
+        </w:rPr>
+        <w:t xml:space="preserve">, utilizando el framework </w:t>
+      </w:r>
+      <w:r>
+        <w:rPr>
+          <w:rFonts w:ascii="Arial" w:hAnsi="Arial"/>
+          <w:b/>
+          <w:sz w:val="24"/>
+          <w:szCs w:val="24"/>
+        </w:rPr>
+        <w:t>FastAPI</w:t>
+      </w:r>
+      <w:r>
+        <w:rPr>
+          <w:rFonts w:ascii="Arial" w:hAnsi="Arial"/>
+          <w:sz w:val="24"/>
+          <w:szCs w:val="24"/>
+        </w:rPr>
+        <w:t xml:space="preserve">. Se elige este lenguaje dado que permite unificar en un mismo entorno tanto la lógica de negocio del sistema como los cálculos estadísticos del Motor Probabilístico (mediante librerías como </w:t>
+      </w:r>
+      <w:r>
+        <w:rPr>
+          <w:rFonts w:ascii="Arial" w:hAnsi="Arial"/>
+          <w:i/>
+          <w:sz w:val="24"/>
+          <w:szCs w:val="24"/>
+        </w:rPr>
+        <w:t>numpy</w:t>
+      </w:r>
+      <w:r>
+        <w:rPr>
+          <w:rFonts w:ascii="Arial" w:hAnsi="Arial"/>
+          <w:sz w:val="24"/>
+          <w:szCs w:val="24"/>
+        </w:rPr>
+        <w:t xml:space="preserve"> y </w:t>
+      </w:r>
+      <w:r>
+        <w:rPr>
+          <w:rFonts w:ascii="Arial" w:hAnsi="Arial"/>
+          <w:i/>
+          <w:sz w:val="24"/>
+          <w:szCs w:val="24"/>
+        </w:rPr>
+        <w:t>pandas</w:t>
+      </w:r>
+      <w:r>
+        <w:rPr>
+          <w:rFonts w:ascii="Arial" w:hAnsi="Arial"/>
+          <w:sz w:val="24"/>
+          <w:szCs w:val="24"/>
+        </w:rPr>
+        <w:t xml:space="preserve">) y la orquestación del Chatbot Asistente con arquitectura RAG, evitando la necesidad de separar estas funcionalidades en servicios independientes. FastAPI, además, provee soporte nativo para operaciones asincrónicas y conexiones WebSocket. </w:t>
+      </w:r>
+    </w:p>
+    <w:p>
+      <w:pPr>
+        <w:pStyle w:val="BodyText"/>
+        <w:numPr>
+          <w:ilvl w:val="0"/>
+          <w:numId w:val="8"/>
+        </w:numPr>
+        <w:pBdr/>
+        <w:tabs>
+          <w:tab w:val="clear" w:pos="720"/>
+          <w:tab w:val="left" w:pos="0" w:leader="none"/>
+        </w:tabs>
+        <w:spacing w:lineRule="auto" w:line="274" w:before="0" w:after="140"/>
+        <w:ind w:hanging="283" w:start="0" w:end="0"/>
+        <w:rPr>
+          <w:rFonts w:ascii="Arial" w:hAnsi="Arial"/>
+          <w:sz w:val="24"/>
+          <w:szCs w:val="24"/>
+        </w:rPr>
+      </w:pPr>
+      <w:bookmarkStart w:id="26" w:name="p-rc_9545a5811cc3bb77-177"/>
+      <w:bookmarkEnd w:id="26"/>
+      <w:r>
+        <w:rPr>
+          <w:rFonts w:ascii="Arial" w:hAnsi="Arial"/>
+          <w:b/>
+          <w:sz w:val="24"/>
+          <w:szCs w:val="24"/>
+        </w:rPr>
+        <w:t>Workers (procesos en segundo plano):</w:t>
+      </w:r>
+      <w:r>
+        <w:rPr>
+          <w:rFonts w:ascii="Arial" w:hAnsi="Arial"/>
+          <w:sz w:val="24"/>
+          <w:szCs w:val="24"/>
+        </w:rPr>
+        <w:t xml:space="preserve"> Implementados en </w:t>
+      </w:r>
+      <w:r>
+        <w:rPr>
+          <w:rFonts w:ascii="Arial" w:hAnsi="Arial"/>
+          <w:b/>
+          <w:sz w:val="24"/>
+          <w:szCs w:val="24"/>
+        </w:rPr>
+        <w:t>Python</w:t>
+      </w:r>
+      <w:r>
+        <w:rPr>
+          <w:rFonts w:ascii="Arial" w:hAnsi="Arial"/>
+          <w:sz w:val="24"/>
+          <w:szCs w:val="24"/>
+        </w:rPr>
+        <w:t xml:space="preserve"> utilizando </w:t>
+      </w:r>
+      <w:r>
+        <w:rPr>
+          <w:rFonts w:ascii="Arial" w:hAnsi="Arial"/>
+          <w:b/>
+          <w:sz w:val="24"/>
+          <w:szCs w:val="24"/>
+        </w:rPr>
+        <w:t>APScheduler</w:t>
+      </w:r>
+      <w:r>
+        <w:rPr>
+          <w:rFonts w:ascii="Arial" w:hAnsi="Arial"/>
+          <w:sz w:val="24"/>
+          <w:szCs w:val="24"/>
+        </w:rPr>
+        <w:t xml:space="preserve"> como planificador de tareas. Corren en un proceso desacoplado del backend principal, encargándose del</w:t>
+      </w:r>
+      <w:r>
+        <w:rPr>
+          <w:rFonts w:ascii="Arial" w:hAnsi="Arial"/>
+          <w:i w:val="false"/>
+          <w:iCs w:val="false"/>
+          <w:sz w:val="24"/>
+          <w:szCs w:val="24"/>
+        </w:rPr>
+        <w:t xml:space="preserve"> polling </w:t>
+      </w:r>
+      <w:r>
+        <w:rPr>
+          <w:rFonts w:ascii="Arial" w:hAnsi="Arial"/>
+          <w:sz w:val="24"/>
+          <w:szCs w:val="24"/>
+        </w:rPr>
+        <w:t xml:space="preserve">periódico a la API deportiva externa y de la sincronización </w:t>
+      </w:r>
+      <w:r>
+        <w:rPr>
+          <w:rFonts w:ascii="Arial" w:hAnsi="Arial"/>
+          <w:sz w:val="24"/>
+          <w:szCs w:val="24"/>
+        </w:rPr>
+        <w:t>de los datos</w:t>
+      </w:r>
+      <w:r>
+        <w:rPr>
+          <w:rFonts w:ascii="Arial" w:hAnsi="Arial"/>
+          <w:sz w:val="24"/>
+          <w:szCs w:val="24"/>
+        </w:rPr>
+        <w:t xml:space="preserve">. Esto evita que estas operaciones </w:t>
+      </w:r>
+      <w:r>
+        <w:rPr>
+          <w:rFonts w:ascii="Arial" w:hAnsi="Arial"/>
+          <w:sz w:val="24"/>
+          <w:szCs w:val="24"/>
+        </w:rPr>
+        <w:t>de entrada/salida</w:t>
+      </w:r>
+      <w:r>
+        <w:rPr>
+          <w:rFonts w:ascii="Arial" w:hAnsi="Arial"/>
+          <w:sz w:val="24"/>
+          <w:szCs w:val="24"/>
+        </w:rPr>
+        <w:t xml:space="preserve"> afecten los tiempos de respuesta de la API y la experiencia de los usuarios. </w:t>
+      </w:r>
+    </w:p>
+    <w:p>
+      <w:pPr>
+        <w:pStyle w:val="BodyText"/>
+        <w:numPr>
+          <w:ilvl w:val="0"/>
+          <w:numId w:val="8"/>
+        </w:numPr>
+        <w:pBdr/>
+        <w:tabs>
+          <w:tab w:val="clear" w:pos="720"/>
+          <w:tab w:val="left" w:pos="0" w:leader="none"/>
+        </w:tabs>
+        <w:spacing w:lineRule="auto" w:line="274" w:before="0" w:after="140"/>
+        <w:ind w:hanging="283" w:start="0" w:end="0"/>
+        <w:rPr>
+          <w:rFonts w:ascii="Arial" w:hAnsi="Arial"/>
+          <w:sz w:val="24"/>
+          <w:szCs w:val="24"/>
+        </w:rPr>
+      </w:pPr>
+      <w:bookmarkStart w:id="27" w:name="p-rc_9545a5811cc3bb77-178"/>
+      <w:bookmarkEnd w:id="27"/>
+      <w:r>
+        <w:rPr>
+          <w:rFonts w:ascii="Arial" w:hAnsi="Arial"/>
+          <w:b/>
+          <w:sz w:val="24"/>
+          <w:szCs w:val="24"/>
+        </w:rPr>
+        <w:t>Base de Datos:</w:t>
+      </w:r>
+      <w:r>
+        <w:rPr>
+          <w:rFonts w:ascii="Arial" w:hAnsi="Arial"/>
+          <w:sz w:val="24"/>
+          <w:szCs w:val="24"/>
+        </w:rPr>
+        <w:t xml:space="preserve"> </w:t>
+      </w:r>
+      <w:r>
+        <w:rPr>
+          <w:rFonts w:ascii="Arial" w:hAnsi="Arial"/>
+          <w:b/>
+          <w:sz w:val="24"/>
+          <w:szCs w:val="24"/>
+        </w:rPr>
+        <w:t>PostgreSQL</w:t>
+      </w:r>
+      <w:r>
+        <w:rPr>
+          <w:rFonts w:ascii="Arial" w:hAnsi="Arial"/>
+          <w:sz w:val="24"/>
+          <w:szCs w:val="24"/>
+        </w:rPr>
+        <w:t xml:space="preserve">, </w:t>
+      </w:r>
+      <w:r>
+        <w:rPr>
+          <w:rFonts w:ascii="Arial" w:hAnsi="Arial"/>
+          <w:sz w:val="24"/>
+          <w:szCs w:val="24"/>
+        </w:rPr>
+        <w:t>s</w:t>
+      </w:r>
+      <w:r>
+        <w:rPr>
+          <w:rFonts w:ascii="Arial" w:hAnsi="Arial"/>
+          <w:sz w:val="24"/>
+          <w:szCs w:val="24"/>
+        </w:rPr>
+        <w:t>e selecciona un modelo relacional (</w:t>
       </w:r>
       <w:r>
         <w:rPr>
@@ -4310,15 +4597,154 @@
     </w:p>
     <w:p>
       <w:pPr>
+        <w:pStyle w:val="BodyText"/>
+        <w:numPr>
+          <w:ilvl w:val="0"/>
+          <w:numId w:val="8"/>
+        </w:numPr>
+        <w:pBdr/>
+        <w:tabs>
+          <w:tab w:val="clear" w:pos="720"/>
+          <w:tab w:val="left" w:pos="0" w:leader="none"/>
+        </w:tabs>
+        <w:spacing w:lineRule="auto" w:line="274" w:before="0" w:after="140"/>
+        <w:ind w:hanging="283" w:start="0" w:end="0"/>
+        <w:rPr>
+          <w:rFonts w:ascii="Arial" w:hAnsi="Arial"/>
+          <w:sz w:val="24"/>
+          <w:szCs w:val="24"/>
+        </w:rPr>
+      </w:pPr>
+      <w:bookmarkStart w:id="28" w:name="p-rc_9545a5811cc3bb77-179"/>
+      <w:bookmarkEnd w:id="28"/>
+      <w:r>
+        <w:rPr>
+          <w:rFonts w:ascii="Arial" w:hAnsi="Arial"/>
+          <w:b/>
+          <w:sz w:val="24"/>
+          <w:szCs w:val="24"/>
+        </w:rPr>
+        <w:t>Frontend Web:</w:t>
+      </w:r>
+      <w:r>
+        <w:rPr>
+          <w:rFonts w:ascii="Arial" w:hAnsi="Arial"/>
+          <w:sz w:val="24"/>
+          <w:szCs w:val="24"/>
+        </w:rPr>
+        <w:t xml:space="preserve"> </w:t>
+      </w:r>
+      <w:r>
+        <w:rPr>
+          <w:rFonts w:ascii="Arial" w:hAnsi="Arial"/>
+          <w:b/>
+          <w:sz w:val="24"/>
+          <w:szCs w:val="24"/>
+        </w:rPr>
+        <w:t>React</w:t>
+      </w:r>
+      <w:r>
+        <w:rPr>
+          <w:rFonts w:ascii="Arial" w:hAnsi="Arial"/>
+          <w:sz w:val="24"/>
+          <w:szCs w:val="24"/>
+        </w:rPr>
+        <w:t xml:space="preserve"> junto con </w:t>
+      </w:r>
+      <w:r>
+        <w:rPr>
+          <w:rFonts w:ascii="Arial" w:hAnsi="Arial"/>
+          <w:b/>
+          <w:sz w:val="24"/>
+          <w:szCs w:val="24"/>
+        </w:rPr>
+        <w:t xml:space="preserve">Tailwind </w:t>
+      </w:r>
+      <w:r>
+        <w:rPr>
+          <w:rFonts w:ascii="Arial" w:hAnsi="Arial"/>
+          <w:b/>
+          <w:sz w:val="24"/>
+          <w:szCs w:val="24"/>
+        </w:rPr>
+        <w:t>CSS</w:t>
+      </w:r>
+      <w:r>
+        <w:rPr>
+          <w:rFonts w:ascii="Arial" w:hAnsi="Arial"/>
+          <w:sz w:val="24"/>
+          <w:szCs w:val="24"/>
+        </w:rPr>
+        <w:t xml:space="preserve">, consumiendo la API REST del backend para la navegación general y maquetado responsivo, y estableciendo una conexión WebSocket en las pantallas de partidos en vivo para recibir actualizaciones del marcador y recálculos probabilísticos sin necesidad de recargar la página. </w:t>
+      </w:r>
+    </w:p>
+    <w:p>
+      <w:pPr>
+        <w:pStyle w:val="BodyText"/>
+        <w:numPr>
+          <w:ilvl w:val="0"/>
+          <w:numId w:val="8"/>
+        </w:numPr>
+        <w:pBdr/>
+        <w:tabs>
+          <w:tab w:val="clear" w:pos="720"/>
+          <w:tab w:val="left" w:pos="0" w:leader="none"/>
+        </w:tabs>
+        <w:spacing w:lineRule="auto" w:line="274" w:before="0" w:after="140"/>
+        <w:ind w:hanging="283" w:start="0" w:end="0"/>
+        <w:rPr>
+          <w:rFonts w:ascii="Arial" w:hAnsi="Arial"/>
+          <w:sz w:val="24"/>
+          <w:szCs w:val="24"/>
+        </w:rPr>
+      </w:pPr>
+      <w:bookmarkStart w:id="29" w:name="p-rc_9545a5811cc3bb77-180"/>
+      <w:bookmarkEnd w:id="29"/>
+      <w:r>
+        <w:rPr>
+          <w:rFonts w:ascii="Arial" w:hAnsi="Arial"/>
+          <w:b/>
+          <w:sz w:val="24"/>
+          <w:szCs w:val="24"/>
+        </w:rPr>
+        <w:t>Servicios Externos:</w:t>
+      </w:r>
+      <w:r>
+        <w:rPr>
+          <w:rFonts w:ascii="Arial" w:hAnsi="Arial"/>
+          <w:sz w:val="24"/>
+          <w:szCs w:val="24"/>
+        </w:rPr>
+        <w:t xml:space="preserve"> API externa de datos deportivos (para </w:t>
+      </w:r>
+      <w:r>
+        <w:rPr>
+          <w:rFonts w:ascii="Arial" w:hAnsi="Arial"/>
+          <w:sz w:val="24"/>
+          <w:szCs w:val="24"/>
+        </w:rPr>
+        <w:t>el consumo</w:t>
+      </w:r>
+      <w:r>
+        <w:rPr>
+          <w:rFonts w:ascii="Arial" w:hAnsi="Arial"/>
+          <w:sz w:val="24"/>
+          <w:szCs w:val="24"/>
+        </w:rPr>
+        <w:t xml:space="preserve"> de resultados y fixtures), API de modelo de lenguaje (LLM) para el Chatbot de asistencia , y Telegram Bot API para el canal de notificaciones.</w:t>
+      </w:r>
+    </w:p>
+    <w:p>
+      <w:pPr>
         <w:pStyle w:val="Heading2"/>
         <w:rPr>
           <w:rFonts w:ascii="Arial" w:hAnsi="Arial"/>
         </w:rPr>
       </w:pPr>
-      <w:bookmarkStart w:id="25" w:name="_e4fn3a6p3z4u"/>
-      <w:bookmarkStart w:id="26" w:name="_7wqufnc49lbk"/>
-      <w:bookmarkEnd w:id="25"/>
-      <w:bookmarkEnd w:id="26"/>
+      <w:bookmarkStart w:id="30" w:name="_e4fn3a6p3z4u"/>
+      <w:bookmarkStart w:id="31" w:name="_7wqufnc49lbk"/>
+      <w:bookmarkEnd w:id="30"/>
+      <w:bookmarkEnd w:id="31"/>
       <w:r>
         <w:rPr>
           <w:rFonts w:ascii="Arial" w:hAnsi="Arial"/>
@@ -4444,8 +4870,8 @@
           <w:szCs w:val="28"/>
         </w:rPr>
       </w:pPr>
-      <w:bookmarkStart w:id="27" w:name="_ibjw30rvy8as"/>
-      <w:bookmarkEnd w:id="27"/>
+      <w:bookmarkStart w:id="32" w:name="_ibjw30rvy8as"/>
+      <w:bookmarkEnd w:id="32"/>
       <w:r>
         <w:rPr>
           <w:rFonts w:ascii="Arial" w:hAnsi="Arial"/>
@@ -4464,8 +4890,8 @@
           <w:szCs w:val="26"/>
         </w:rPr>
       </w:pPr>
-      <w:bookmarkStart w:id="28" w:name="_pvvtzyjkyh52"/>
-      <w:bookmarkEnd w:id="28"/>
+      <w:bookmarkStart w:id="33" w:name="_pvvtzyjkyh52"/>
+      <w:bookmarkEnd w:id="33"/>
       <w:r>
         <w:rPr>
           <w:rFonts w:ascii="Arial" w:hAnsi="Arial"/>
@@ -4504,8 +4930,8 @@
           <w:rFonts w:ascii="Arial" w:hAnsi="Arial"/>
         </w:rPr>
       </w:pPr>
-      <w:bookmarkStart w:id="29" w:name="_g3k11l739hdh"/>
-      <w:bookmarkEnd w:id="29"/>
+      <w:bookmarkStart w:id="34" w:name="_g3k11l739hdh"/>
+      <w:bookmarkEnd w:id="34"/>
       <w:r>
         <w:rPr>
           <w:rFonts w:ascii="Arial" w:hAnsi="Arial"/>
@@ -4692,8 +5118,8 @@
               </w:rPr>
               <w:t>.</w:t>
             </w:r>
-            <w:bookmarkStart w:id="30" w:name="p-rc_7eea74b14da6862b-60"/>
-            <w:bookmarkEnd w:id="30"/>
+            <w:bookmarkStart w:id="35" w:name="p-rc_7eea74b14da6862b-60"/>
+            <w:bookmarkEnd w:id="35"/>
             <w:r>
               <w:rPr>
                 <w:rFonts w:ascii="Arial" w:hAnsi="Arial"/>
@@ -4731,8 +5157,8 @@
                 <w:szCs w:val="24"/>
               </w:rPr>
             </w:pPr>
-            <w:bookmarkStart w:id="31" w:name="p-rc_7eea74b14da6862b-61"/>
-            <w:bookmarkEnd w:id="31"/>
+            <w:bookmarkStart w:id="36" w:name="p-rc_7eea74b14da6862b-61"/>
+            <w:bookmarkEnd w:id="36"/>
             <w:r>
               <w:rPr>
                 <w:rFonts w:ascii="Arial" w:hAnsi="Arial"/>
@@ -5001,8 +5427,8 @@
                 <w:szCs w:val="24"/>
               </w:rPr>
             </w:pPr>
-            <w:bookmarkStart w:id="32" w:name="p-rc_7eea74b14da6862b-68"/>
-            <w:bookmarkEnd w:id="32"/>
+            <w:bookmarkStart w:id="37" w:name="p-rc_7eea74b14da6862b-68"/>
+            <w:bookmarkEnd w:id="37"/>
             <w:r>
               <w:rPr>
                 <w:rFonts w:ascii="Arial" w:hAnsi="Arial"/>
@@ -5023,8 +5449,8 @@
                 <w:szCs w:val="24"/>
               </w:rPr>
             </w:pPr>
-            <w:bookmarkStart w:id="33" w:name="p-rc_7eea74b14da6862b-69"/>
-            <w:bookmarkEnd w:id="33"/>
+            <w:bookmarkStart w:id="38" w:name="p-rc_7eea74b14da6862b-69"/>
+            <w:bookmarkEnd w:id="38"/>
             <w:r>
               <w:rPr>
                 <w:rFonts w:ascii="Arial" w:hAnsi="Arial"/>
@@ -5081,8 +5507,8 @@
           <w:rFonts w:ascii="Arial" w:hAnsi="Arial"/>
         </w:rPr>
       </w:pPr>
-      <w:bookmarkStart w:id="34" w:name="_2tjcbkqx869v"/>
-      <w:bookmarkEnd w:id="34"/>
+      <w:bookmarkStart w:id="39" w:name="_2tjcbkqx869v"/>
+      <w:bookmarkEnd w:id="39"/>
       <w:r>
         <w:rPr>
           <w:rFonts w:ascii="Arial" w:hAnsi="Arial"/>
@@ -8135,6 +8561,143 @@
   <w:abstractNum w:abstractNumId="8">
     <w:lvl w:ilvl="0">
       <w:start w:val="1"/>
+      <w:numFmt w:val="bullet"/>
+      <w:lvlText w:val=""/>
+      <w:lvlJc w:val="start"/>
+      <w:pPr>
+        <w:tabs>
+          <w:tab w:val="num" w:pos="0"/>
+        </w:tabs>
+        <w:ind w:start="0" w:hanging="283"/>
+      </w:pPr>
+      <w:rPr>
+        <w:rFonts w:ascii="Symbol" w:hAnsi="Symbol" w:cs="Symbol" w:hint="default"/>
+      </w:rPr>
+    </w:lvl>
+    <w:lvl w:ilvl="1">
+      <w:start w:val="1"/>
+      <w:numFmt w:val="bullet"/>
+      <w:lvlText w:val=""/>
+      <w:lvlJc w:val="start"/>
+      <w:pPr>
+        <w:tabs>
+          <w:tab w:val="num" w:pos="1418"/>
+        </w:tabs>
+        <w:ind w:start="1418" w:hanging="283"/>
+      </w:pPr>
+      <w:rPr>
+        <w:rFonts w:ascii="Symbol" w:hAnsi="Symbol" w:cs="Symbol" w:hint="default"/>
+      </w:rPr>
+    </w:lvl>
+    <w:lvl w:ilvl="2">
+      <w:start w:val="1"/>
+      <w:numFmt w:val="bullet"/>
+      <w:lvlText w:val=""/>
+      <w:lvlJc w:val="start"/>
+      <w:pPr>
+        <w:tabs>
+          <w:tab w:val="num" w:pos="2127"/>
+        </w:tabs>
+        <w:ind w:start="2127" w:hanging="283"/>
+      </w:pPr>
+      <w:rPr>
+        <w:rFonts w:ascii="Symbol" w:hAnsi="Symbol" w:cs="Symbol" w:hint="default"/>
+      </w:rPr>
+    </w:lvl>
+    <w:lvl w:ilvl="3">
+      <w:start w:val="1"/>
+      <w:numFmt w:val="bullet"/>
+      <w:lvlText w:val=""/>
+      <w:lvlJc w:val="start"/>
+      <w:pPr>
+        <w:tabs>
+          <w:tab w:val="num" w:pos="2836"/>
+        </w:tabs>
+        <w:ind w:start="2836" w:hanging="283"/>
+      </w:pPr>
+      <w:rPr>
+        <w:rFonts w:ascii="Symbol" w:hAnsi="Symbol" w:cs="Symbol" w:hint="default"/>
+      </w:rPr>
+    </w:lvl>
+    <w:lvl w:ilvl="4">
+      <w:start w:val="1"/>
+      <w:numFmt w:val="bullet"/>
+      <w:lvlText w:val=""/>
+      <w:lvlJc w:val="start"/>
+      <w:pPr>
+        <w:tabs>
+          <w:tab w:val="num" w:pos="3545"/>
+        </w:tabs>
+        <w:ind w:start="3545" w:hanging="283"/>
+      </w:pPr>
+      <w:rPr>
+        <w:rFonts w:ascii="Symbol" w:hAnsi="Symbol" w:cs="Symbol" w:hint="default"/>
+      </w:rPr>
+    </w:lvl>
+    <w:lvl w:ilvl="5">
+      <w:start w:val="1"/>
+      <w:numFmt w:val="bullet"/>
+      <w:lvlText w:val=""/>
+      <w:lvlJc w:val="start"/>
+      <w:pPr>
+        <w:tabs>
+          <w:tab w:val="num" w:pos="4254"/>
+        </w:tabs>
+        <w:ind w:start="4254" w:hanging="283"/>
+      </w:pPr>
+      <w:rPr>
+        <w:rFonts w:ascii="Symbol" w:hAnsi="Symbol" w:cs="Symbol" w:hint="default"/>
+      </w:rPr>
+    </w:lvl>
+    <w:lvl w:ilvl="6">
+      <w:start w:val="1"/>
+      <w:numFmt w:val="bullet"/>
+      <w:lvlText w:val=""/>
+      <w:lvlJc w:val="start"/>
+      <w:pPr>
+        <w:tabs>
+          <w:tab w:val="num" w:pos="4963"/>
+        </w:tabs>
+        <w:ind w:start="4963" w:hanging="283"/>
+      </w:pPr>
+      <w:rPr>
+        <w:rFonts w:ascii="Symbol" w:hAnsi="Symbol" w:cs="Symbol" w:hint="default"/>
+      </w:rPr>
+    </w:lvl>
+    <w:lvl w:ilvl="7">
+      <w:start w:val="1"/>
+      <w:numFmt w:val="bullet"/>
+      <w:lvlText w:val=""/>
+      <w:lvlJc w:val="start"/>
+      <w:pPr>
+        <w:tabs>
+          <w:tab w:val="num" w:pos="5672"/>
+        </w:tabs>
+        <w:ind w:start="5672" w:hanging="283"/>
+      </w:pPr>
+      <w:rPr>
+        <w:rFonts w:ascii="Symbol" w:hAnsi="Symbol" w:cs="Symbol" w:hint="default"/>
+      </w:rPr>
+    </w:lvl>
+    <w:lvl w:ilvl="8">
+      <w:start w:val="1"/>
+      <w:numFmt w:val="bullet"/>
+      <w:lvlText w:val=""/>
+      <w:lvlJc w:val="start"/>
+      <w:pPr>
+        <w:tabs>
+          <w:tab w:val="num" w:pos="6381"/>
+        </w:tabs>
+        <w:ind w:start="6381" w:hanging="283"/>
+      </w:pPr>
+      <w:rPr>
+        <w:rFonts w:ascii="Symbol" w:hAnsi="Symbol" w:cs="Symbol" w:hint="default"/>
+      </w:rPr>
+    </w:lvl>
+  </w:abstractNum>
+  <w:abstractNum w:abstractNumId="9">
+    <w:lvl w:ilvl="0">
+      <w:start w:val="1"/>
       <w:numFmt w:val="none"/>
       <w:suff w:val="nothing"/>
       <w:lvlText w:val=""/>
@@ -8274,6 +8837,9 @@
   </w:num>
   <w:num w:numId="8">
     <w:abstractNumId w:val="8"/>
+  </w:num>
+  <w:num w:numId="9">
+    <w:abstractNumId w:val="9"/>
   </w:num>
 </w:numbering>
 </file>
@@ -8842,6 +9408,12 @@
       <w:bCs/>
     </w:rPr>
   </w:style>
+  <w:style w:type="character" w:styleId="Bolos">
+    <w:name w:val="Bolos"/>
+    <w:rPr>
+      <w:rFonts w:ascii="OpenSymbol" w:hAnsi="OpenSymbol" w:eastAsia="OpenSymbol" w:cs="OpenSymbol"/>
+    </w:rPr>
+  </w:style>
   <w:style w:type="paragraph" w:styleId="Ttulo">
     <w:name w:val="Título"/>
     <w:basedOn w:val="Normal"/>

--- a/Modelo_de_informe_DEFINITIVO.docx
+++ b/Modelo_de_informe_DEFINITIVO.docx
@@ -2035,21 +2035,8 @@
         <w:rPr>
           <w:rFonts w:ascii="Arial" w:hAnsi="Arial"/>
         </w:rPr>
-      </w:r>
-    </w:p>
-    <w:p>
-      <w:pPr>
-        <w:pStyle w:val="Normal"/>
-        <w:rPr>
-          <w:rFonts w:ascii="Arial" w:hAnsi="Arial"/>
-        </w:rPr>
-      </w:pPr>
-      <w:r>
-        <w:rPr>
-          <w:rFonts w:ascii="Arial" w:hAnsi="Arial"/>
-        </w:rPr>
         <w:drawing>
-          <wp:anchor distT="0" distB="0" distL="0" distR="0" simplePos="0" relativeHeight="2" behindDoc="0" locked="0" layoutInCell="0" allowOverlap="1">
+          <wp:anchor distT="0" distB="0" distL="0" distR="0" simplePos="0" relativeHeight="7" behindDoc="0" locked="0" layoutInCell="0" allowOverlap="1">
             <wp:simplePos x="0" y="0"/>
             <wp:positionH relativeFrom="column">
               <wp:align>center</wp:align>
@@ -2057,10 +2044,10 @@
             <wp:positionV relativeFrom="paragraph">
               <wp:posOffset>635</wp:posOffset>
             </wp:positionV>
-            <wp:extent cx="5731510" cy="7585075"/>
+            <wp:extent cx="5731510" cy="7797800"/>
             <wp:effectExtent l="0" t="0" r="0" b="0"/>
             <wp:wrapSquare wrapText="largest"/>
-            <wp:docPr id="1" name="Imagen1"/>
+            <wp:docPr id="1" name="Imagen7"/>
             <wp:cNvGraphicFramePr>
               <a:graphicFrameLocks xmlns:a="http://schemas.openxmlformats.org/drawingml/2006/main" noChangeAspect="1"/>
             </wp:cNvGraphicFramePr>
@@ -2068,7 +2055,7 @@
               <a:graphicData uri="http://schemas.openxmlformats.org/drawingml/2006/picture">
                 <pic:pic xmlns:pic="http://schemas.openxmlformats.org/drawingml/2006/picture">
                   <pic:nvPicPr>
-                    <pic:cNvPr id="1" name="Imagen1"/>
+                    <pic:cNvPr id="1" name="Imagen7"/>
                     <pic:cNvPicPr>
                       <a:picLocks noChangeAspect="1" noChangeArrowheads="1"/>
                     </pic:cNvPicPr>
@@ -2082,7 +2069,7 @@
                   <pic:spPr bwMode="auto">
                     <a:xfrm>
                       <a:off x="0" y="0"/>
-                      <a:ext cx="5731510" cy="7585075"/>
+                      <a:ext cx="5731510" cy="7797800"/>
                     </a:xfrm>
                     <a:prstGeom prst="rect">
                       <a:avLst/>
@@ -2098,6 +2085,19 @@
     </w:p>
     <w:p>
       <w:pPr>
+        <w:pStyle w:val="Normal"/>
+        <w:rPr>
+          <w:rFonts w:ascii="Arial" w:hAnsi="Arial"/>
+        </w:rPr>
+      </w:pPr>
+      <w:r>
+        <w:rPr>
+          <w:rFonts w:ascii="Arial" w:hAnsi="Arial"/>
+        </w:rPr>
+      </w:r>
+    </w:p>
+    <w:p>
+      <w:pPr>
         <w:pStyle w:val="Heading3"/>
         <w:rPr>
           <w:rFonts w:ascii="Arial" w:hAnsi="Arial"/>
@@ -2315,21 +2315,8 @@
         <w:rPr>
           <w:rFonts w:ascii="Arial" w:hAnsi="Arial"/>
         </w:rPr>
-      </w:r>
-    </w:p>
-    <w:p>
-      <w:pPr>
-        <w:pStyle w:val="Normal"/>
-        <w:rPr>
-          <w:rFonts w:ascii="Arial" w:hAnsi="Arial"/>
-        </w:rPr>
-      </w:pPr>
-      <w:r>
-        <w:rPr>
-          <w:rFonts w:ascii="Arial" w:hAnsi="Arial"/>
-        </w:rPr>
         <w:drawing>
-          <wp:anchor distT="0" distB="0" distL="0" distR="0" simplePos="0" relativeHeight="4" behindDoc="0" locked="0" layoutInCell="0" allowOverlap="1">
+          <wp:anchor distT="0" distB="0" distL="0" distR="0" simplePos="0" relativeHeight="8" behindDoc="0" locked="0" layoutInCell="0" allowOverlap="1">
             <wp:simplePos x="0" y="0"/>
             <wp:positionH relativeFrom="column">
               <wp:align>center</wp:align>
@@ -2337,7 +2324,7 @@
             <wp:positionV relativeFrom="paragraph">
               <wp:posOffset>635</wp:posOffset>
             </wp:positionV>
-            <wp:extent cx="5731510" cy="3831590"/>
+            <wp:extent cx="5731510" cy="3590290"/>
             <wp:effectExtent l="0" t="0" r="0" b="0"/>
             <wp:wrapSquare wrapText="largest"/>
             <wp:docPr id="2" name="Imagen2"/>
@@ -2362,7 +2349,7 @@
                   <pic:spPr bwMode="auto">
                     <a:xfrm>
                       <a:off x="0" y="0"/>
-                      <a:ext cx="5731510" cy="3831590"/>
+                      <a:ext cx="5731510" cy="3590290"/>
                     </a:xfrm>
                     <a:prstGeom prst="rect">
                       <a:avLst/>
@@ -2378,6 +2365,19 @@
     </w:p>
     <w:p>
       <w:pPr>
+        <w:pStyle w:val="Normal"/>
+        <w:rPr>
+          <w:rFonts w:ascii="Arial" w:hAnsi="Arial"/>
+        </w:rPr>
+      </w:pPr>
+      <w:r>
+        <w:rPr>
+          <w:rFonts w:ascii="Arial" w:hAnsi="Arial"/>
+        </w:rPr>
+      </w:r>
+    </w:p>
+    <w:p>
+      <w:pPr>
         <w:pStyle w:val="Heading3"/>
         <w:rPr>
           <w:rFonts w:ascii="Arial" w:hAnsi="Arial"/>
@@ -2619,7 +2619,7 @@
           <w:rFonts w:ascii="Arial" w:hAnsi="Arial"/>
         </w:rPr>
         <w:drawing>
-          <wp:anchor distT="0" distB="0" distL="0" distR="0" simplePos="0" relativeHeight="7" behindDoc="0" locked="0" layoutInCell="0" allowOverlap="1">
+          <wp:anchor distT="0" distB="0" distL="0" distR="0" simplePos="0" relativeHeight="4" behindDoc="0" locked="0" layoutInCell="0" allowOverlap="1">
             <wp:simplePos x="0" y="0"/>
             <wp:positionH relativeFrom="column">
               <wp:align>center</wp:align>
@@ -2706,58 +2706,6 @@
     </w:p>
     <w:p>
       <w:pPr>
-        <w:pStyle w:val="Normal"/>
-        <w:rPr>
-          <w:rFonts w:ascii="Arial" w:hAnsi="Arial"/>
-        </w:rPr>
-      </w:pPr>
-      <w:r>
-        <w:rPr>
-          <w:rFonts w:ascii="Arial" w:hAnsi="Arial"/>
-        </w:rPr>
-      </w:r>
-    </w:p>
-    <w:p>
-      <w:pPr>
-        <w:pStyle w:val="Normal"/>
-        <w:rPr>
-          <w:rFonts w:ascii="Arial" w:hAnsi="Arial"/>
-        </w:rPr>
-      </w:pPr>
-      <w:r>
-        <w:rPr>
-          <w:rFonts w:ascii="Arial" w:hAnsi="Arial"/>
-        </w:rPr>
-      </w:r>
-    </w:p>
-    <w:p>
-      <w:pPr>
-        <w:pStyle w:val="Normal"/>
-        <w:rPr>
-          <w:rFonts w:ascii="Arial" w:hAnsi="Arial"/>
-        </w:rPr>
-      </w:pPr>
-      <w:r>
-        <w:rPr>
-          <w:rFonts w:ascii="Arial" w:hAnsi="Arial"/>
-        </w:rPr>
-      </w:r>
-    </w:p>
-    <w:p>
-      <w:pPr>
-        <w:pStyle w:val="Normal"/>
-        <w:rPr>
-          <w:rFonts w:ascii="Arial" w:hAnsi="Arial"/>
-        </w:rPr>
-      </w:pPr>
-      <w:r>
-        <w:rPr>
-          <w:rFonts w:ascii="Arial" w:hAnsi="Arial"/>
-        </w:rPr>
-      </w:r>
-    </w:p>
-    <w:p>
-      <w:pPr>
         <w:pStyle w:val="Heading2"/>
         <w:rPr>
           <w:rFonts w:ascii="Arial" w:hAnsi="Arial"/>
@@ -2785,7 +2733,7 @@
       <w:bookmarkEnd w:id="20"/>
       <w:r>
         <w:drawing>
-          <wp:anchor distT="0" distB="0" distL="0" distR="0" simplePos="0" relativeHeight="8" behindDoc="0" locked="0" layoutInCell="0" allowOverlap="1">
+          <wp:anchor distT="0" distB="0" distL="0" distR="0" simplePos="0" relativeHeight="5" behindDoc="0" locked="0" layoutInCell="0" allowOverlap="1">
             <wp:simplePos x="0" y="0"/>
             <wp:positionH relativeFrom="column">
               <wp:align>center</wp:align>
@@ -2882,26 +2830,15 @@
           <w:rFonts w:ascii="Arial" w:hAnsi="Arial"/>
         </w:rPr>
       </w:pPr>
-      <w:r>
-        <w:rPr>
-          <w:rFonts w:ascii="Arial" w:hAnsi="Arial"/>
-        </w:rPr>
-      </w:r>
-    </w:p>
-    <w:p>
-      <w:pPr>
-        <w:pStyle w:val="Heading2"/>
-        <w:rPr>
-          <w:rFonts w:ascii="Arial" w:hAnsi="Arial"/>
-        </w:rPr>
-      </w:pPr>
-      <w:bookmarkStart w:id="21" w:name="_2vzmrfpce43y"/>
+      <w:bookmarkStart w:id="21" w:name="_i1vepdvfpb6w_Copia_1_Copia_1"/>
       <w:bookmarkEnd w:id="21"/>
       <w:r>
-        <w:rPr>
-          <w:rFonts w:ascii="Arial" w:hAnsi="Arial"/>
-        </w:rPr>
-        <w:t>Modelo DER (SQL)</w:t>
+        <w:rPr/>
+        <w:t xml:space="preserve">Diagrama </w:t>
+      </w:r>
+      <w:r>
+        <w:rPr/>
+        <w:t>Conversacional</w:t>
       </w:r>
     </w:p>
     <w:p>
@@ -2912,35 +2849,20 @@
         </w:rPr>
       </w:pPr>
       <w:r>
-        <w:rPr>
-          <w:rFonts w:ascii="Arial" w:hAnsi="Arial"/>
-        </w:rPr>
-      </w:r>
-    </w:p>
-    <w:p>
-      <w:pPr>
-        <w:pStyle w:val="Normal"/>
-        <w:rPr>
-          <w:rFonts w:ascii="Arial" w:hAnsi="Arial"/>
-        </w:rPr>
-      </w:pPr>
-      <w:r>
-        <w:rPr>
-          <w:rFonts w:ascii="Arial" w:hAnsi="Arial"/>
-        </w:rPr>
+        <w:rPr/>
         <w:drawing>
-          <wp:anchor distT="0" distB="0" distL="0" distR="0" simplePos="0" relativeHeight="5" behindDoc="0" locked="0" layoutInCell="0" allowOverlap="1">
+          <wp:anchor distT="0" distB="0" distL="0" distR="0" simplePos="0" relativeHeight="9" behindDoc="0" locked="0" layoutInCell="0" allowOverlap="1">
             <wp:simplePos x="0" y="0"/>
             <wp:positionH relativeFrom="column">
-              <wp:posOffset>0</wp:posOffset>
+              <wp:align>center</wp:align>
             </wp:positionH>
             <wp:positionV relativeFrom="paragraph">
-              <wp:posOffset>-58420</wp:posOffset>
+              <wp:align>top</wp:align>
             </wp:positionV>
-            <wp:extent cx="5731510" cy="3686175"/>
+            <wp:extent cx="4915535" cy="8582660"/>
             <wp:effectExtent l="0" t="0" r="0" b="0"/>
             <wp:wrapSquare wrapText="largest"/>
-            <wp:docPr id="5" name="Imagen3"/>
+            <wp:docPr id="5" name="Imagen8"/>
             <wp:cNvGraphicFramePr>
               <a:graphicFrameLocks xmlns:a="http://schemas.openxmlformats.org/drawingml/2006/main" noChangeAspect="1"/>
             </wp:cNvGraphicFramePr>
@@ -2948,7 +2870,7 @@
               <a:graphicData uri="http://schemas.openxmlformats.org/drawingml/2006/picture">
                 <pic:pic xmlns:pic="http://schemas.openxmlformats.org/drawingml/2006/picture">
                   <pic:nvPicPr>
-                    <pic:cNvPr id="5" name="Imagen3"/>
+                    <pic:cNvPr id="5" name="Imagen8"/>
                     <pic:cNvPicPr>
                       <a:picLocks noChangeAspect="1" noChangeArrowheads="1"/>
                     </pic:cNvPicPr>
@@ -2962,7 +2884,7 @@
                   <pic:spPr bwMode="auto">
                     <a:xfrm>
                       <a:off x="0" y="0"/>
-                      <a:ext cx="5731510" cy="3686175"/>
+                      <a:ext cx="4915535" cy="8582660"/>
                     </a:xfrm>
                     <a:prstGeom prst="rect">
                       <a:avLst/>
@@ -2978,6 +2900,22 @@
     </w:p>
     <w:p>
       <w:pPr>
+        <w:pStyle w:val="Heading2"/>
+        <w:rPr>
+          <w:rFonts w:ascii="Arial" w:hAnsi="Arial"/>
+        </w:rPr>
+      </w:pPr>
+      <w:bookmarkStart w:id="22" w:name="_2vzmrfpce43y"/>
+      <w:bookmarkEnd w:id="22"/>
+      <w:r>
+        <w:rPr>
+          <w:rFonts w:ascii="Arial" w:hAnsi="Arial"/>
+        </w:rPr>
+        <w:t>Modelo DER (SQL)</w:t>
+      </w:r>
+    </w:p>
+    <w:p>
+      <w:pPr>
         <w:pStyle w:val="Normal"/>
         <w:rPr>
           <w:rFonts w:ascii="Arial" w:hAnsi="Arial"/>
@@ -2987,6 +2925,52 @@
         <w:rPr>
           <w:rFonts w:ascii="Arial" w:hAnsi="Arial"/>
         </w:rPr>
+        <w:drawing>
+          <wp:anchor distT="0" distB="0" distL="0" distR="0" simplePos="0" relativeHeight="10" behindDoc="0" locked="0" layoutInCell="0" allowOverlap="1">
+            <wp:simplePos x="0" y="0"/>
+            <wp:positionH relativeFrom="column">
+              <wp:align>center</wp:align>
+            </wp:positionH>
+            <wp:positionV relativeFrom="paragraph">
+              <wp:posOffset>635</wp:posOffset>
+            </wp:positionV>
+            <wp:extent cx="5731510" cy="3875405"/>
+            <wp:effectExtent l="0" t="0" r="0" b="0"/>
+            <wp:wrapSquare wrapText="largest"/>
+            <wp:docPr id="6" name="Imagen9"/>
+            <wp:cNvGraphicFramePr>
+              <a:graphicFrameLocks xmlns:a="http://schemas.openxmlformats.org/drawingml/2006/main" noChangeAspect="1"/>
+            </wp:cNvGraphicFramePr>
+            <a:graphic xmlns:a="http://schemas.openxmlformats.org/drawingml/2006/main">
+              <a:graphicData uri="http://schemas.openxmlformats.org/drawingml/2006/picture">
+                <pic:pic xmlns:pic="http://schemas.openxmlformats.org/drawingml/2006/picture">
+                  <pic:nvPicPr>
+                    <pic:cNvPr id="6" name="Imagen9"/>
+                    <pic:cNvPicPr>
+                      <a:picLocks noChangeAspect="1" noChangeArrowheads="1"/>
+                    </pic:cNvPicPr>
+                  </pic:nvPicPr>
+                  <pic:blipFill>
+                    <a:blip r:embed="rId7"/>
+                    <a:stretch>
+                      <a:fillRect/>
+                    </a:stretch>
+                  </pic:blipFill>
+                  <pic:spPr bwMode="auto">
+                    <a:xfrm>
+                      <a:off x="0" y="0"/>
+                      <a:ext cx="5731510" cy="3875405"/>
+                    </a:xfrm>
+                    <a:prstGeom prst="rect">
+                      <a:avLst/>
+                    </a:prstGeom>
+                    <a:noFill/>
+                  </pic:spPr>
+                </pic:pic>
+              </a:graphicData>
+            </a:graphic>
+          </wp:anchor>
+        </w:drawing>
       </w:r>
     </w:p>
     <w:p>
@@ -3991,10 +3975,10 @@
           <w:szCs w:val="28"/>
         </w:rPr>
       </w:pPr>
-      <w:bookmarkStart w:id="22" w:name="_hoevbxprcj99"/>
       <w:bookmarkStart w:id="23" w:name="_ofuaxydf25li"/>
-      <w:bookmarkEnd w:id="22"/>
+      <w:bookmarkStart w:id="24" w:name="_hoevbxprcj99"/>
       <w:bookmarkEnd w:id="23"/>
+      <w:bookmarkEnd w:id="24"/>
       <w:r>
         <w:rPr>
           <w:rFonts w:ascii="Arial" w:hAnsi="Arial"/>
@@ -4011,8 +3995,8 @@
           <w:rFonts w:ascii="Arial" w:hAnsi="Arial"/>
         </w:rPr>
       </w:pPr>
-      <w:bookmarkStart w:id="24" w:name="_sivqzyhx2rz2"/>
-      <w:bookmarkEnd w:id="24"/>
+      <w:bookmarkStart w:id="25" w:name="_sivqzyhx2rz2"/>
+      <w:bookmarkEnd w:id="25"/>
       <w:r>
         <w:rPr>
           <w:rFonts w:ascii="Arial" w:hAnsi="Arial"/>
@@ -4038,8 +4022,8 @@
           <w:szCs w:val="24"/>
         </w:rPr>
       </w:pPr>
-      <w:bookmarkStart w:id="25" w:name="p-rc_9545a5811cc3bb77-176"/>
-      <w:bookmarkEnd w:id="25"/>
+      <w:bookmarkStart w:id="26" w:name="p-rc_9545a5811cc3bb77-176"/>
+      <w:bookmarkEnd w:id="26"/>
       <w:r>
         <w:rPr>
           <w:rFonts w:ascii="Arial" w:hAnsi="Arial"/>
@@ -4144,8 +4128,8 @@
           <w:szCs w:val="24"/>
         </w:rPr>
       </w:pPr>
-      <w:bookmarkStart w:id="26" w:name="p-rc_9545a5811cc3bb77-177"/>
-      <w:bookmarkEnd w:id="26"/>
+      <w:bookmarkStart w:id="27" w:name="p-rc_9545a5811cc3bb77-177"/>
+      <w:bookmarkEnd w:id="27"/>
       <w:r>
         <w:rPr>
           <w:rFonts w:ascii="Arial" w:hAnsi="Arial"/>
@@ -4216,8 +4200,8 @@
           <w:szCs w:val="24"/>
         </w:rPr>
       </w:pPr>
-      <w:bookmarkStart w:id="27" w:name="p-rc_9545a5811cc3bb77-178"/>
-      <w:bookmarkEnd w:id="27"/>
+      <w:bookmarkStart w:id="28" w:name="p-rc_9545a5811cc3bb77-178"/>
+      <w:bookmarkEnd w:id="28"/>
       <w:r>
         <w:rPr>
           <w:rFonts w:ascii="Arial" w:hAnsi="Arial"/>
@@ -4289,8 +4273,8 @@
           <w:szCs w:val="24"/>
         </w:rPr>
       </w:pPr>
-      <w:bookmarkStart w:id="28" w:name="p-rc_9545a5811cc3bb77-179"/>
-      <w:bookmarkEnd w:id="28"/>
+      <w:bookmarkStart w:id="29" w:name="p-rc_9545a5811cc3bb77-179"/>
+      <w:bookmarkEnd w:id="29"/>
       <w:r>
         <w:rPr>
           <w:rFonts w:ascii="Arial" w:hAnsi="Arial"/>
@@ -4361,8 +4345,8 @@
           <w:szCs w:val="24"/>
         </w:rPr>
       </w:pPr>
-      <w:bookmarkStart w:id="29" w:name="p-rc_9545a5811cc3bb77-180"/>
-      <w:bookmarkEnd w:id="29"/>
+      <w:bookmarkStart w:id="30" w:name="p-rc_9545a5811cc3bb77-180"/>
+      <w:bookmarkEnd w:id="30"/>
       <w:r>
         <w:rPr>
           <w:rFonts w:ascii="Arial" w:hAnsi="Arial"/>
@@ -4388,10 +4372,10 @@
           <w:rFonts w:ascii="Arial" w:hAnsi="Arial"/>
         </w:rPr>
       </w:pPr>
-      <w:bookmarkStart w:id="30" w:name="_7wqufnc49lbk"/>
       <w:bookmarkStart w:id="31" w:name="_e4fn3a6p3z4u"/>
-      <w:bookmarkEnd w:id="30"/>
+      <w:bookmarkStart w:id="32" w:name="_7wqufnc49lbk"/>
       <w:bookmarkEnd w:id="31"/>
+      <w:bookmarkEnd w:id="32"/>
       <w:r>
         <w:rPr>
           <w:rFonts w:ascii="Arial" w:hAnsi="Arial"/>
@@ -4411,7 +4395,7 @@
           <w:rFonts w:ascii="Arial" w:hAnsi="Arial"/>
         </w:rPr>
         <w:drawing>
-          <wp:anchor distT="0" distB="0" distL="0" distR="0" simplePos="0" relativeHeight="6" behindDoc="0" locked="0" layoutInCell="0" allowOverlap="1">
+          <wp:anchor distT="0" distB="0" distL="0" distR="0" simplePos="0" relativeHeight="3" behindDoc="0" locked="0" layoutInCell="0" allowOverlap="1">
             <wp:simplePos x="0" y="0"/>
             <wp:positionH relativeFrom="column">
               <wp:align>center</wp:align>
@@ -4422,7 +4406,7 @@
             <wp:extent cx="5731510" cy="3408680"/>
             <wp:effectExtent l="0" t="0" r="0" b="0"/>
             <wp:wrapSquare wrapText="largest"/>
-            <wp:docPr id="6" name="Imagen4"/>
+            <wp:docPr id="7" name="Imagen4"/>
             <wp:cNvGraphicFramePr>
               <a:graphicFrameLocks xmlns:a="http://schemas.openxmlformats.org/drawingml/2006/main" noChangeAspect="1"/>
             </wp:cNvGraphicFramePr>
@@ -4430,13 +4414,13 @@
               <a:graphicData uri="http://schemas.openxmlformats.org/drawingml/2006/picture">
                 <pic:pic xmlns:pic="http://schemas.openxmlformats.org/drawingml/2006/picture">
                   <pic:nvPicPr>
-                    <pic:cNvPr id="6" name="Imagen4"/>
+                    <pic:cNvPr id="7" name="Imagen4"/>
                     <pic:cNvPicPr>
                       <a:picLocks noChangeAspect="1" noChangeArrowheads="1"/>
                     </pic:cNvPicPr>
                   </pic:nvPicPr>
                   <pic:blipFill>
-                    <a:blip r:embed="rId7"/>
+                    <a:blip r:embed="rId8"/>
                     <a:stretch>
                       <a:fillRect/>
                     </a:stretch>
@@ -4517,8 +4501,8 @@
           <w:szCs w:val="28"/>
         </w:rPr>
       </w:pPr>
-      <w:bookmarkStart w:id="32" w:name="_ibjw30rvy8as"/>
-      <w:bookmarkEnd w:id="32"/>
+      <w:bookmarkStart w:id="33" w:name="_ibjw30rvy8as"/>
+      <w:bookmarkEnd w:id="33"/>
       <w:r>
         <w:rPr>
           <w:rFonts w:ascii="Arial" w:hAnsi="Arial"/>
@@ -4537,8 +4521,8 @@
           <w:szCs w:val="26"/>
         </w:rPr>
       </w:pPr>
-      <w:bookmarkStart w:id="33" w:name="_pvvtzyjkyh52"/>
-      <w:bookmarkEnd w:id="33"/>
+      <w:bookmarkStart w:id="34" w:name="_pvvtzyjkyh52"/>
+      <w:bookmarkEnd w:id="34"/>
       <w:r>
         <w:rPr>
           <w:rFonts w:ascii="Arial" w:hAnsi="Arial"/>
@@ -4577,8 +4561,8 @@
           <w:rFonts w:ascii="Arial" w:hAnsi="Arial"/>
         </w:rPr>
       </w:pPr>
-      <w:bookmarkStart w:id="34" w:name="_g3k11l739hdh"/>
-      <w:bookmarkEnd w:id="34"/>
+      <w:bookmarkStart w:id="35" w:name="_g3k11l739hdh"/>
+      <w:bookmarkEnd w:id="35"/>
       <w:r>
         <w:rPr>
           <w:rFonts w:ascii="Arial" w:hAnsi="Arial"/>
@@ -5169,8 +5153,8 @@
           <w:rFonts w:ascii="Arial" w:hAnsi="Arial"/>
         </w:rPr>
       </w:pPr>
-      <w:bookmarkStart w:id="35" w:name="_2tjcbkqx869v"/>
-      <w:bookmarkEnd w:id="35"/>
+      <w:bookmarkStart w:id="36" w:name="_2tjcbkqx869v"/>
+      <w:bookmarkEnd w:id="36"/>
       <w:r>
         <w:rPr>
           <w:rFonts w:ascii="Arial" w:hAnsi="Arial"/>
@@ -5194,11 +5178,11 @@
       </w:tblPr>
       <w:tblGrid>
         <w:gridCol w:w="1080"/>
-        <w:gridCol w:w="2880"/>
-        <w:gridCol w:w="1530"/>
+        <w:gridCol w:w="2879"/>
+        <w:gridCol w:w="1531"/>
         <w:gridCol w:w="1710"/>
-        <w:gridCol w:w="1590"/>
-        <w:gridCol w:w="1530"/>
+        <w:gridCol w:w="1589"/>
+        <w:gridCol w:w="1531"/>
       </w:tblGrid>
       <w:tr>
         <w:trPr>
@@ -5217,7 +5201,7 @@
           </w:tcPr>
           <w:p>
             <w:pPr>
-              <w:pStyle w:val="Contenidodelatablauser"/>
+              <w:pStyle w:val="Contenidodelatabla"/>
               <w:spacing w:lineRule="auto" w:line="274"/>
               <w:rPr/>
             </w:pPr>
@@ -5232,7 +5216,7 @@
         </w:tc>
         <w:tc>
           <w:tcPr>
-            <w:tcW w:w="2880" w:type="dxa"/>
+            <w:tcW w:w="2879" w:type="dxa"/>
             <w:tcBorders>
               <w:top w:val="single" w:sz="2" w:space="0" w:color="C4C7C5"/>
               <w:start w:val="single" w:sz="2" w:space="0" w:color="C4C7C5"/>
@@ -5243,7 +5227,7 @@
           </w:tcPr>
           <w:p>
             <w:pPr>
-              <w:pStyle w:val="Contenidodelatablauser"/>
+              <w:pStyle w:val="Contenidodelatabla"/>
               <w:spacing w:lineRule="auto" w:line="274"/>
               <w:rPr/>
             </w:pPr>
@@ -5258,7 +5242,7 @@
         </w:tc>
         <w:tc>
           <w:tcPr>
-            <w:tcW w:w="1530" w:type="dxa"/>
+            <w:tcW w:w="1531" w:type="dxa"/>
             <w:tcBorders>
               <w:top w:val="single" w:sz="2" w:space="0" w:color="C4C7C5"/>
               <w:start w:val="single" w:sz="2" w:space="0" w:color="C4C7C5"/>
@@ -5269,7 +5253,7 @@
           </w:tcPr>
           <w:p>
             <w:pPr>
-              <w:pStyle w:val="Contenidodelatablauser"/>
+              <w:pStyle w:val="Contenidodelatabla"/>
               <w:spacing w:lineRule="auto" w:line="274"/>
               <w:rPr/>
             </w:pPr>
@@ -5295,7 +5279,7 @@
           </w:tcPr>
           <w:p>
             <w:pPr>
-              <w:pStyle w:val="Contenidodelatablauser"/>
+              <w:pStyle w:val="Contenidodelatabla"/>
               <w:spacing w:lineRule="auto" w:line="274"/>
               <w:rPr/>
             </w:pPr>
@@ -5310,7 +5294,7 @@
         </w:tc>
         <w:tc>
           <w:tcPr>
-            <w:tcW w:w="1590" w:type="dxa"/>
+            <w:tcW w:w="1589" w:type="dxa"/>
             <w:tcBorders>
               <w:top w:val="single" w:sz="2" w:space="0" w:color="C4C7C5"/>
               <w:start w:val="single" w:sz="2" w:space="0" w:color="C4C7C5"/>
@@ -5321,7 +5305,7 @@
           </w:tcPr>
           <w:p>
             <w:pPr>
-              <w:pStyle w:val="Contenidodelatablauser"/>
+              <w:pStyle w:val="Contenidodelatabla"/>
               <w:spacing w:lineRule="auto" w:line="274"/>
               <w:rPr/>
             </w:pPr>
@@ -5336,7 +5320,7 @@
         </w:tc>
         <w:tc>
           <w:tcPr>
-            <w:tcW w:w="1530" w:type="dxa"/>
+            <w:tcW w:w="1531" w:type="dxa"/>
             <w:tcBorders>
               <w:top w:val="single" w:sz="2" w:space="0" w:color="C4C7C5"/>
               <w:start w:val="single" w:sz="2" w:space="0" w:color="C4C7C5"/>
@@ -5347,7 +5331,7 @@
           </w:tcPr>
           <w:p>
             <w:pPr>
-              <w:pStyle w:val="Contenidodelatablauser"/>
+              <w:pStyle w:val="Contenidodelatabla"/>
               <w:spacing w:lineRule="auto" w:line="274"/>
               <w:rPr/>
             </w:pPr>
@@ -5376,7 +5360,7 @@
           </w:tcPr>
           <w:p>
             <w:pPr>
-              <w:pStyle w:val="Contenidodelatablauser"/>
+              <w:pStyle w:val="Contenidodelatabla"/>
               <w:spacing w:lineRule="auto" w:line="274" w:before="0" w:after="140"/>
               <w:rPr>
                 <w:rFonts w:ascii="Google Sans Text;sans-serif" w:hAnsi="Google Sans Text;sans-serif"/>
@@ -5394,7 +5378,7 @@
         </w:tc>
         <w:tc>
           <w:tcPr>
-            <w:tcW w:w="2880" w:type="dxa"/>
+            <w:tcW w:w="2879" w:type="dxa"/>
             <w:tcBorders>
               <w:top w:val="single" w:sz="2" w:space="0" w:color="C4C7C5"/>
               <w:start w:val="single" w:sz="2" w:space="0" w:color="C4C7C5"/>
@@ -5405,7 +5389,7 @@
           </w:tcPr>
           <w:p>
             <w:pPr>
-              <w:pStyle w:val="Contenidodelatablauser"/>
+              <w:pStyle w:val="Contenidodelatabla"/>
               <w:spacing w:lineRule="auto" w:line="274" w:before="0" w:after="140"/>
               <w:rPr>
                 <w:rFonts w:ascii="Google Sans Text;sans-serif" w:hAnsi="Google Sans Text;sans-serif"/>
@@ -5423,7 +5407,7 @@
         </w:tc>
         <w:tc>
           <w:tcPr>
-            <w:tcW w:w="1530" w:type="dxa"/>
+            <w:tcW w:w="1531" w:type="dxa"/>
             <w:tcBorders>
               <w:top w:val="single" w:sz="2" w:space="0" w:color="C4C7C5"/>
               <w:start w:val="single" w:sz="2" w:space="0" w:color="C4C7C5"/>
@@ -5434,7 +5418,7 @@
           </w:tcPr>
           <w:p>
             <w:pPr>
-              <w:pStyle w:val="Contenidodelatablauser"/>
+              <w:pStyle w:val="Contenidodelatabla"/>
               <w:spacing w:lineRule="auto" w:line="274" w:before="0" w:after="140"/>
               <w:rPr>
                 <w:rFonts w:ascii="Google Sans Text;sans-serif" w:hAnsi="Google Sans Text;sans-serif"/>
@@ -5461,7 +5445,7 @@
           </w:tcPr>
           <w:p>
             <w:pPr>
-              <w:pStyle w:val="Contenidodelatablauser"/>
+              <w:pStyle w:val="Contenidodelatabla"/>
               <w:spacing w:lineRule="auto" w:line="274" w:before="0" w:after="140"/>
               <w:rPr>
                 <w:rFonts w:ascii="Google Sans Text;sans-serif" w:hAnsi="Google Sans Text;sans-serif"/>
@@ -5477,7 +5461,7 @@
         </w:tc>
         <w:tc>
           <w:tcPr>
-            <w:tcW w:w="1590" w:type="dxa"/>
+            <w:tcW w:w="1589" w:type="dxa"/>
             <w:tcBorders>
               <w:top w:val="single" w:sz="2" w:space="0" w:color="C4C7C5"/>
               <w:start w:val="single" w:sz="2" w:space="0" w:color="C4C7C5"/>
@@ -5488,7 +5472,7 @@
           </w:tcPr>
           <w:p>
             <w:pPr>
-              <w:pStyle w:val="Contenidodelatablauser"/>
+              <w:pStyle w:val="Contenidodelatabla"/>
               <w:spacing w:lineRule="auto" w:line="274" w:before="0" w:after="140"/>
               <w:rPr>
                 <w:rFonts w:ascii="Google Sans Text;sans-serif" w:hAnsi="Google Sans Text;sans-serif"/>
@@ -5504,7 +5488,7 @@
         </w:tc>
         <w:tc>
           <w:tcPr>
-            <w:tcW w:w="1530" w:type="dxa"/>
+            <w:tcW w:w="1531" w:type="dxa"/>
             <w:tcBorders>
               <w:top w:val="single" w:sz="2" w:space="0" w:color="C4C7C5"/>
               <w:start w:val="single" w:sz="2" w:space="0" w:color="C4C7C5"/>
@@ -5515,7 +5499,7 @@
           </w:tcPr>
           <w:p>
             <w:pPr>
-              <w:pStyle w:val="Contenidodelatablauser"/>
+              <w:pStyle w:val="Contenidodelatabla"/>
               <w:spacing w:lineRule="auto" w:line="274" w:before="0" w:after="140"/>
               <w:rPr>
                 <w:rFonts w:ascii="Google Sans Text;sans-serif" w:hAnsi="Google Sans Text;sans-serif"/>
@@ -5545,7 +5529,7 @@
           </w:tcPr>
           <w:p>
             <w:pPr>
-              <w:pStyle w:val="Contenidodelatablauser"/>
+              <w:pStyle w:val="Contenidodelatabla"/>
               <w:spacing w:lineRule="auto" w:line="274" w:before="0" w:after="140"/>
               <w:rPr>
                 <w:rFonts w:ascii="Google Sans Text;sans-serif" w:hAnsi="Google Sans Text;sans-serif"/>
@@ -5563,7 +5547,7 @@
         </w:tc>
         <w:tc>
           <w:tcPr>
-            <w:tcW w:w="2880" w:type="dxa"/>
+            <w:tcW w:w="2879" w:type="dxa"/>
             <w:tcBorders>
               <w:top w:val="single" w:sz="2" w:space="0" w:color="C4C7C5"/>
               <w:start w:val="single" w:sz="2" w:space="0" w:color="C4C7C5"/>
@@ -5574,7 +5558,7 @@
           </w:tcPr>
           <w:p>
             <w:pPr>
-              <w:pStyle w:val="Contenidodelatablauser"/>
+              <w:pStyle w:val="Contenidodelatabla"/>
               <w:spacing w:lineRule="auto" w:line="274" w:before="0" w:after="140"/>
               <w:rPr>
                 <w:rFonts w:ascii="Google Sans Text;sans-serif" w:hAnsi="Google Sans Text;sans-serif"/>
@@ -5592,7 +5576,7 @@
         </w:tc>
         <w:tc>
           <w:tcPr>
-            <w:tcW w:w="1530" w:type="dxa"/>
+            <w:tcW w:w="1531" w:type="dxa"/>
             <w:tcBorders>
               <w:top w:val="single" w:sz="2" w:space="0" w:color="C4C7C5"/>
               <w:start w:val="single" w:sz="2" w:space="0" w:color="C4C7C5"/>
@@ -5603,7 +5587,7 @@
           </w:tcPr>
           <w:p>
             <w:pPr>
-              <w:pStyle w:val="Contenidodelatablauser"/>
+              <w:pStyle w:val="Contenidodelatabla"/>
               <w:spacing w:lineRule="auto" w:line="274" w:before="0" w:after="140"/>
               <w:rPr>
                 <w:rFonts w:ascii="Google Sans Text;sans-serif" w:hAnsi="Google Sans Text;sans-serif"/>
@@ -5630,7 +5614,7 @@
           </w:tcPr>
           <w:p>
             <w:pPr>
-              <w:pStyle w:val="Contenidodelatablauser"/>
+              <w:pStyle w:val="Contenidodelatabla"/>
               <w:spacing w:lineRule="auto" w:line="274" w:before="0" w:after="140"/>
               <w:rPr>
                 <w:rFonts w:ascii="Google Sans Text;sans-serif" w:hAnsi="Google Sans Text;sans-serif"/>
@@ -5646,7 +5630,7 @@
         </w:tc>
         <w:tc>
           <w:tcPr>
-            <w:tcW w:w="1590" w:type="dxa"/>
+            <w:tcW w:w="1589" w:type="dxa"/>
             <w:tcBorders>
               <w:top w:val="single" w:sz="2" w:space="0" w:color="C4C7C5"/>
               <w:start w:val="single" w:sz="2" w:space="0" w:color="C4C7C5"/>
@@ -5657,7 +5641,7 @@
           </w:tcPr>
           <w:p>
             <w:pPr>
-              <w:pStyle w:val="Contenidodelatablauser"/>
+              <w:pStyle w:val="Contenidodelatabla"/>
               <w:spacing w:lineRule="auto" w:line="274" w:before="0" w:after="140"/>
               <w:rPr>
                 <w:rFonts w:ascii="Google Sans Text;sans-serif" w:hAnsi="Google Sans Text;sans-serif"/>
@@ -5673,7 +5657,7 @@
         </w:tc>
         <w:tc>
           <w:tcPr>
-            <w:tcW w:w="1530" w:type="dxa"/>
+            <w:tcW w:w="1531" w:type="dxa"/>
             <w:tcBorders>
               <w:top w:val="single" w:sz="2" w:space="0" w:color="C4C7C5"/>
               <w:start w:val="single" w:sz="2" w:space="0" w:color="C4C7C5"/>
@@ -5684,7 +5668,7 @@
           </w:tcPr>
           <w:p>
             <w:pPr>
-              <w:pStyle w:val="Contenidodelatablauser"/>
+              <w:pStyle w:val="Contenidodelatabla"/>
               <w:spacing w:lineRule="auto" w:line="274" w:before="0" w:after="140"/>
               <w:rPr>
                 <w:rFonts w:ascii="Google Sans Text;sans-serif" w:hAnsi="Google Sans Text;sans-serif"/>
@@ -5714,7 +5698,7 @@
           </w:tcPr>
           <w:p>
             <w:pPr>
-              <w:pStyle w:val="Contenidodelatablauser"/>
+              <w:pStyle w:val="Contenidodelatabla"/>
               <w:spacing w:lineRule="auto" w:line="274" w:before="0" w:after="140"/>
               <w:rPr>
                 <w:rFonts w:ascii="Google Sans Text;sans-serif" w:hAnsi="Google Sans Text;sans-serif"/>
@@ -5732,7 +5716,7 @@
         </w:tc>
         <w:tc>
           <w:tcPr>
-            <w:tcW w:w="2880" w:type="dxa"/>
+            <w:tcW w:w="2879" w:type="dxa"/>
             <w:tcBorders>
               <w:top w:val="single" w:sz="2" w:space="0" w:color="C4C7C5"/>
               <w:start w:val="single" w:sz="2" w:space="0" w:color="C4C7C5"/>
@@ -5743,7 +5727,7 @@
           </w:tcPr>
           <w:p>
             <w:pPr>
-              <w:pStyle w:val="Contenidodelatablauser"/>
+              <w:pStyle w:val="Contenidodelatabla"/>
               <w:spacing w:lineRule="auto" w:line="274" w:before="0" w:after="140"/>
               <w:rPr>
                 <w:rFonts w:ascii="Google Sans Text;sans-serif" w:hAnsi="Google Sans Text;sans-serif"/>
@@ -5761,7 +5745,7 @@
         </w:tc>
         <w:tc>
           <w:tcPr>
-            <w:tcW w:w="1530" w:type="dxa"/>
+            <w:tcW w:w="1531" w:type="dxa"/>
             <w:tcBorders>
               <w:top w:val="single" w:sz="2" w:space="0" w:color="C4C7C5"/>
               <w:start w:val="single" w:sz="2" w:space="0" w:color="C4C7C5"/>
@@ -5772,7 +5756,7 @@
           </w:tcPr>
           <w:p>
             <w:pPr>
-              <w:pStyle w:val="Contenidodelatablauser"/>
+              <w:pStyle w:val="Contenidodelatabla"/>
               <w:spacing w:lineRule="auto" w:line="274" w:before="0" w:after="140"/>
               <w:rPr>
                 <w:rFonts w:ascii="Google Sans Text;sans-serif" w:hAnsi="Google Sans Text;sans-serif"/>
@@ -5799,7 +5783,7 @@
           </w:tcPr>
           <w:p>
             <w:pPr>
-              <w:pStyle w:val="Contenidodelatablauser"/>
+              <w:pStyle w:val="Contenidodelatabla"/>
               <w:spacing w:lineRule="auto" w:line="274" w:before="0" w:after="140"/>
               <w:rPr>
                 <w:rFonts w:ascii="Google Sans Text;sans-serif" w:hAnsi="Google Sans Text;sans-serif"/>
@@ -5815,7 +5799,7 @@
         </w:tc>
         <w:tc>
           <w:tcPr>
-            <w:tcW w:w="1590" w:type="dxa"/>
+            <w:tcW w:w="1589" w:type="dxa"/>
             <w:tcBorders>
               <w:top w:val="single" w:sz="2" w:space="0" w:color="C4C7C5"/>
               <w:start w:val="single" w:sz="2" w:space="0" w:color="C4C7C5"/>
@@ -5826,7 +5810,7 @@
           </w:tcPr>
           <w:p>
             <w:pPr>
-              <w:pStyle w:val="Contenidodelatablauser"/>
+              <w:pStyle w:val="Contenidodelatabla"/>
               <w:spacing w:lineRule="auto" w:line="274" w:before="0" w:after="140"/>
               <w:rPr>
                 <w:rFonts w:ascii="Google Sans Text;sans-serif" w:hAnsi="Google Sans Text;sans-serif"/>
@@ -5842,7 +5826,7 @@
         </w:tc>
         <w:tc>
           <w:tcPr>
-            <w:tcW w:w="1530" w:type="dxa"/>
+            <w:tcW w:w="1531" w:type="dxa"/>
             <w:tcBorders>
               <w:top w:val="single" w:sz="2" w:space="0" w:color="C4C7C5"/>
               <w:start w:val="single" w:sz="2" w:space="0" w:color="C4C7C5"/>
@@ -5853,7 +5837,7 @@
           </w:tcPr>
           <w:p>
             <w:pPr>
-              <w:pStyle w:val="Contenidodelatablauser"/>
+              <w:pStyle w:val="Contenidodelatabla"/>
               <w:spacing w:lineRule="auto" w:line="274" w:before="0" w:after="140"/>
               <w:rPr>
                 <w:rFonts w:ascii="Google Sans Text;sans-serif" w:hAnsi="Google Sans Text;sans-serif"/>
@@ -5883,7 +5867,7 @@
           </w:tcPr>
           <w:p>
             <w:pPr>
-              <w:pStyle w:val="Contenidodelatablauser"/>
+              <w:pStyle w:val="Contenidodelatabla"/>
               <w:spacing w:lineRule="auto" w:line="274" w:before="0" w:after="140"/>
               <w:rPr>
                 <w:rFonts w:ascii="Google Sans Text;sans-serif" w:hAnsi="Google Sans Text;sans-serif"/>
@@ -5901,7 +5885,7 @@
         </w:tc>
         <w:tc>
           <w:tcPr>
-            <w:tcW w:w="2880" w:type="dxa"/>
+            <w:tcW w:w="2879" w:type="dxa"/>
             <w:tcBorders>
               <w:top w:val="single" w:sz="2" w:space="0" w:color="C4C7C5"/>
               <w:start w:val="single" w:sz="2" w:space="0" w:color="C4C7C5"/>
@@ -5912,7 +5896,7 @@
           </w:tcPr>
           <w:p>
             <w:pPr>
-              <w:pStyle w:val="Contenidodelatablauser"/>
+              <w:pStyle w:val="Contenidodelatabla"/>
               <w:spacing w:lineRule="auto" w:line="274" w:before="0" w:after="140"/>
               <w:rPr>
                 <w:rFonts w:ascii="Google Sans Text;sans-serif" w:hAnsi="Google Sans Text;sans-serif"/>
@@ -5930,7 +5914,7 @@
         </w:tc>
         <w:tc>
           <w:tcPr>
-            <w:tcW w:w="1530" w:type="dxa"/>
+            <w:tcW w:w="1531" w:type="dxa"/>
             <w:tcBorders>
               <w:top w:val="single" w:sz="2" w:space="0" w:color="C4C7C5"/>
               <w:start w:val="single" w:sz="2" w:space="0" w:color="C4C7C5"/>
@@ -5941,7 +5925,7 @@
           </w:tcPr>
           <w:p>
             <w:pPr>
-              <w:pStyle w:val="Contenidodelatablauser"/>
+              <w:pStyle w:val="Contenidodelatabla"/>
               <w:spacing w:lineRule="auto" w:line="274" w:before="0" w:after="140"/>
               <w:rPr>
                 <w:rFonts w:ascii="Google Sans Text;sans-serif" w:hAnsi="Google Sans Text;sans-serif"/>
@@ -5968,7 +5952,7 @@
           </w:tcPr>
           <w:p>
             <w:pPr>
-              <w:pStyle w:val="Contenidodelatablauser"/>
+              <w:pStyle w:val="Contenidodelatabla"/>
               <w:spacing w:lineRule="auto" w:line="274" w:before="0" w:after="140"/>
               <w:rPr>
                 <w:rFonts w:ascii="Google Sans Text;sans-serif" w:hAnsi="Google Sans Text;sans-serif"/>
@@ -5984,7 +5968,7 @@
         </w:tc>
         <w:tc>
           <w:tcPr>
-            <w:tcW w:w="1590" w:type="dxa"/>
+            <w:tcW w:w="1589" w:type="dxa"/>
             <w:tcBorders>
               <w:top w:val="single" w:sz="2" w:space="0" w:color="C4C7C5"/>
               <w:start w:val="single" w:sz="2" w:space="0" w:color="C4C7C5"/>
@@ -5995,7 +5979,7 @@
           </w:tcPr>
           <w:p>
             <w:pPr>
-              <w:pStyle w:val="Contenidodelatablauser"/>
+              <w:pStyle w:val="Contenidodelatabla"/>
               <w:spacing w:lineRule="auto" w:line="274" w:before="0" w:after="140"/>
               <w:rPr>
                 <w:rFonts w:ascii="Google Sans Text;sans-serif" w:hAnsi="Google Sans Text;sans-serif"/>
@@ -6011,7 +5995,7 @@
         </w:tc>
         <w:tc>
           <w:tcPr>
-            <w:tcW w:w="1530" w:type="dxa"/>
+            <w:tcW w:w="1531" w:type="dxa"/>
             <w:tcBorders>
               <w:top w:val="single" w:sz="2" w:space="0" w:color="C4C7C5"/>
               <w:start w:val="single" w:sz="2" w:space="0" w:color="C4C7C5"/>
@@ -6022,7 +6006,7 @@
           </w:tcPr>
           <w:p>
             <w:pPr>
-              <w:pStyle w:val="Contenidodelatablauser"/>
+              <w:pStyle w:val="Contenidodelatabla"/>
               <w:spacing w:lineRule="auto" w:line="274" w:before="0" w:after="140"/>
               <w:rPr>
                 <w:rFonts w:ascii="Google Sans Text;sans-serif" w:hAnsi="Google Sans Text;sans-serif"/>
@@ -6054,7 +6038,7 @@
           </w:tcPr>
           <w:p>
             <w:pPr>
-              <w:pStyle w:val="Contenidodelatablauser"/>
+              <w:pStyle w:val="Contenidodelatabla"/>
               <w:spacing w:lineRule="auto" w:line="274" w:before="0" w:after="140"/>
               <w:rPr>
                 <w:rFonts w:ascii="Google Sans Text;sans-serif" w:hAnsi="Google Sans Text;sans-serif"/>
@@ -6072,7 +6056,7 @@
         </w:tc>
         <w:tc>
           <w:tcPr>
-            <w:tcW w:w="2880" w:type="dxa"/>
+            <w:tcW w:w="2879" w:type="dxa"/>
             <w:tcBorders>
               <w:top w:val="single" w:sz="2" w:space="0" w:color="C4C7C5"/>
               <w:start w:val="single" w:sz="2" w:space="0" w:color="C4C7C5"/>
@@ -6083,7 +6067,7 @@
           </w:tcPr>
           <w:p>
             <w:pPr>
-              <w:pStyle w:val="Contenidodelatablauser"/>
+              <w:pStyle w:val="Contenidodelatabla"/>
               <w:spacing w:lineRule="auto" w:line="274" w:before="0" w:after="140"/>
               <w:rPr>
                 <w:rFonts w:ascii="Google Sans Text;sans-serif" w:hAnsi="Google Sans Text;sans-serif"/>
@@ -6101,7 +6085,7 @@
         </w:tc>
         <w:tc>
           <w:tcPr>
-            <w:tcW w:w="1530" w:type="dxa"/>
+            <w:tcW w:w="1531" w:type="dxa"/>
             <w:tcBorders>
               <w:top w:val="single" w:sz="2" w:space="0" w:color="C4C7C5"/>
               <w:start w:val="single" w:sz="2" w:space="0" w:color="C4C7C5"/>
@@ -6112,7 +6096,7 @@
           </w:tcPr>
           <w:p>
             <w:pPr>
-              <w:pStyle w:val="Contenidodelatablauser"/>
+              <w:pStyle w:val="Contenidodelatabla"/>
               <w:spacing w:lineRule="auto" w:line="274" w:before="0" w:after="140"/>
               <w:rPr>
                 <w:rFonts w:ascii="Google Sans Text;sans-serif" w:hAnsi="Google Sans Text;sans-serif"/>
@@ -6139,7 +6123,7 @@
           </w:tcPr>
           <w:p>
             <w:pPr>
-              <w:pStyle w:val="Contenidodelatablauser"/>
+              <w:pStyle w:val="Contenidodelatabla"/>
               <w:spacing w:lineRule="auto" w:line="274" w:before="0" w:after="140"/>
               <w:rPr>
                 <w:rFonts w:ascii="Google Sans Text;sans-serif" w:hAnsi="Google Sans Text;sans-serif"/>
@@ -6155,7 +6139,7 @@
         </w:tc>
         <w:tc>
           <w:tcPr>
-            <w:tcW w:w="1590" w:type="dxa"/>
+            <w:tcW w:w="1589" w:type="dxa"/>
             <w:tcBorders>
               <w:top w:val="single" w:sz="2" w:space="0" w:color="C4C7C5"/>
               <w:start w:val="single" w:sz="2" w:space="0" w:color="C4C7C5"/>
@@ -6166,7 +6150,7 @@
           </w:tcPr>
           <w:p>
             <w:pPr>
-              <w:pStyle w:val="Contenidodelatablauser"/>
+              <w:pStyle w:val="Contenidodelatabla"/>
               <w:spacing w:lineRule="auto" w:line="274" w:before="0" w:after="140"/>
               <w:rPr>
                 <w:rFonts w:ascii="Google Sans Text;sans-serif" w:hAnsi="Google Sans Text;sans-serif"/>
@@ -6182,7 +6166,7 @@
         </w:tc>
         <w:tc>
           <w:tcPr>
-            <w:tcW w:w="1530" w:type="dxa"/>
+            <w:tcW w:w="1531" w:type="dxa"/>
             <w:tcBorders>
               <w:top w:val="single" w:sz="2" w:space="0" w:color="C4C7C5"/>
               <w:start w:val="single" w:sz="2" w:space="0" w:color="C4C7C5"/>
@@ -6193,7 +6177,7 @@
           </w:tcPr>
           <w:p>
             <w:pPr>
-              <w:pStyle w:val="Contenidodelatablauser"/>
+              <w:pStyle w:val="Contenidodelatabla"/>
               <w:spacing w:lineRule="auto" w:line="274" w:before="0" w:after="140"/>
               <w:rPr>
                 <w:rFonts w:ascii="Google Sans Text;sans-serif" w:hAnsi="Google Sans Text;sans-serif"/>
@@ -6221,7 +6205,7 @@
           <w:rFonts w:ascii="Arial" w:hAnsi="Arial"/>
         </w:rPr>
         <w:drawing>
-          <wp:anchor distT="0" distB="0" distL="0" distR="0" simplePos="0" relativeHeight="3" behindDoc="0" locked="0" layoutInCell="0" allowOverlap="1">
+          <wp:anchor distT="0" distB="0" distL="0" distR="0" simplePos="0" relativeHeight="2" behindDoc="0" locked="0" layoutInCell="0" allowOverlap="1">
             <wp:simplePos x="0" y="0"/>
             <wp:positionH relativeFrom="column">
               <wp:posOffset>-428625</wp:posOffset>
@@ -6232,7 +6216,7 @@
             <wp:extent cx="7560310" cy="2844165"/>
             <wp:effectExtent l="0" t="0" r="0" b="0"/>
             <wp:wrapSquare wrapText="largest"/>
-            <wp:docPr id="7" name="Imagen1 Copia 1"/>
+            <wp:docPr id="8" name="Imagen1 Copia 1"/>
             <wp:cNvGraphicFramePr>
               <a:graphicFrameLocks xmlns:a="http://schemas.openxmlformats.org/drawingml/2006/main" noChangeAspect="1"/>
             </wp:cNvGraphicFramePr>
@@ -6240,13 +6224,13 @@
               <a:graphicData uri="http://schemas.openxmlformats.org/drawingml/2006/picture">
                 <pic:pic xmlns:pic="http://schemas.openxmlformats.org/drawingml/2006/picture">
                   <pic:nvPicPr>
-                    <pic:cNvPr id="7" name="Imagen1 Copia 1"/>
+                    <pic:cNvPr id="8" name="Imagen1 Copia 1"/>
                     <pic:cNvPicPr>
                       <a:picLocks noChangeAspect="1" noChangeArrowheads="1"/>
                     </pic:cNvPicPr>
                   </pic:nvPicPr>
                   <pic:blipFill>
-                    <a:blip r:embed="rId8"/>
+                    <a:blip r:embed="rId9"/>
                     <a:stretch>
                       <a:fillRect/>
                     </a:stretch>
@@ -9023,8 +9007,8 @@
       <w:u w:val="single"/>
     </w:rPr>
   </w:style>
-  <w:style w:type="character" w:styleId="Textooriginaluser" w:customStyle="1">
-    <w:name w:val="Texto original (user)"/>
+  <w:style w:type="character" w:styleId="Textooriginal" w:customStyle="1">
+    <w:name w:val="Texto original"/>
     <w:rPr>
       <w:rFonts w:ascii="Liberation Mono" w:hAnsi="Liberation Mono" w:eastAsia="Liberation Mono" w:cs="Liberation Mono"/>
     </w:rPr>
@@ -9038,8 +9022,8 @@
       <w:bCs/>
     </w:rPr>
   </w:style>
-  <w:style w:type="character" w:styleId="Bolosuser" w:customStyle="1">
-    <w:name w:val="Bolos (user)"/>
+  <w:style w:type="character" w:styleId="Bolos" w:customStyle="1">
+    <w:name w:val="Bolos"/>
     <w:rPr>
       <w:rFonts w:ascii="OpenSymbol" w:hAnsi="OpenSymbol" w:eastAsia="OpenSymbol" w:cs="OpenSymbol"/>
     </w:rPr>
@@ -9159,20 +9143,20 @@
       <w:szCs w:val="26"/>
     </w:rPr>
   </w:style>
+  <w:style w:type="paragraph" w:styleId="Contenidodelmarcouser" w:customStyle="1">
+    <w:name w:val="Contenido del marco (user)"/>
+    <w:basedOn w:val="Normal"/>
+    <w:pPr/>
+    <w:rPr/>
+  </w:style>
   <w:style w:type="paragraph" w:styleId="Contenidodelmarco" w:customStyle="1">
     <w:name w:val="Contenido del marco"/>
     <w:basedOn w:val="Normal"/>
     <w:pPr/>
     <w:rPr/>
   </w:style>
-  <w:style w:type="paragraph" w:styleId="Contenidodelmarcouser" w:customStyle="1">
-    <w:name w:val="Contenido del marco (user)"/>
-    <w:basedOn w:val="Normal"/>
-    <w:pPr/>
-    <w:rPr/>
-  </w:style>
-  <w:style w:type="paragraph" w:styleId="Cabeceraypieuser" w:customStyle="1">
-    <w:name w:val="Cabecera y pie (user)"/>
+  <w:style w:type="paragraph" w:styleId="Cabeceraypie" w:customStyle="1">
+    <w:name w:val="Cabecera y pie"/>
     <w:basedOn w:val="Normal"/>
     <w:pPr>
       <w:suppressLineNumbers/>
@@ -9184,20 +9168,20 @@
     </w:pPr>
     <w:rPr/>
   </w:style>
-  <w:style w:type="paragraph" w:styleId="Cabeceraypie">
-    <w:name w:val="Cabecera y pie"/>
+  <w:style w:type="paragraph" w:styleId="Cabeceraypieuser">
+    <w:name w:val="Cabecera y pie (user)"/>
     <w:basedOn w:val="Normal"/>
     <w:pPr/>
     <w:rPr/>
   </w:style>
   <w:style w:type="paragraph" w:styleId="Footer">
     <w:name w:val="footer"/>
-    <w:basedOn w:val="Cabeceraypieuser"/>
+    <w:basedOn w:val="Cabeceraypie"/>
     <w:pPr/>
     <w:rPr/>
   </w:style>
-  <w:style w:type="paragraph" w:styleId="Contenidodelatablauser" w:customStyle="1">
-    <w:name w:val="Contenido de la tabla (user)"/>
+  <w:style w:type="paragraph" w:styleId="Contenidodelatabla" w:customStyle="1">
+    <w:name w:val="Contenido de la tabla"/>
     <w:basedOn w:val="Normal"/>
     <w:pPr>
       <w:widowControl w:val="false"/>
@@ -9205,9 +9189,9 @@
     </w:pPr>
     <w:rPr/>
   </w:style>
-  <w:style w:type="paragraph" w:styleId="Ttulodelatablauser" w:customStyle="1">
-    <w:name w:val="Título de la tabla (user)"/>
-    <w:basedOn w:val="Contenidodelatablauser"/>
+  <w:style w:type="paragraph" w:styleId="Ttulodelatabla" w:customStyle="1">
+    <w:name w:val="Título de la tabla"/>
+    <w:basedOn w:val="Contenidodelatabla"/>
     <w:pPr>
       <w:jc w:val="center"/>
     </w:pPr>
@@ -9216,8 +9200,8 @@
       <w:bCs/>
     </w:rPr>
   </w:style>
-  <w:style w:type="numbering" w:styleId="Ningunalista" w:customStyle="1">
-    <w:name w:val="Ninguna lista"/>
+  <w:style w:type="numbering" w:styleId="Ningunalistauser" w:customStyle="1">
+    <w:name w:val="Ninguna lista (user)"/>
     <w:uiPriority w:val="99"/>
     <w:semiHidden/>
     <w:unhideWhenUsed/>

--- a/Modelo_de_informe_DEFINITIVO.docx
+++ b/Modelo_de_informe_DEFINITIVO.docx
@@ -2036,7 +2036,7 @@
           <w:rFonts w:ascii="Arial" w:hAnsi="Arial"/>
         </w:rPr>
         <w:drawing>
-          <wp:anchor distT="0" distB="0" distL="0" distR="0" simplePos="0" relativeHeight="7" behindDoc="0" locked="0" layoutInCell="0" allowOverlap="1">
+          <wp:anchor distT="0" distB="0" distL="0" distR="0" simplePos="0" relativeHeight="8" behindDoc="0" locked="0" layoutInCell="0" allowOverlap="1">
             <wp:simplePos x="0" y="0"/>
             <wp:positionH relativeFrom="column">
               <wp:align>center</wp:align>
@@ -2316,7 +2316,7 @@
           <w:rFonts w:ascii="Arial" w:hAnsi="Arial"/>
         </w:rPr>
         <w:drawing>
-          <wp:anchor distT="0" distB="0" distL="0" distR="0" simplePos="0" relativeHeight="8" behindDoc="0" locked="0" layoutInCell="0" allowOverlap="1">
+          <wp:anchor distT="0" distB="0" distL="0" distR="0" simplePos="0" relativeHeight="9" behindDoc="0" locked="0" layoutInCell="0" allowOverlap="1">
             <wp:simplePos x="0" y="0"/>
             <wp:positionH relativeFrom="column">
               <wp:align>center</wp:align>
@@ -2851,15 +2851,15 @@
       <w:r>
         <w:rPr/>
         <w:drawing>
-          <wp:anchor distT="0" distB="0" distL="0" distR="0" simplePos="0" relativeHeight="9" behindDoc="0" locked="0" layoutInCell="0" allowOverlap="1">
+          <wp:anchor distT="0" distB="0" distL="0" distR="0" simplePos="0" relativeHeight="10" behindDoc="0" locked="0" layoutInCell="0" allowOverlap="1">
             <wp:simplePos x="0" y="0"/>
             <wp:positionH relativeFrom="column">
               <wp:align>center</wp:align>
             </wp:positionH>
             <wp:positionV relativeFrom="paragraph">
-              <wp:align>top</wp:align>
+              <wp:posOffset>635</wp:posOffset>
             </wp:positionV>
-            <wp:extent cx="4915535" cy="8582660"/>
+            <wp:extent cx="4142740" cy="7233285"/>
             <wp:effectExtent l="0" t="0" r="0" b="0"/>
             <wp:wrapSquare wrapText="largest"/>
             <wp:docPr id="5" name="Imagen8"/>
@@ -2884,7 +2884,7 @@
                   <pic:spPr bwMode="auto">
                     <a:xfrm>
                       <a:off x="0" y="0"/>
-                      <a:ext cx="4915535" cy="8582660"/>
+                      <a:ext cx="4142740" cy="7233285"/>
                     </a:xfrm>
                     <a:prstGeom prst="rect">
                       <a:avLst/>
@@ -2903,6 +2903,55 @@
         <w:pStyle w:val="Heading2"/>
         <w:rPr>
           <w:rFonts w:ascii="Arial" w:hAnsi="Arial"/>
+          <w:b/>
+          <w:bCs/>
+          <w:color w:val="000000"/>
+          <w:sz w:val="28"/>
+          <w:szCs w:val="28"/>
+        </w:rPr>
+      </w:pPr>
+      <w:r>
+        <w:rPr>
+          <w:rFonts w:ascii="Arial" w:hAnsi="Arial"/>
+          <w:b/>
+          <w:bCs/>
+          <w:color w:val="000000"/>
+          <w:sz w:val="28"/>
+          <w:szCs w:val="28"/>
+        </w:rPr>
+        <w:t>Justificación del Diagrama Conversacional</w:t>
+      </w:r>
+    </w:p>
+    <w:p>
+      <w:pPr>
+        <w:pStyle w:val="Normal"/>
+        <w:bidi w:val="0"/>
+        <w:rPr>
+          <w:rFonts w:ascii="Arial" w:hAnsi="Arial"/>
+          <w:b w:val="false"/>
+          <w:bCs w:val="false"/>
+          <w:color w:val="000000"/>
+          <w:sz w:val="24"/>
+          <w:szCs w:val="24"/>
+        </w:rPr>
+      </w:pPr>
+      <w:r>
+        <w:rPr>
+          <w:rFonts w:ascii="Arial" w:hAnsi="Arial"/>
+          <w:b w:val="false"/>
+          <w:bCs w:val="false"/>
+          <w:color w:val="000000"/>
+          <w:sz w:val="24"/>
+          <w:szCs w:val="24"/>
+        </w:rPr>
+        <w:t>Este diagrama de flujo describe de forma lógica y secuencial la Interacción del usuario con el Chatbot mediante una Arquitectura RAG (Retrieval-Augmented Generation). La arquitectura garantiza una experiencia de usuario fluida, segura, precisa y contextualizada en el dominio deportivo.</w:t>
+      </w:r>
+    </w:p>
+    <w:p>
+      <w:pPr>
+        <w:pStyle w:val="Heading2"/>
+        <w:rPr>
+          <w:rFonts w:ascii="Arial" w:hAnsi="Arial"/>
         </w:rPr>
       </w:pPr>
       <w:bookmarkStart w:id="22" w:name="_2vzmrfpce43y"/>
@@ -2926,7 +2975,7 @@
           <w:rFonts w:ascii="Arial" w:hAnsi="Arial"/>
         </w:rPr>
         <w:drawing>
-          <wp:anchor distT="0" distB="0" distL="0" distR="0" simplePos="0" relativeHeight="10" behindDoc="0" locked="0" layoutInCell="0" allowOverlap="1">
+          <wp:anchor distT="0" distB="0" distL="0" distR="0" simplePos="0" relativeHeight="11" behindDoc="0" locked="0" layoutInCell="0" allowOverlap="1">
             <wp:simplePos x="0" y="0"/>
             <wp:positionH relativeFrom="column">
               <wp:align>center</wp:align>
@@ -9200,6 +9249,14 @@
       <w:bCs/>
     </w:rPr>
   </w:style>
+  <w:style w:type="paragraph" w:styleId="Header">
+    <w:name w:val="header"/>
+    <w:basedOn w:val="Cabeceraypie"/>
+    <w:pPr>
+      <w:suppressLineNumbers/>
+    </w:pPr>
+    <w:rPr/>
+  </w:style>
   <w:style w:type="numbering" w:styleId="Ningunalistauser" w:customStyle="1">
     <w:name w:val="Ninguna lista (user)"/>
     <w:uiPriority w:val="99"/>

--- a/Modelo_de_informe_DEFINITIVO.docx
+++ b/Modelo_de_informe_DEFINITIVO.docx
@@ -2036,7 +2036,7 @@
           <w:rFonts w:ascii="Arial" w:hAnsi="Arial"/>
         </w:rPr>
         <w:drawing>
-          <wp:anchor distT="0" distB="0" distL="0" distR="0" simplePos="0" relativeHeight="8" behindDoc="0" locked="0" layoutInCell="0" allowOverlap="1">
+          <wp:anchor distT="0" distB="0" distL="0" distR="0" simplePos="0" relativeHeight="7" behindDoc="0" locked="0" layoutInCell="0" allowOverlap="1">
             <wp:simplePos x="0" y="0"/>
             <wp:positionH relativeFrom="column">
               <wp:align>center</wp:align>
@@ -2316,7 +2316,7 @@
           <w:rFonts w:ascii="Arial" w:hAnsi="Arial"/>
         </w:rPr>
         <w:drawing>
-          <wp:anchor distT="0" distB="0" distL="0" distR="0" simplePos="0" relativeHeight="9" behindDoc="0" locked="0" layoutInCell="0" allowOverlap="1">
+          <wp:anchor distT="0" distB="0" distL="0" distR="0" simplePos="0" relativeHeight="8" behindDoc="0" locked="0" layoutInCell="0" allowOverlap="1">
             <wp:simplePos x="0" y="0"/>
             <wp:positionH relativeFrom="column">
               <wp:align>center</wp:align>
@@ -2619,7 +2619,7 @@
           <w:rFonts w:ascii="Arial" w:hAnsi="Arial"/>
         </w:rPr>
         <w:drawing>
-          <wp:anchor distT="0" distB="0" distL="0" distR="0" simplePos="0" relativeHeight="4" behindDoc="0" locked="0" layoutInCell="0" allowOverlap="1">
+          <wp:anchor distT="0" distB="0" distL="0" distR="0" simplePos="0" relativeHeight="3" behindDoc="0" locked="0" layoutInCell="0" allowOverlap="1">
             <wp:simplePos x="0" y="0"/>
             <wp:positionH relativeFrom="column">
               <wp:align>center</wp:align>
@@ -2733,7 +2733,7 @@
       <w:bookmarkEnd w:id="20"/>
       <w:r>
         <w:drawing>
-          <wp:anchor distT="0" distB="0" distL="0" distR="0" simplePos="0" relativeHeight="5" behindDoc="0" locked="0" layoutInCell="0" allowOverlap="1">
+          <wp:anchor distT="0" distB="0" distL="0" distR="0" simplePos="0" relativeHeight="4" behindDoc="0" locked="0" layoutInCell="0" allowOverlap="1">
             <wp:simplePos x="0" y="0"/>
             <wp:positionH relativeFrom="column">
               <wp:align>center</wp:align>
@@ -2851,7 +2851,7 @@
       <w:r>
         <w:rPr/>
         <w:drawing>
-          <wp:anchor distT="0" distB="0" distL="0" distR="0" simplePos="0" relativeHeight="10" behindDoc="0" locked="0" layoutInCell="0" allowOverlap="1">
+          <wp:anchor distT="0" distB="0" distL="0" distR="0" simplePos="0" relativeHeight="9" behindDoc="0" locked="0" layoutInCell="0" allowOverlap="1">
             <wp:simplePos x="0" y="0"/>
             <wp:positionH relativeFrom="column">
               <wp:align>center</wp:align>
@@ -2975,7 +2975,7 @@
           <w:rFonts w:ascii="Arial" w:hAnsi="Arial"/>
         </w:rPr>
         <w:drawing>
-          <wp:anchor distT="0" distB="0" distL="0" distR="0" simplePos="0" relativeHeight="11" behindDoc="0" locked="0" layoutInCell="0" allowOverlap="1">
+          <wp:anchor distT="0" distB="0" distL="0" distR="0" simplePos="0" relativeHeight="10" behindDoc="0" locked="0" layoutInCell="0" allowOverlap="1">
             <wp:simplePos x="0" y="0"/>
             <wp:positionH relativeFrom="column">
               <wp:align>center</wp:align>
@@ -3942,7 +3942,15 @@
                 <w:sz w:val="24"/>
                 <w:szCs w:val="24"/>
               </w:rPr>
-              <w:t>Control de respaldos, moderación de usuarios y revisión de reportes.</w:t>
+              <w:t xml:space="preserve">Control de respaldos, moderación de usuarios, revisión de reportes </w:t>
+            </w:r>
+            <w:r>
+              <w:rPr>
+                <w:rFonts w:ascii="Arial" w:hAnsi="Arial"/>
+                <w:sz w:val="24"/>
+                <w:szCs w:val="24"/>
+              </w:rPr>
+              <w:t>y consulta del registro de auditoria de conexiones con las API deportivas y el proveedor LLM.</w:t>
             </w:r>
           </w:p>
         </w:tc>
@@ -4009,10 +4017,12 @@
           <w:rFonts w:ascii="Arial" w:hAnsi="Arial"/>
         </w:rPr>
       </w:pPr>
-      <w:r>
-        <w:rPr>
-          <w:rFonts w:ascii="Arial" w:hAnsi="Arial"/>
-        </w:rPr>
+      <w:r/>
+      <w:r>
+        <w:rPr>
+          <w:rFonts w:ascii="Arial" w:hAnsi="Arial"/>
+        </w:rPr>
+        <w:softHyphen/>
       </w:r>
     </w:p>
     <w:p>
@@ -4444,7 +4454,7 @@
           <w:rFonts w:ascii="Arial" w:hAnsi="Arial"/>
         </w:rPr>
         <w:drawing>
-          <wp:anchor distT="0" distB="0" distL="0" distR="0" simplePos="0" relativeHeight="3" behindDoc="0" locked="0" layoutInCell="0" allowOverlap="1">
+          <wp:anchor distT="0" distB="0" distL="0" distR="0" simplePos="0" relativeHeight="11" behindDoc="0" locked="0" layoutInCell="0" allowOverlap="1">
             <wp:simplePos x="0" y="0"/>
             <wp:positionH relativeFrom="column">
               <wp:align>center</wp:align>
@@ -4452,10 +4462,10 @@
             <wp:positionV relativeFrom="paragraph">
               <wp:posOffset>635</wp:posOffset>
             </wp:positionV>
-            <wp:extent cx="5731510" cy="3408680"/>
+            <wp:extent cx="5731510" cy="5587365"/>
             <wp:effectExtent l="0" t="0" r="0" b="0"/>
             <wp:wrapSquare wrapText="largest"/>
-            <wp:docPr id="7" name="Imagen4"/>
+            <wp:docPr id="7" name="Imagen3"/>
             <wp:cNvGraphicFramePr>
               <a:graphicFrameLocks xmlns:a="http://schemas.openxmlformats.org/drawingml/2006/main" noChangeAspect="1"/>
             </wp:cNvGraphicFramePr>
@@ -4463,13 +4473,14 @@
               <a:graphicData uri="http://schemas.openxmlformats.org/drawingml/2006/picture">
                 <pic:pic xmlns:pic="http://schemas.openxmlformats.org/drawingml/2006/picture">
                   <pic:nvPicPr>
-                    <pic:cNvPr id="7" name="Imagen4"/>
+                    <pic:cNvPr id="7" name="Imagen3"/>
                     <pic:cNvPicPr>
                       <a:picLocks noChangeAspect="1" noChangeArrowheads="1"/>
                     </pic:cNvPicPr>
                   </pic:nvPicPr>
                   <pic:blipFill>
                     <a:blip r:embed="rId8"/>
+                    <a:srcRect l="0" t="0" r="0" b="4984"/>
                     <a:stretch>
                       <a:fillRect/>
                     </a:stretch>
@@ -4477,7 +4488,7 @@
                   <pic:spPr bwMode="auto">
                     <a:xfrm>
                       <a:off x="0" y="0"/>
-                      <a:ext cx="5731510" cy="3408680"/>
+                      <a:ext cx="5731510" cy="5587365"/>
                     </a:xfrm>
                     <a:prstGeom prst="rect">
                       <a:avLst/>
@@ -4489,6 +4500,498 @@
             </a:graphic>
           </wp:anchor>
         </w:drawing>
+      </w:r>
+    </w:p>
+    <w:p>
+      <w:pPr>
+        <w:pStyle w:val="Normal"/>
+        <w:rPr>
+          <w:rFonts w:ascii="Arial" w:hAnsi="Arial"/>
+          <w:b/>
+          <w:bCs/>
+          <w:sz w:val="26"/>
+          <w:szCs w:val="26"/>
+        </w:rPr>
+      </w:pPr>
+      <w:r>
+        <w:rPr>
+          <w:rFonts w:ascii="Arial" w:hAnsi="Arial"/>
+          <w:b/>
+          <w:bCs/>
+          <w:sz w:val="26"/>
+          <w:szCs w:val="26"/>
+        </w:rPr>
+        <w:t>Tablas Base de Datos:</w:t>
+      </w:r>
+    </w:p>
+    <w:p>
+      <w:pPr>
+        <w:pStyle w:val="BodyText"/>
+        <w:rPr>
+          <w:rFonts w:ascii="Arial" w:hAnsi="Arial"/>
+          <w:b w:val="false"/>
+          <w:bCs w:val="false"/>
+          <w:sz w:val="24"/>
+          <w:szCs w:val="24"/>
+        </w:rPr>
+      </w:pPr>
+      <w:r>
+        <w:rPr>
+          <w:rFonts w:ascii="Arial" w:hAnsi="Arial"/>
+          <w:b/>
+          <w:bCs/>
+          <w:sz w:val="24"/>
+          <w:szCs w:val="24"/>
+        </w:rPr>
+        <w:t>BACKUP</w:t>
+      </w:r>
+      <w:r>
+        <w:rPr>
+          <w:rFonts w:ascii="Arial" w:hAnsi="Arial"/>
+          <w:b w:val="false"/>
+          <w:bCs w:val="false"/>
+          <w:sz w:val="24"/>
+          <w:szCs w:val="24"/>
+        </w:rPr>
+        <w:t>(id_backup (PK), fecha, ruta_archivo, estado)</w:t>
+      </w:r>
+    </w:p>
+    <w:p>
+      <w:pPr>
+        <w:pStyle w:val="BodyText"/>
+        <w:rPr>
+          <w:rFonts w:ascii="Arial" w:hAnsi="Arial"/>
+          <w:sz w:val="24"/>
+          <w:szCs w:val="24"/>
+        </w:rPr>
+      </w:pPr>
+      <w:r>
+        <w:rPr>
+          <w:rFonts w:ascii="Arial" w:hAnsi="Arial"/>
+          <w:b/>
+          <w:bCs/>
+          <w:sz w:val="24"/>
+          <w:szCs w:val="24"/>
+        </w:rPr>
+        <w:t>USUARIO</w:t>
+      </w:r>
+      <w:r>
+        <w:rPr>
+          <w:rFonts w:ascii="Arial" w:hAnsi="Arial"/>
+          <w:sz w:val="24"/>
+          <w:szCs w:val="24"/>
+        </w:rPr>
+        <w:t>(id_usuario (PK), correo, contraseña_hash, nombre_usuario, es_admin, fecha_registro)</w:t>
+      </w:r>
+    </w:p>
+    <w:p>
+      <w:pPr>
+        <w:pStyle w:val="BodyText"/>
+        <w:rPr>
+          <w:rFonts w:ascii="Arial" w:hAnsi="Arial"/>
+          <w:sz w:val="24"/>
+          <w:szCs w:val="24"/>
+        </w:rPr>
+      </w:pPr>
+      <w:r>
+        <w:rPr>
+          <w:rFonts w:ascii="Arial" w:hAnsi="Arial"/>
+          <w:b/>
+          <w:bCs/>
+          <w:sz w:val="24"/>
+          <w:szCs w:val="24"/>
+        </w:rPr>
+        <w:t>REPORTE</w:t>
+      </w:r>
+      <w:r>
+        <w:rPr>
+          <w:rFonts w:ascii="Arial" w:hAnsi="Arial"/>
+          <w:sz w:val="24"/>
+          <w:szCs w:val="24"/>
+        </w:rPr>
+        <w:t>(id_reporte (PK), id_usuario (FK), descripcion, fecha, estado)</w:t>
+      </w:r>
+    </w:p>
+    <w:p>
+      <w:pPr>
+        <w:pStyle w:val="BodyText"/>
+        <w:rPr>
+          <w:rFonts w:ascii="Arial" w:hAnsi="Arial"/>
+          <w:sz w:val="24"/>
+          <w:szCs w:val="24"/>
+        </w:rPr>
+      </w:pPr>
+      <w:r>
+        <w:rPr>
+          <w:rFonts w:ascii="Arial" w:hAnsi="Arial"/>
+          <w:b/>
+          <w:bCs/>
+          <w:sz w:val="24"/>
+          <w:szCs w:val="24"/>
+        </w:rPr>
+        <w:t>NOTICIA</w:t>
+      </w:r>
+      <w:r>
+        <w:rPr>
+          <w:rFonts w:ascii="Arial" w:hAnsi="Arial"/>
+          <w:sz w:val="24"/>
+          <w:szCs w:val="24"/>
+        </w:rPr>
+        <w:t>(id_noticia (PK), titulo, contenido, fecha)</w:t>
+      </w:r>
+    </w:p>
+    <w:p>
+      <w:pPr>
+        <w:pStyle w:val="BodyText"/>
+        <w:rPr>
+          <w:rFonts w:ascii="Arial" w:hAnsi="Arial"/>
+          <w:sz w:val="24"/>
+          <w:szCs w:val="24"/>
+        </w:rPr>
+      </w:pPr>
+      <w:r>
+        <w:rPr>
+          <w:rFonts w:ascii="Arial" w:hAnsi="Arial"/>
+          <w:b/>
+          <w:bCs/>
+          <w:sz w:val="24"/>
+          <w:szCs w:val="24"/>
+        </w:rPr>
+        <w:t>EQUIPO</w:t>
+      </w:r>
+      <w:r>
+        <w:rPr>
+          <w:rFonts w:ascii="Arial" w:hAnsi="Arial"/>
+          <w:sz w:val="24"/>
+          <w:szCs w:val="24"/>
+        </w:rPr>
+        <w:t>(id_equipo (PK), nombre, escudo_url, pais, estadio, director_tecnico)</w:t>
+      </w:r>
+    </w:p>
+    <w:p>
+      <w:pPr>
+        <w:pStyle w:val="BodyText"/>
+        <w:rPr>
+          <w:rFonts w:ascii="Arial" w:hAnsi="Arial"/>
+          <w:sz w:val="24"/>
+          <w:szCs w:val="24"/>
+        </w:rPr>
+      </w:pPr>
+      <w:r>
+        <w:rPr>
+          <w:rFonts w:ascii="Arial" w:hAnsi="Arial"/>
+          <w:b/>
+          <w:bCs/>
+          <w:sz w:val="24"/>
+          <w:szCs w:val="24"/>
+        </w:rPr>
+        <w:t>JUGADOR</w:t>
+      </w:r>
+      <w:r>
+        <w:rPr>
+          <w:rFonts w:ascii="Arial" w:hAnsi="Arial"/>
+          <w:sz w:val="24"/>
+          <w:szCs w:val="24"/>
+        </w:rPr>
+        <w:t>(id_jugador (PK), id_equipo (FK), nombre, posicion, nacionalidad, estadisticas_temporada)</w:t>
+      </w:r>
+    </w:p>
+    <w:p>
+      <w:pPr>
+        <w:pStyle w:val="BodyText"/>
+        <w:rPr>
+          <w:rFonts w:ascii="Arial" w:hAnsi="Arial"/>
+          <w:sz w:val="24"/>
+          <w:szCs w:val="24"/>
+        </w:rPr>
+      </w:pPr>
+      <w:r>
+        <w:rPr>
+          <w:rFonts w:ascii="Arial" w:hAnsi="Arial"/>
+          <w:b/>
+          <w:bCs/>
+          <w:sz w:val="24"/>
+          <w:szCs w:val="24"/>
+        </w:rPr>
+        <w:t>COMPETICION</w:t>
+      </w:r>
+      <w:r>
+        <w:rPr>
+          <w:rFonts w:ascii="Arial" w:hAnsi="Arial"/>
+          <w:sz w:val="24"/>
+          <w:szCs w:val="24"/>
+        </w:rPr>
+        <w:t>(id_competicion (PK), nombre, temporada, pais)</w:t>
+      </w:r>
+    </w:p>
+    <w:p>
+      <w:pPr>
+        <w:pStyle w:val="BodyText"/>
+        <w:rPr>
+          <w:rFonts w:ascii="Arial" w:hAnsi="Arial"/>
+          <w:sz w:val="24"/>
+          <w:szCs w:val="24"/>
+        </w:rPr>
+      </w:pPr>
+      <w:r>
+        <w:rPr>
+          <w:rFonts w:ascii="Arial" w:hAnsi="Arial"/>
+          <w:b/>
+          <w:bCs/>
+          <w:sz w:val="24"/>
+          <w:szCs w:val="24"/>
+        </w:rPr>
+        <w:t>COPA</w:t>
+      </w:r>
+      <w:r>
+        <w:rPr>
+          <w:rFonts w:ascii="Arial" w:hAnsi="Arial"/>
+          <w:sz w:val="24"/>
+          <w:szCs w:val="24"/>
+        </w:rPr>
+        <w:t>(id_competicion (PK, FK), existen_vueltas)</w:t>
+      </w:r>
+    </w:p>
+    <w:p>
+      <w:pPr>
+        <w:pStyle w:val="BodyText"/>
+        <w:rPr>
+          <w:rFonts w:ascii="Arial" w:hAnsi="Arial"/>
+          <w:sz w:val="24"/>
+          <w:szCs w:val="24"/>
+        </w:rPr>
+      </w:pPr>
+      <w:r>
+        <w:rPr>
+          <w:rFonts w:ascii="Arial" w:hAnsi="Arial"/>
+          <w:b/>
+          <w:bCs/>
+          <w:sz w:val="24"/>
+          <w:szCs w:val="24"/>
+        </w:rPr>
+        <w:t>LIGA</w:t>
+      </w:r>
+      <w:r>
+        <w:rPr>
+          <w:rFonts w:ascii="Arial" w:hAnsi="Arial"/>
+          <w:sz w:val="24"/>
+          <w:szCs w:val="24"/>
+        </w:rPr>
+        <w:t>(id_competicion (PK, FK), cantidad_fechas, formato_texto)</w:t>
+      </w:r>
+    </w:p>
+    <w:p>
+      <w:pPr>
+        <w:pStyle w:val="BodyText"/>
+        <w:rPr>
+          <w:rFonts w:ascii="Arial" w:hAnsi="Arial"/>
+          <w:sz w:val="24"/>
+          <w:szCs w:val="24"/>
+        </w:rPr>
+      </w:pPr>
+      <w:r>
+        <w:rPr>
+          <w:rFonts w:ascii="Arial" w:hAnsi="Arial"/>
+          <w:b/>
+          <w:bCs/>
+          <w:sz w:val="24"/>
+          <w:szCs w:val="24"/>
+        </w:rPr>
+        <w:t>PARTIDO</w:t>
+      </w:r>
+      <w:r>
+        <w:rPr>
+          <w:rFonts w:ascii="Arial" w:hAnsi="Arial"/>
+          <w:sz w:val="24"/>
+          <w:szCs w:val="24"/>
+        </w:rPr>
+        <w:t>(id_partido (PK), id_competicion (FK), hora_inicio, estado, resultado_local, resultado_visitante, minuto_juego, arbitro)</w:t>
+      </w:r>
+    </w:p>
+    <w:p>
+      <w:pPr>
+        <w:pStyle w:val="BodyText"/>
+        <w:rPr>
+          <w:rFonts w:ascii="Arial" w:hAnsi="Arial"/>
+          <w:sz w:val="24"/>
+          <w:szCs w:val="24"/>
+        </w:rPr>
+      </w:pPr>
+      <w:r>
+        <w:rPr>
+          <w:rFonts w:ascii="Arial" w:hAnsi="Arial"/>
+          <w:b/>
+          <w:bCs/>
+          <w:sz w:val="24"/>
+          <w:szCs w:val="24"/>
+        </w:rPr>
+        <w:t>EVENTO</w:t>
+      </w:r>
+      <w:r>
+        <w:rPr>
+          <w:rFonts w:ascii="Arial" w:hAnsi="Arial"/>
+          <w:sz w:val="24"/>
+          <w:szCs w:val="24"/>
+        </w:rPr>
+        <w:t>(id_partido (PK, FK), nro_evento (PK), tipo, descripcion, minuto, origen, fecha_registro)</w:t>
+      </w:r>
+    </w:p>
+    <w:p>
+      <w:pPr>
+        <w:pStyle w:val="BodyText"/>
+        <w:rPr>
+          <w:rFonts w:ascii="Arial" w:hAnsi="Arial"/>
+          <w:sz w:val="24"/>
+          <w:szCs w:val="24"/>
+        </w:rPr>
+      </w:pPr>
+      <w:r>
+        <w:rPr>
+          <w:rFonts w:ascii="Arial" w:hAnsi="Arial"/>
+          <w:b/>
+          <w:bCs/>
+          <w:sz w:val="24"/>
+          <w:szCs w:val="24"/>
+        </w:rPr>
+        <w:t>HISTORIAL</w:t>
+      </w:r>
+      <w:r>
+        <w:rPr>
+          <w:rFonts w:ascii="Arial" w:hAnsi="Arial"/>
+          <w:sz w:val="24"/>
+          <w:szCs w:val="24"/>
+        </w:rPr>
+        <w:t>(id_partido (PK, FK), timestamp (PK), prob_local, prob_visitante, prob_empate)</w:t>
+      </w:r>
+    </w:p>
+    <w:p>
+      <w:pPr>
+        <w:pStyle w:val="BodyText"/>
+        <w:rPr>
+          <w:rFonts w:ascii="Arial" w:hAnsi="Arial"/>
+          <w:sz w:val="24"/>
+          <w:szCs w:val="24"/>
+        </w:rPr>
+      </w:pPr>
+      <w:r>
+        <w:rPr>
+          <w:rFonts w:ascii="Arial" w:hAnsi="Arial"/>
+          <w:b/>
+          <w:bCs/>
+          <w:sz w:val="24"/>
+          <w:szCs w:val="24"/>
+        </w:rPr>
+        <w:t>USUARIO_EQUIPO_SUB</w:t>
+      </w:r>
+      <w:r>
+        <w:rPr>
+          <w:rFonts w:ascii="Arial" w:hAnsi="Arial"/>
+          <w:sz w:val="24"/>
+          <w:szCs w:val="24"/>
+        </w:rPr>
+        <w:t>(id_usuario (PK, FK), id_equipo (PK, FK), tipo_alerta, chat_id_telegram)</w:t>
+      </w:r>
+    </w:p>
+    <w:p>
+      <w:pPr>
+        <w:pStyle w:val="BodyText"/>
+        <w:rPr>
+          <w:rFonts w:ascii="Arial" w:hAnsi="Arial"/>
+          <w:sz w:val="24"/>
+          <w:szCs w:val="24"/>
+        </w:rPr>
+      </w:pPr>
+      <w:r>
+        <w:rPr>
+          <w:rFonts w:ascii="Arial" w:hAnsi="Arial"/>
+          <w:b/>
+          <w:bCs/>
+          <w:sz w:val="24"/>
+          <w:szCs w:val="24"/>
+        </w:rPr>
+        <w:t>NOTICIA_EQUIPO_SOBRE</w:t>
+      </w:r>
+      <w:r>
+        <w:rPr>
+          <w:rFonts w:ascii="Arial" w:hAnsi="Arial"/>
+          <w:sz w:val="24"/>
+          <w:szCs w:val="24"/>
+        </w:rPr>
+        <w:t>(id_noticia (PK, FK), id_equipo (PK, FK))</w:t>
+      </w:r>
+    </w:p>
+    <w:p>
+      <w:pPr>
+        <w:pStyle w:val="BodyText"/>
+        <w:rPr>
+          <w:rFonts w:ascii="Arial" w:hAnsi="Arial"/>
+          <w:b w:val="false"/>
+          <w:bCs w:val="false"/>
+          <w:sz w:val="24"/>
+          <w:szCs w:val="24"/>
+        </w:rPr>
+      </w:pPr>
+      <w:r>
+        <w:rPr>
+          <w:rFonts w:ascii="Arial" w:hAnsi="Arial"/>
+          <w:b/>
+          <w:bCs/>
+          <w:sz w:val="24"/>
+          <w:szCs w:val="24"/>
+        </w:rPr>
+        <w:t>JUEGA</w:t>
+      </w:r>
+      <w:r>
+        <w:rPr>
+          <w:rFonts w:ascii="Arial" w:hAnsi="Arial"/>
+          <w:b w:val="false"/>
+          <w:bCs w:val="false"/>
+          <w:sz w:val="24"/>
+          <w:szCs w:val="24"/>
+        </w:rPr>
+        <w:t xml:space="preserve">(id_equipo (PK, FK), id_partido (PK, FK), tipo) </w:t>
+      </w:r>
+    </w:p>
+    <w:p>
+      <w:pPr>
+        <w:pStyle w:val="Normal"/>
+        <w:rPr>
+          <w:rFonts w:ascii="Arial" w:hAnsi="Arial"/>
+          <w:b w:val="false"/>
+          <w:bCs w:val="false"/>
+          <w:sz w:val="24"/>
+          <w:szCs w:val="24"/>
+        </w:rPr>
+      </w:pPr>
+      <w:r>
+        <w:rPr>
+          <w:rFonts w:ascii="Arial" w:hAnsi="Arial"/>
+          <w:b w:val="false"/>
+          <w:bCs w:val="false"/>
+          <w:sz w:val="24"/>
+          <w:szCs w:val="24"/>
+        </w:rPr>
+      </w:r>
+    </w:p>
+    <w:p>
+      <w:pPr>
+        <w:pStyle w:val="Normal"/>
+        <w:rPr>
+          <w:rFonts w:ascii="Arial" w:hAnsi="Arial"/>
+          <w:b w:val="false"/>
+          <w:bCs w:val="false"/>
+          <w:sz w:val="24"/>
+          <w:szCs w:val="24"/>
+        </w:rPr>
+      </w:pPr>
+      <w:r>
+        <w:rPr>
+          <w:rFonts w:ascii="Arial" w:hAnsi="Arial"/>
+          <w:b w:val="false"/>
+          <w:bCs w:val="false"/>
+          <w:sz w:val="24"/>
+          <w:szCs w:val="24"/>
+        </w:rPr>
       </w:r>
     </w:p>
     <w:p>
